--- a/Demo_MVC.docx
+++ b/Demo_MVC.docx
@@ -1,6 +1,6 @@
 
 <file path=word/document.xml><?xml version="1.0" encoding="utf-8"?>
-<w:document xmlns:wpc="http://schemas.microsoft.com/office/word/2010/wordprocessingCanvas" xmlns:cx="http://schemas.microsoft.com/office/drawing/2014/chartex" xmlns:cx1="http://schemas.microsoft.com/office/drawing/2015/9/8/chartex" xmlns:cx2="http://schemas.microsoft.com/office/drawing/2015/10/21/chartex" xmlns:cx3="http://schemas.microsoft.com/office/drawing/2016/5/9/chartex" xmlns:cx4="http://schemas.microsoft.com/office/drawing/2016/5/10/chartex" xmlns:cx5="http://schemas.microsoft.com/office/drawing/2016/5/11/chartex" xmlns:cx6="http://schemas.microsoft.com/office/drawing/2016/5/12/chartex" xmlns:cx7="http://schemas.microsoft.com/office/drawing/2016/5/13/chartex" xmlns:cx8="http://schemas.microsoft.com/office/drawing/2016/5/14/chartex" xmlns:mc="http://schemas.openxmlformats.org/markup-compatibility/2006" xmlns:aink="http://schemas.microsoft.com/office/drawing/2016/ink" xmlns:am3d="http://schemas.microsoft.com/office/drawing/2017/model3d" xmlns:o="urn:schemas-microsoft-com:office:office" xmlns:oel="http://schemas.microsoft.com/office/2019/extlst" xmlns:r="http://schemas.openxmlformats.org/officeDocument/2006/relationships" xmlns:m="http://schemas.openxmlformats.org/officeDocument/2006/math" xmlns:v="urn:schemas-microsoft-com:vml" xmlns:wp14="http://schemas.microsoft.com/office/word/2010/wordprocessingDrawing" xmlns:wp="http://schemas.openxmlformats.org/drawingml/2006/wordprocessingDrawing" xmlns:w10="urn:schemas-microsoft-com:office:word" xmlns:w="http://schemas.openxmlformats.org/wordprocessingml/2006/main" xmlns:w14="http://schemas.microsoft.com/office/word/2010/wordml" xmlns:w15="http://schemas.microsoft.com/office/word/2012/wordml" xmlns:w16cex="http://schemas.microsoft.com/office/word/2018/wordml/cex" xmlns:w16cid="http://schemas.microsoft.com/office/word/2016/wordml/cid" xmlns:w16="http://schemas.microsoft.com/office/word/2018/wordml" xmlns:w16sdtdh="http://schemas.microsoft.com/office/word/2020/wordml/sdtdatahash" xmlns:w16se="http://schemas.microsoft.com/office/word/2015/wordml/symex" xmlns:wpg="http://schemas.microsoft.com/office/word/2010/wordprocessingGroup" xmlns:wpi="http://schemas.microsoft.com/office/word/2010/wordprocessingInk" xmlns:wne="http://schemas.microsoft.com/office/word/2006/wordml" xmlns:wps="http://schemas.microsoft.com/office/word/2010/wordprocessingShape" mc:Ignorable="w14 w15 w16se w16cid w16 w16cex w16sdtdh wp14">
+<w:document xmlns:wpc="http://schemas.microsoft.com/office/word/2010/wordprocessingCanvas" xmlns:cx="http://schemas.microsoft.com/office/drawing/2014/chartex" xmlns:cx1="http://schemas.microsoft.com/office/drawing/2015/9/8/chartex" xmlns:cx2="http://schemas.microsoft.com/office/drawing/2015/10/21/chartex" xmlns:cx3="http://schemas.microsoft.com/office/drawing/2016/5/9/chartex" xmlns:cx4="http://schemas.microsoft.com/office/drawing/2016/5/10/chartex" xmlns:cx5="http://schemas.microsoft.com/office/drawing/2016/5/11/chartex" xmlns:cx6="http://schemas.microsoft.com/office/drawing/2016/5/12/chartex" xmlns:cx7="http://schemas.microsoft.com/office/drawing/2016/5/13/chartex" xmlns:cx8="http://schemas.microsoft.com/office/drawing/2016/5/14/chartex" xmlns:mc="http://schemas.openxmlformats.org/markup-compatibility/2006" xmlns:aink="http://schemas.microsoft.com/office/drawing/2016/ink" xmlns:am3d="http://schemas.microsoft.com/office/drawing/2017/model3d" xmlns:o="urn:schemas-microsoft-com:office:office" xmlns:r="http://schemas.openxmlformats.org/officeDocument/2006/relationships" xmlns:m="http://schemas.openxmlformats.org/officeDocument/2006/math" xmlns:v="urn:schemas-microsoft-com:vml" xmlns:wp14="http://schemas.microsoft.com/office/word/2010/wordprocessingDrawing" xmlns:wp="http://schemas.openxmlformats.org/drawingml/2006/wordprocessingDrawing" xmlns:w10="urn:schemas-microsoft-com:office:word" xmlns:w="http://schemas.openxmlformats.org/wordprocessingml/2006/main" xmlns:w14="http://schemas.microsoft.com/office/word/2010/wordml" xmlns:w15="http://schemas.microsoft.com/office/word/2012/wordml" xmlns:w16cid="http://schemas.microsoft.com/office/word/2016/wordml/cid" xmlns:w16se="http://schemas.microsoft.com/office/word/2015/wordml/symex" xmlns:wpg="http://schemas.microsoft.com/office/word/2010/wordprocessingGroup" xmlns:wpi="http://schemas.microsoft.com/office/word/2010/wordprocessingInk" xmlns:wne="http://schemas.microsoft.com/office/word/2006/wordml" xmlns:wps="http://schemas.microsoft.com/office/word/2010/wordprocessingShape" mc:Ignorable="w14 w15 w16se w16cid wp14">
   <w:body>
     <w:p>
       <w:pPr>
@@ -51,30 +51,86 @@
           <w:kern w:val="0"/>
           <w14:ligatures w14:val="none"/>
         </w:rPr>
-        <w:t xml:space="preserve">PHẦN A — Tạo project MVC </w:t>
-      </w:r>
-    </w:p>
-    <w:p>
-      <w:pPr>
-        <w:spacing w:before="100" w:beforeAutospacing="1" w:after="100" w:afterAutospacing="1" w:line="240" w:lineRule="auto"/>
-        <w:outlineLvl w:val="1"/>
-        <w:rPr>
-          <w:rFonts w:ascii="Times New Roman" w:eastAsia="Times New Roman" w:hAnsi="Times New Roman" w:cs="Times New Roman"/>
-          <w:b/>
-          <w:bCs/>
-          <w:kern w:val="0"/>
-          <w14:ligatures w14:val="none"/>
-        </w:rPr>
-      </w:pPr>
-      <w:r>
-        <w:rPr>
-          <w:rFonts w:ascii="Times New Roman" w:eastAsia="Times New Roman" w:hAnsi="Times New Roman" w:cs="Times New Roman"/>
-          <w:b/>
-          <w:bCs/>
-          <w:kern w:val="0"/>
-          <w14:ligatures w14:val="none"/>
-        </w:rPr>
-        <w:t>Bước A1) Tạo project</w:t>
+        <w:t xml:space="preserve">PHẦN A — </w:t>
+      </w:r>
+      <w:proofErr w:type="spellStart"/>
+      <w:r>
+        <w:rPr>
+          <w:rFonts w:ascii="Times New Roman" w:eastAsia="Times New Roman" w:hAnsi="Times New Roman" w:cs="Times New Roman"/>
+          <w:b/>
+          <w:bCs/>
+          <w:kern w:val="0"/>
+          <w14:ligatures w14:val="none"/>
+        </w:rPr>
+        <w:t>Tạo</w:t>
+      </w:r>
+      <w:proofErr w:type="spellEnd"/>
+      <w:r>
+        <w:rPr>
+          <w:rFonts w:ascii="Times New Roman" w:eastAsia="Times New Roman" w:hAnsi="Times New Roman" w:cs="Times New Roman"/>
+          <w:b/>
+          <w:bCs/>
+          <w:kern w:val="0"/>
+          <w14:ligatures w14:val="none"/>
+        </w:rPr>
+        <w:t xml:space="preserve"> project MVC </w:t>
+      </w:r>
+    </w:p>
+    <w:p>
+      <w:pPr>
+        <w:spacing w:before="100" w:beforeAutospacing="1" w:after="100" w:afterAutospacing="1" w:line="240" w:lineRule="auto"/>
+        <w:outlineLvl w:val="1"/>
+        <w:rPr>
+          <w:rFonts w:ascii="Times New Roman" w:eastAsia="Times New Roman" w:hAnsi="Times New Roman" w:cs="Times New Roman"/>
+          <w:b/>
+          <w:bCs/>
+          <w:kern w:val="0"/>
+          <w14:ligatures w14:val="none"/>
+        </w:rPr>
+      </w:pPr>
+      <w:proofErr w:type="spellStart"/>
+      <w:r>
+        <w:rPr>
+          <w:rFonts w:ascii="Times New Roman" w:eastAsia="Times New Roman" w:hAnsi="Times New Roman" w:cs="Times New Roman"/>
+          <w:b/>
+          <w:bCs/>
+          <w:kern w:val="0"/>
+          <w14:ligatures w14:val="none"/>
+        </w:rPr>
+        <w:t>Bước</w:t>
+      </w:r>
+      <w:proofErr w:type="spellEnd"/>
+      <w:r>
+        <w:rPr>
+          <w:rFonts w:ascii="Times New Roman" w:eastAsia="Times New Roman" w:hAnsi="Times New Roman" w:cs="Times New Roman"/>
+          <w:b/>
+          <w:bCs/>
+          <w:kern w:val="0"/>
+          <w14:ligatures w14:val="none"/>
+        </w:rPr>
+        <w:t xml:space="preserve"> A1) </w:t>
+      </w:r>
+      <w:proofErr w:type="spellStart"/>
+      <w:r>
+        <w:rPr>
+          <w:rFonts w:ascii="Times New Roman" w:eastAsia="Times New Roman" w:hAnsi="Times New Roman" w:cs="Times New Roman"/>
+          <w:b/>
+          <w:bCs/>
+          <w:kern w:val="0"/>
+          <w14:ligatures w14:val="none"/>
+        </w:rPr>
+        <w:t>Tạo</w:t>
+      </w:r>
+      <w:proofErr w:type="spellEnd"/>
+      <w:r>
+        <w:rPr>
+          <w:rFonts w:ascii="Times New Roman" w:eastAsia="Times New Roman" w:hAnsi="Times New Roman" w:cs="Times New Roman"/>
+          <w:b/>
+          <w:bCs/>
+          <w:kern w:val="0"/>
+          <w14:ligatures w14:val="none"/>
+        </w:rPr>
+        <w:t xml:space="preserve"> project</w:t>
       </w:r>
     </w:p>
     <w:p>
@@ -91,13 +147,23 @@
           <w14:ligatures w14:val="none"/>
         </w:rPr>
       </w:pPr>
-      <w:r>
-        <w:rPr>
-          <w:rFonts w:ascii="Times New Roman" w:eastAsia="Times New Roman" w:hAnsi="Times New Roman" w:cs="Times New Roman"/>
-          <w:kern w:val="0"/>
-          <w14:ligatures w14:val="none"/>
-        </w:rPr>
-        <w:t xml:space="preserve">Mở </w:t>
+      <w:proofErr w:type="spellStart"/>
+      <w:r>
+        <w:rPr>
+          <w:rFonts w:ascii="Times New Roman" w:eastAsia="Times New Roman" w:hAnsi="Times New Roman" w:cs="Times New Roman"/>
+          <w:kern w:val="0"/>
+          <w14:ligatures w14:val="none"/>
+        </w:rPr>
+        <w:t>Mở</w:t>
+      </w:r>
+      <w:proofErr w:type="spellEnd"/>
+      <w:r>
+        <w:rPr>
+          <w:rFonts w:ascii="Times New Roman" w:eastAsia="Times New Roman" w:hAnsi="Times New Roman" w:cs="Times New Roman"/>
+          <w:kern w:val="0"/>
+          <w14:ligatures w14:val="none"/>
+        </w:rPr>
+        <w:t xml:space="preserve"> </w:t>
       </w:r>
       <w:r>
         <w:rPr>
@@ -149,13 +215,23 @@
           <w14:ligatures w14:val="none"/>
         </w:rPr>
       </w:pPr>
-      <w:r>
-        <w:rPr>
-          <w:rFonts w:ascii="Times New Roman" w:eastAsia="Times New Roman" w:hAnsi="Times New Roman" w:cs="Times New Roman"/>
-          <w:kern w:val="0"/>
-          <w14:ligatures w14:val="none"/>
-        </w:rPr>
-        <w:t xml:space="preserve">Chọn: </w:t>
+      <w:proofErr w:type="spellStart"/>
+      <w:r>
+        <w:rPr>
+          <w:rFonts w:ascii="Times New Roman" w:eastAsia="Times New Roman" w:hAnsi="Times New Roman" w:cs="Times New Roman"/>
+          <w:kern w:val="0"/>
+          <w14:ligatures w14:val="none"/>
+        </w:rPr>
+        <w:t>Chọn</w:t>
+      </w:r>
+      <w:proofErr w:type="spellEnd"/>
+      <w:r>
+        <w:rPr>
+          <w:rFonts w:ascii="Times New Roman" w:eastAsia="Times New Roman" w:hAnsi="Times New Roman" w:cs="Times New Roman"/>
+          <w:kern w:val="0"/>
+          <w14:ligatures w14:val="none"/>
+        </w:rPr>
+        <w:t xml:space="preserve">: </w:t>
       </w:r>
       <w:r>
         <w:rPr>
@@ -182,14 +258,52 @@
           <w14:ligatures w14:val="none"/>
         </w:rPr>
       </w:pPr>
-      <w:r>
-        <w:rPr>
-          <w:rFonts w:ascii="Times New Roman" w:eastAsia="Times New Roman" w:hAnsi="Times New Roman" w:cs="Times New Roman"/>
-          <w:kern w:val="0"/>
-          <w14:ligatures w14:val="none"/>
-        </w:rPr>
-        <w:t>Đặt tên: MyStockApp</w:t>
-      </w:r>
+      <w:proofErr w:type="spellStart"/>
+      <w:r>
+        <w:rPr>
+          <w:rFonts w:ascii="Times New Roman" w:eastAsia="Times New Roman" w:hAnsi="Times New Roman" w:cs="Times New Roman"/>
+          <w:kern w:val="0"/>
+          <w14:ligatures w14:val="none"/>
+        </w:rPr>
+        <w:t>Đặt</w:t>
+      </w:r>
+      <w:proofErr w:type="spellEnd"/>
+      <w:r>
+        <w:rPr>
+          <w:rFonts w:ascii="Times New Roman" w:eastAsia="Times New Roman" w:hAnsi="Times New Roman" w:cs="Times New Roman"/>
+          <w:kern w:val="0"/>
+          <w14:ligatures w14:val="none"/>
+        </w:rPr>
+        <w:t xml:space="preserve"> </w:t>
+      </w:r>
+      <w:proofErr w:type="spellStart"/>
+      <w:r>
+        <w:rPr>
+          <w:rFonts w:ascii="Times New Roman" w:eastAsia="Times New Roman" w:hAnsi="Times New Roman" w:cs="Times New Roman"/>
+          <w:kern w:val="0"/>
+          <w14:ligatures w14:val="none"/>
+        </w:rPr>
+        <w:t>tên</w:t>
+      </w:r>
+      <w:proofErr w:type="spellEnd"/>
+      <w:r>
+        <w:rPr>
+          <w:rFonts w:ascii="Times New Roman" w:eastAsia="Times New Roman" w:hAnsi="Times New Roman" w:cs="Times New Roman"/>
+          <w:kern w:val="0"/>
+          <w14:ligatures w14:val="none"/>
+        </w:rPr>
+        <w:t xml:space="preserve">: </w:t>
+      </w:r>
+      <w:proofErr w:type="spellStart"/>
+      <w:r>
+        <w:rPr>
+          <w:rFonts w:ascii="Times New Roman" w:eastAsia="Times New Roman" w:hAnsi="Times New Roman" w:cs="Times New Roman"/>
+          <w:kern w:val="0"/>
+          <w14:ligatures w14:val="none"/>
+        </w:rPr>
+        <w:t>MyStockApp</w:t>
+      </w:r>
+      <w:proofErr w:type="spellEnd"/>
     </w:p>
     <w:p>
       <w:pPr>
@@ -211,8 +325,63 @@
           <w:kern w:val="0"/>
           <w14:ligatures w14:val="none"/>
         </w:rPr>
-        <w:t xml:space="preserve">Location: chọn đường dẫn </w:t>
-      </w:r>
+        <w:t xml:space="preserve">Location: </w:t>
+      </w:r>
+      <w:proofErr w:type="spellStart"/>
+      <w:r>
+        <w:rPr>
+          <w:rFonts w:ascii="Times New Roman" w:eastAsia="Times New Roman" w:hAnsi="Times New Roman" w:cs="Times New Roman"/>
+          <w:kern w:val="0"/>
+          <w14:ligatures w14:val="none"/>
+        </w:rPr>
+        <w:t>chọn</w:t>
+      </w:r>
+      <w:proofErr w:type="spellEnd"/>
+      <w:r>
+        <w:rPr>
+          <w:rFonts w:ascii="Times New Roman" w:eastAsia="Times New Roman" w:hAnsi="Times New Roman" w:cs="Times New Roman"/>
+          <w:kern w:val="0"/>
+          <w14:ligatures w14:val="none"/>
+        </w:rPr>
+        <w:t xml:space="preserve"> </w:t>
+      </w:r>
+      <w:proofErr w:type="spellStart"/>
+      <w:r>
+        <w:rPr>
+          <w:rFonts w:ascii="Times New Roman" w:eastAsia="Times New Roman" w:hAnsi="Times New Roman" w:cs="Times New Roman"/>
+          <w:kern w:val="0"/>
+          <w14:ligatures w14:val="none"/>
+        </w:rPr>
+        <w:t>đường</w:t>
+      </w:r>
+      <w:proofErr w:type="spellEnd"/>
+      <w:r>
+        <w:rPr>
+          <w:rFonts w:ascii="Times New Roman" w:eastAsia="Times New Roman" w:hAnsi="Times New Roman" w:cs="Times New Roman"/>
+          <w:kern w:val="0"/>
+          <w14:ligatures w14:val="none"/>
+        </w:rPr>
+        <w:t xml:space="preserve"> </w:t>
+      </w:r>
+      <w:proofErr w:type="spellStart"/>
+      <w:r>
+        <w:rPr>
+          <w:rFonts w:ascii="Times New Roman" w:eastAsia="Times New Roman" w:hAnsi="Times New Roman" w:cs="Times New Roman"/>
+          <w:kern w:val="0"/>
+          <w14:ligatures w14:val="none"/>
+        </w:rPr>
+        <w:t>dẫn</w:t>
+      </w:r>
+      <w:proofErr w:type="spellEnd"/>
+      <w:r>
+        <w:rPr>
+          <w:rFonts w:ascii="Times New Roman" w:eastAsia="Times New Roman" w:hAnsi="Times New Roman" w:cs="Times New Roman"/>
+          <w:kern w:val="0"/>
+          <w14:ligatures w14:val="none"/>
+        </w:rPr>
+        <w:t xml:space="preserve"> </w:t>
+      </w:r>
+      <w:proofErr w:type="spellStart"/>
       <w:r>
         <w:rPr>
           <w:rFonts w:ascii="Times New Roman" w:eastAsia="Times New Roman" w:hAnsi="Times New Roman" w:cs="Times New Roman"/>
@@ -223,13 +392,50 @@
         </w:rPr>
         <w:t>ngắn</w:t>
       </w:r>
-      <w:r>
-        <w:rPr>
-          <w:rFonts w:ascii="Times New Roman" w:eastAsia="Times New Roman" w:hAnsi="Times New Roman" w:cs="Times New Roman"/>
-          <w:kern w:val="0"/>
-          <w14:ligatures w14:val="none"/>
-        </w:rPr>
-        <w:t>, ví dụ: D:\MyStockApp\</w:t>
+      <w:proofErr w:type="spellEnd"/>
+      <w:r>
+        <w:rPr>
+          <w:rFonts w:ascii="Times New Roman" w:eastAsia="Times New Roman" w:hAnsi="Times New Roman" w:cs="Times New Roman"/>
+          <w:kern w:val="0"/>
+          <w14:ligatures w14:val="none"/>
+        </w:rPr>
+        <w:t xml:space="preserve">, </w:t>
+      </w:r>
+      <w:proofErr w:type="spellStart"/>
+      <w:r>
+        <w:rPr>
+          <w:rFonts w:ascii="Times New Roman" w:eastAsia="Times New Roman" w:hAnsi="Times New Roman" w:cs="Times New Roman"/>
+          <w:kern w:val="0"/>
+          <w14:ligatures w14:val="none"/>
+        </w:rPr>
+        <w:t>ví</w:t>
+      </w:r>
+      <w:proofErr w:type="spellEnd"/>
+      <w:r>
+        <w:rPr>
+          <w:rFonts w:ascii="Times New Roman" w:eastAsia="Times New Roman" w:hAnsi="Times New Roman" w:cs="Times New Roman"/>
+          <w:kern w:val="0"/>
+          <w14:ligatures w14:val="none"/>
+        </w:rPr>
+        <w:t xml:space="preserve"> </w:t>
+      </w:r>
+      <w:proofErr w:type="spellStart"/>
+      <w:r>
+        <w:rPr>
+          <w:rFonts w:ascii="Times New Roman" w:eastAsia="Times New Roman" w:hAnsi="Times New Roman" w:cs="Times New Roman"/>
+          <w:kern w:val="0"/>
+          <w14:ligatures w14:val="none"/>
+        </w:rPr>
+        <w:t>dụ</w:t>
+      </w:r>
+      <w:proofErr w:type="spellEnd"/>
+      <w:r>
+        <w:rPr>
+          <w:rFonts w:ascii="Times New Roman" w:eastAsia="Times New Roman" w:hAnsi="Times New Roman" w:cs="Times New Roman"/>
+          <w:kern w:val="0"/>
+          <w14:ligatures w14:val="none"/>
+        </w:rPr>
+        <w:t>: D:\MyStockApp\</w:t>
       </w:r>
       <w:r>
         <w:rPr>
@@ -238,23 +444,141 @@
           <w14:ligatures w14:val="none"/>
         </w:rPr>
         <w:br/>
-        <w:t>(Tránh path</w:t>
-      </w:r>
-      <w:r>
-        <w:rPr>
-          <w:rFonts w:ascii="Times New Roman" w:eastAsia="Times New Roman" w:hAnsi="Times New Roman" w:cs="Times New Roman"/>
-          <w:kern w:val="0"/>
-          <w14:ligatures w14:val="none"/>
-        </w:rPr>
-        <w:t xml:space="preserve"> quá</w:t>
-      </w:r>
-      <w:r>
-        <w:rPr>
-          <w:rFonts w:ascii="Times New Roman" w:eastAsia="Times New Roman" w:hAnsi="Times New Roman" w:cs="Times New Roman"/>
-          <w:kern w:val="0"/>
-          <w14:ligatures w14:val="none"/>
-        </w:rPr>
-        <w:t xml:space="preserve"> dài kiểu để giảm lỗi NuGet/path)</w:t>
+        <w:t>(</w:t>
+      </w:r>
+      <w:proofErr w:type="spellStart"/>
+      <w:r>
+        <w:rPr>
+          <w:rFonts w:ascii="Times New Roman" w:eastAsia="Times New Roman" w:hAnsi="Times New Roman" w:cs="Times New Roman"/>
+          <w:kern w:val="0"/>
+          <w14:ligatures w14:val="none"/>
+        </w:rPr>
+        <w:t>Tránh</w:t>
+      </w:r>
+      <w:proofErr w:type="spellEnd"/>
+      <w:r>
+        <w:rPr>
+          <w:rFonts w:ascii="Times New Roman" w:eastAsia="Times New Roman" w:hAnsi="Times New Roman" w:cs="Times New Roman"/>
+          <w:kern w:val="0"/>
+          <w14:ligatures w14:val="none"/>
+        </w:rPr>
+        <w:t xml:space="preserve"> path</w:t>
+      </w:r>
+      <w:r>
+        <w:rPr>
+          <w:rFonts w:ascii="Times New Roman" w:eastAsia="Times New Roman" w:hAnsi="Times New Roman" w:cs="Times New Roman"/>
+          <w:kern w:val="0"/>
+          <w14:ligatures w14:val="none"/>
+        </w:rPr>
+        <w:t xml:space="preserve"> </w:t>
+      </w:r>
+      <w:proofErr w:type="spellStart"/>
+      <w:r>
+        <w:rPr>
+          <w:rFonts w:ascii="Times New Roman" w:eastAsia="Times New Roman" w:hAnsi="Times New Roman" w:cs="Times New Roman"/>
+          <w:kern w:val="0"/>
+          <w14:ligatures w14:val="none"/>
+        </w:rPr>
+        <w:t>quá</w:t>
+      </w:r>
+      <w:proofErr w:type="spellEnd"/>
+      <w:r>
+        <w:rPr>
+          <w:rFonts w:ascii="Times New Roman" w:eastAsia="Times New Roman" w:hAnsi="Times New Roman" w:cs="Times New Roman"/>
+          <w:kern w:val="0"/>
+          <w14:ligatures w14:val="none"/>
+        </w:rPr>
+        <w:t xml:space="preserve"> </w:t>
+      </w:r>
+      <w:proofErr w:type="spellStart"/>
+      <w:r>
+        <w:rPr>
+          <w:rFonts w:ascii="Times New Roman" w:eastAsia="Times New Roman" w:hAnsi="Times New Roman" w:cs="Times New Roman"/>
+          <w:kern w:val="0"/>
+          <w14:ligatures w14:val="none"/>
+        </w:rPr>
+        <w:t>dài</w:t>
+      </w:r>
+      <w:proofErr w:type="spellEnd"/>
+      <w:r>
+        <w:rPr>
+          <w:rFonts w:ascii="Times New Roman" w:eastAsia="Times New Roman" w:hAnsi="Times New Roman" w:cs="Times New Roman"/>
+          <w:kern w:val="0"/>
+          <w14:ligatures w14:val="none"/>
+        </w:rPr>
+        <w:t xml:space="preserve"> </w:t>
+      </w:r>
+      <w:proofErr w:type="spellStart"/>
+      <w:r>
+        <w:rPr>
+          <w:rFonts w:ascii="Times New Roman" w:eastAsia="Times New Roman" w:hAnsi="Times New Roman" w:cs="Times New Roman"/>
+          <w:kern w:val="0"/>
+          <w14:ligatures w14:val="none"/>
+        </w:rPr>
+        <w:t>kiểu</w:t>
+      </w:r>
+      <w:proofErr w:type="spellEnd"/>
+      <w:r>
+        <w:rPr>
+          <w:rFonts w:ascii="Times New Roman" w:eastAsia="Times New Roman" w:hAnsi="Times New Roman" w:cs="Times New Roman"/>
+          <w:kern w:val="0"/>
+          <w14:ligatures w14:val="none"/>
+        </w:rPr>
+        <w:t xml:space="preserve"> </w:t>
+      </w:r>
+      <w:proofErr w:type="spellStart"/>
+      <w:r>
+        <w:rPr>
+          <w:rFonts w:ascii="Times New Roman" w:eastAsia="Times New Roman" w:hAnsi="Times New Roman" w:cs="Times New Roman"/>
+          <w:kern w:val="0"/>
+          <w14:ligatures w14:val="none"/>
+        </w:rPr>
+        <w:t>để</w:t>
+      </w:r>
+      <w:proofErr w:type="spellEnd"/>
+      <w:r>
+        <w:rPr>
+          <w:rFonts w:ascii="Times New Roman" w:eastAsia="Times New Roman" w:hAnsi="Times New Roman" w:cs="Times New Roman"/>
+          <w:kern w:val="0"/>
+          <w14:ligatures w14:val="none"/>
+        </w:rPr>
+        <w:t xml:space="preserve"> </w:t>
+      </w:r>
+      <w:proofErr w:type="spellStart"/>
+      <w:r>
+        <w:rPr>
+          <w:rFonts w:ascii="Times New Roman" w:eastAsia="Times New Roman" w:hAnsi="Times New Roman" w:cs="Times New Roman"/>
+          <w:kern w:val="0"/>
+          <w14:ligatures w14:val="none"/>
+        </w:rPr>
+        <w:t>giảm</w:t>
+      </w:r>
+      <w:proofErr w:type="spellEnd"/>
+      <w:r>
+        <w:rPr>
+          <w:rFonts w:ascii="Times New Roman" w:eastAsia="Times New Roman" w:hAnsi="Times New Roman" w:cs="Times New Roman"/>
+          <w:kern w:val="0"/>
+          <w14:ligatures w14:val="none"/>
+        </w:rPr>
+        <w:t xml:space="preserve"> </w:t>
+      </w:r>
+      <w:proofErr w:type="spellStart"/>
+      <w:r>
+        <w:rPr>
+          <w:rFonts w:ascii="Times New Roman" w:eastAsia="Times New Roman" w:hAnsi="Times New Roman" w:cs="Times New Roman"/>
+          <w:kern w:val="0"/>
+          <w14:ligatures w14:val="none"/>
+        </w:rPr>
+        <w:t>lỗi</w:t>
+      </w:r>
+      <w:proofErr w:type="spellEnd"/>
+      <w:r>
+        <w:rPr>
+          <w:rFonts w:ascii="Times New Roman" w:eastAsia="Times New Roman" w:hAnsi="Times New Roman" w:cs="Times New Roman"/>
+          <w:kern w:val="0"/>
+          <w14:ligatures w14:val="none"/>
+        </w:rPr>
+        <w:t xml:space="preserve"> NuGet/path)</w:t>
       </w:r>
     </w:p>
     <w:p>
@@ -292,15 +616,49 @@
           <w14:ligatures w14:val="none"/>
         </w:rPr>
       </w:pPr>
-      <w:r>
-        <w:rPr>
-          <w:rFonts w:ascii="Times New Roman" w:eastAsia="Times New Roman" w:hAnsi="Times New Roman" w:cs="Times New Roman"/>
-          <w:b/>
-          <w:bCs/>
-          <w:kern w:val="0"/>
-          <w14:ligatures w14:val="none"/>
-        </w:rPr>
-        <w:t>Bước A2) Chọn framework</w:t>
+      <w:proofErr w:type="spellStart"/>
+      <w:r>
+        <w:rPr>
+          <w:rFonts w:ascii="Times New Roman" w:eastAsia="Times New Roman" w:hAnsi="Times New Roman" w:cs="Times New Roman"/>
+          <w:b/>
+          <w:bCs/>
+          <w:kern w:val="0"/>
+          <w14:ligatures w14:val="none"/>
+        </w:rPr>
+        <w:t>Bước</w:t>
+      </w:r>
+      <w:proofErr w:type="spellEnd"/>
+      <w:r>
+        <w:rPr>
+          <w:rFonts w:ascii="Times New Roman" w:eastAsia="Times New Roman" w:hAnsi="Times New Roman" w:cs="Times New Roman"/>
+          <w:b/>
+          <w:bCs/>
+          <w:kern w:val="0"/>
+          <w14:ligatures w14:val="none"/>
+        </w:rPr>
+        <w:t xml:space="preserve"> A2) </w:t>
+      </w:r>
+      <w:proofErr w:type="spellStart"/>
+      <w:r>
+        <w:rPr>
+          <w:rFonts w:ascii="Times New Roman" w:eastAsia="Times New Roman" w:hAnsi="Times New Roman" w:cs="Times New Roman"/>
+          <w:b/>
+          <w:bCs/>
+          <w:kern w:val="0"/>
+          <w14:ligatures w14:val="none"/>
+        </w:rPr>
+        <w:t>Chọn</w:t>
+      </w:r>
+      <w:proofErr w:type="spellEnd"/>
+      <w:r>
+        <w:rPr>
+          <w:rFonts w:ascii="Times New Roman" w:eastAsia="Times New Roman" w:hAnsi="Times New Roman" w:cs="Times New Roman"/>
+          <w:b/>
+          <w:bCs/>
+          <w:kern w:val="0"/>
+          <w14:ligatures w14:val="none"/>
+        </w:rPr>
+        <w:t xml:space="preserve"> framework</w:t>
       </w:r>
     </w:p>
     <w:p>
@@ -389,7 +747,61 @@
           <w:kern w:val="0"/>
           <w14:ligatures w14:val="none"/>
         </w:rPr>
-        <w:t>Configure for HTTPS: tuỳ (tick cũng được)</w:t>
+        <w:t xml:space="preserve">Configure for HTTPS: </w:t>
+      </w:r>
+      <w:proofErr w:type="spellStart"/>
+      <w:r>
+        <w:rPr>
+          <w:rFonts w:ascii="Times New Roman" w:eastAsia="Times New Roman" w:hAnsi="Times New Roman" w:cs="Times New Roman"/>
+          <w:kern w:val="0"/>
+          <w14:ligatures w14:val="none"/>
+        </w:rPr>
+        <w:t>tuỳ</w:t>
+      </w:r>
+      <w:proofErr w:type="spellEnd"/>
+      <w:r>
+        <w:rPr>
+          <w:rFonts w:ascii="Times New Roman" w:eastAsia="Times New Roman" w:hAnsi="Times New Roman" w:cs="Times New Roman"/>
+          <w:kern w:val="0"/>
+          <w14:ligatures w14:val="none"/>
+        </w:rPr>
+        <w:t xml:space="preserve"> (tick </w:t>
+      </w:r>
+      <w:proofErr w:type="spellStart"/>
+      <w:r>
+        <w:rPr>
+          <w:rFonts w:ascii="Times New Roman" w:eastAsia="Times New Roman" w:hAnsi="Times New Roman" w:cs="Times New Roman"/>
+          <w:kern w:val="0"/>
+          <w14:ligatures w14:val="none"/>
+        </w:rPr>
+        <w:t>cũng</w:t>
+      </w:r>
+      <w:proofErr w:type="spellEnd"/>
+      <w:r>
+        <w:rPr>
+          <w:rFonts w:ascii="Times New Roman" w:eastAsia="Times New Roman" w:hAnsi="Times New Roman" w:cs="Times New Roman"/>
+          <w:kern w:val="0"/>
+          <w14:ligatures w14:val="none"/>
+        </w:rPr>
+        <w:t xml:space="preserve"> </w:t>
+      </w:r>
+      <w:proofErr w:type="spellStart"/>
+      <w:r>
+        <w:rPr>
+          <w:rFonts w:ascii="Times New Roman" w:eastAsia="Times New Roman" w:hAnsi="Times New Roman" w:cs="Times New Roman"/>
+          <w:kern w:val="0"/>
+          <w14:ligatures w14:val="none"/>
+        </w:rPr>
+        <w:t>được</w:t>
+      </w:r>
+      <w:proofErr w:type="spellEnd"/>
+      <w:r>
+        <w:rPr>
+          <w:rFonts w:ascii="Times New Roman" w:eastAsia="Times New Roman" w:hAnsi="Times New Roman" w:cs="Times New Roman"/>
+          <w:kern w:val="0"/>
+          <w14:ligatures w14:val="none"/>
+        </w:rPr>
+        <w:t>)</w:t>
       </w:r>
     </w:p>
     <w:p>
@@ -414,6 +826,7 @@
         </w:rPr>
         <w:t xml:space="preserve">Enable Docker: </w:t>
       </w:r>
+      <w:proofErr w:type="spellStart"/>
       <w:r>
         <w:rPr>
           <w:rFonts w:ascii="Times New Roman" w:eastAsia="Times New Roman" w:hAnsi="Times New Roman" w:cs="Times New Roman"/>
@@ -424,6 +837,7 @@
         </w:rPr>
         <w:t>không</w:t>
       </w:r>
+      <w:proofErr w:type="spellEnd"/>
     </w:p>
     <w:p>
       <w:pPr>
@@ -460,16 +874,40 @@
           <w14:ligatures w14:val="none"/>
         </w:rPr>
       </w:pPr>
-      <w:r>
-        <w:rPr>
-          <w:rFonts w:ascii="Times New Roman" w:eastAsia="Times New Roman" w:hAnsi="Times New Roman" w:cs="Times New Roman"/>
-          <w:b/>
-          <w:bCs/>
-          <w:kern w:val="0"/>
-          <w14:ligatures w14:val="none"/>
-        </w:rPr>
-        <w:t>Bước A3) Run thử</w:t>
-      </w:r>
+      <w:proofErr w:type="spellStart"/>
+      <w:r>
+        <w:rPr>
+          <w:rFonts w:ascii="Times New Roman" w:eastAsia="Times New Roman" w:hAnsi="Times New Roman" w:cs="Times New Roman"/>
+          <w:b/>
+          <w:bCs/>
+          <w:kern w:val="0"/>
+          <w14:ligatures w14:val="none"/>
+        </w:rPr>
+        <w:t>Bước</w:t>
+      </w:r>
+      <w:proofErr w:type="spellEnd"/>
+      <w:r>
+        <w:rPr>
+          <w:rFonts w:ascii="Times New Roman" w:eastAsia="Times New Roman" w:hAnsi="Times New Roman" w:cs="Times New Roman"/>
+          <w:b/>
+          <w:bCs/>
+          <w:kern w:val="0"/>
+          <w14:ligatures w14:val="none"/>
+        </w:rPr>
+        <w:t xml:space="preserve"> A3) Run </w:t>
+      </w:r>
+      <w:proofErr w:type="spellStart"/>
+      <w:r>
+        <w:rPr>
+          <w:rFonts w:ascii="Times New Roman" w:eastAsia="Times New Roman" w:hAnsi="Times New Roman" w:cs="Times New Roman"/>
+          <w:b/>
+          <w:bCs/>
+          <w:kern w:val="0"/>
+          <w14:ligatures w14:val="none"/>
+        </w:rPr>
+        <w:t>thử</w:t>
+      </w:r>
+      <w:proofErr w:type="spellEnd"/>
     </w:p>
     <w:p>
       <w:pPr>
@@ -485,13 +923,23 @@
           <w14:ligatures w14:val="none"/>
         </w:rPr>
       </w:pPr>
-      <w:r>
-        <w:rPr>
-          <w:rFonts w:ascii="Times New Roman" w:eastAsia="Times New Roman" w:hAnsi="Times New Roman" w:cs="Times New Roman"/>
-          <w:kern w:val="0"/>
-          <w14:ligatures w14:val="none"/>
-        </w:rPr>
-        <w:t xml:space="preserve">Nhấn </w:t>
+      <w:proofErr w:type="spellStart"/>
+      <w:r>
+        <w:rPr>
+          <w:rFonts w:ascii="Times New Roman" w:eastAsia="Times New Roman" w:hAnsi="Times New Roman" w:cs="Times New Roman"/>
+          <w:kern w:val="0"/>
+          <w14:ligatures w14:val="none"/>
+        </w:rPr>
+        <w:t>Nhấn</w:t>
+      </w:r>
+      <w:proofErr w:type="spellEnd"/>
+      <w:r>
+        <w:rPr>
+          <w:rFonts w:ascii="Times New Roman" w:eastAsia="Times New Roman" w:hAnsi="Times New Roman" w:cs="Times New Roman"/>
+          <w:kern w:val="0"/>
+          <w14:ligatures w14:val="none"/>
+        </w:rPr>
+        <w:t xml:space="preserve"> </w:t>
       </w:r>
       <w:r>
         <w:rPr>
@@ -526,13 +974,77 @@
           <w14:ligatures w14:val="none"/>
         </w:rPr>
       </w:pPr>
-      <w:r>
-        <w:rPr>
-          <w:rFonts w:ascii="Times New Roman" w:eastAsia="Times New Roman" w:hAnsi="Times New Roman" w:cs="Times New Roman"/>
-          <w:kern w:val="0"/>
-          <w14:ligatures w14:val="none"/>
-        </w:rPr>
-        <w:t>Nếu chạy ra trang Home là OK.</w:t>
+      <w:proofErr w:type="spellStart"/>
+      <w:r>
+        <w:rPr>
+          <w:rFonts w:ascii="Times New Roman" w:eastAsia="Times New Roman" w:hAnsi="Times New Roman" w:cs="Times New Roman"/>
+          <w:kern w:val="0"/>
+          <w14:ligatures w14:val="none"/>
+        </w:rPr>
+        <w:t>Nếu</w:t>
+      </w:r>
+      <w:proofErr w:type="spellEnd"/>
+      <w:r>
+        <w:rPr>
+          <w:rFonts w:ascii="Times New Roman" w:eastAsia="Times New Roman" w:hAnsi="Times New Roman" w:cs="Times New Roman"/>
+          <w:kern w:val="0"/>
+          <w14:ligatures w14:val="none"/>
+        </w:rPr>
+        <w:t xml:space="preserve"> </w:t>
+      </w:r>
+      <w:proofErr w:type="spellStart"/>
+      <w:r>
+        <w:rPr>
+          <w:rFonts w:ascii="Times New Roman" w:eastAsia="Times New Roman" w:hAnsi="Times New Roman" w:cs="Times New Roman"/>
+          <w:kern w:val="0"/>
+          <w14:ligatures w14:val="none"/>
+        </w:rPr>
+        <w:t>chạy</w:t>
+      </w:r>
+      <w:proofErr w:type="spellEnd"/>
+      <w:r>
+        <w:rPr>
+          <w:rFonts w:ascii="Times New Roman" w:eastAsia="Times New Roman" w:hAnsi="Times New Roman" w:cs="Times New Roman"/>
+          <w:kern w:val="0"/>
+          <w14:ligatures w14:val="none"/>
+        </w:rPr>
+        <w:t xml:space="preserve"> ra </w:t>
+      </w:r>
+      <w:proofErr w:type="spellStart"/>
+      <w:r>
+        <w:rPr>
+          <w:rFonts w:ascii="Times New Roman" w:eastAsia="Times New Roman" w:hAnsi="Times New Roman" w:cs="Times New Roman"/>
+          <w:kern w:val="0"/>
+          <w14:ligatures w14:val="none"/>
+        </w:rPr>
+        <w:t>trang</w:t>
+      </w:r>
+      <w:proofErr w:type="spellEnd"/>
+      <w:r>
+        <w:rPr>
+          <w:rFonts w:ascii="Times New Roman" w:eastAsia="Times New Roman" w:hAnsi="Times New Roman" w:cs="Times New Roman"/>
+          <w:kern w:val="0"/>
+          <w14:ligatures w14:val="none"/>
+        </w:rPr>
+        <w:t xml:space="preserve"> Home </w:t>
+      </w:r>
+      <w:proofErr w:type="spellStart"/>
+      <w:r>
+        <w:rPr>
+          <w:rFonts w:ascii="Times New Roman" w:eastAsia="Times New Roman" w:hAnsi="Times New Roman" w:cs="Times New Roman"/>
+          <w:kern w:val="0"/>
+          <w14:ligatures w14:val="none"/>
+        </w:rPr>
+        <w:t>là</w:t>
+      </w:r>
+      <w:proofErr w:type="spellEnd"/>
+      <w:r>
+        <w:rPr>
+          <w:rFonts w:ascii="Times New Roman" w:eastAsia="Times New Roman" w:hAnsi="Times New Roman" w:cs="Times New Roman"/>
+          <w:kern w:val="0"/>
+          <w14:ligatures w14:val="none"/>
+        </w:rPr>
+        <w:t xml:space="preserve"> OK.</w:t>
       </w:r>
     </w:p>
     <w:p>
@@ -552,7 +1064,7 @@
           <w14:ligatures w14:val="none"/>
         </w:rPr>
         <w:pict w14:anchorId="04DEF581">
-          <v:rect id="_x0000_i1109" style="width:0;height:1.5pt" o:hralign="center" o:hrstd="t" o:hr="t" fillcolor="#a0a0a0" stroked="f"/>
+          <v:rect id="_x0000_i1025" style="width:0;height:1.5pt" o:hralign="center" o:hrstd="t" o:hr="t" fillcolor="#a0a0a0" stroked="f"/>
         </w:pict>
       </w:r>
     </w:p>
@@ -576,30 +1088,262 @@
           <w:kern w:val="0"/>
           <w14:ligatures w14:val="none"/>
         </w:rPr>
-        <w:t>PHẦN B — Cài EF Core + CodeGenerator đúng phiên bản 8.0.23</w:t>
-      </w:r>
-    </w:p>
-    <w:p>
-      <w:pPr>
-        <w:spacing w:before="100" w:beforeAutospacing="1" w:after="100" w:afterAutospacing="1" w:line="240" w:lineRule="auto"/>
-        <w:outlineLvl w:val="1"/>
-        <w:rPr>
-          <w:rFonts w:ascii="Times New Roman" w:eastAsia="Times New Roman" w:hAnsi="Times New Roman" w:cs="Times New Roman"/>
-          <w:b/>
-          <w:bCs/>
-          <w:kern w:val="0"/>
-          <w14:ligatures w14:val="none"/>
-        </w:rPr>
-      </w:pPr>
-      <w:r>
-        <w:rPr>
-          <w:rFonts w:ascii="Times New Roman" w:eastAsia="Times New Roman" w:hAnsi="Times New Roman" w:cs="Times New Roman"/>
-          <w:b/>
-          <w:bCs/>
-          <w:kern w:val="0"/>
-          <w14:ligatures w14:val="none"/>
-        </w:rPr>
-        <w:t>Bước B1) Cài package bằng NuGet (khuyến nghị cách GUI)</w:t>
+        <w:t xml:space="preserve">PHẦN B — </w:t>
+      </w:r>
+      <w:proofErr w:type="spellStart"/>
+      <w:r>
+        <w:rPr>
+          <w:rFonts w:ascii="Times New Roman" w:eastAsia="Times New Roman" w:hAnsi="Times New Roman" w:cs="Times New Roman"/>
+          <w:b/>
+          <w:bCs/>
+          <w:kern w:val="0"/>
+          <w14:ligatures w14:val="none"/>
+        </w:rPr>
+        <w:t>Cài</w:t>
+      </w:r>
+      <w:proofErr w:type="spellEnd"/>
+      <w:r>
+        <w:rPr>
+          <w:rFonts w:ascii="Times New Roman" w:eastAsia="Times New Roman" w:hAnsi="Times New Roman" w:cs="Times New Roman"/>
+          <w:b/>
+          <w:bCs/>
+          <w:kern w:val="0"/>
+          <w14:ligatures w14:val="none"/>
+        </w:rPr>
+        <w:t xml:space="preserve"> EF Core + </w:t>
+      </w:r>
+      <w:proofErr w:type="spellStart"/>
+      <w:r>
+        <w:rPr>
+          <w:rFonts w:ascii="Times New Roman" w:eastAsia="Times New Roman" w:hAnsi="Times New Roman" w:cs="Times New Roman"/>
+          <w:b/>
+          <w:bCs/>
+          <w:kern w:val="0"/>
+          <w14:ligatures w14:val="none"/>
+        </w:rPr>
+        <w:t>CodeGenerator</w:t>
+      </w:r>
+      <w:proofErr w:type="spellEnd"/>
+      <w:r>
+        <w:rPr>
+          <w:rFonts w:ascii="Times New Roman" w:eastAsia="Times New Roman" w:hAnsi="Times New Roman" w:cs="Times New Roman"/>
+          <w:b/>
+          <w:bCs/>
+          <w:kern w:val="0"/>
+          <w14:ligatures w14:val="none"/>
+        </w:rPr>
+        <w:t xml:space="preserve"> </w:t>
+      </w:r>
+      <w:proofErr w:type="spellStart"/>
+      <w:r>
+        <w:rPr>
+          <w:rFonts w:ascii="Times New Roman" w:eastAsia="Times New Roman" w:hAnsi="Times New Roman" w:cs="Times New Roman"/>
+          <w:b/>
+          <w:bCs/>
+          <w:kern w:val="0"/>
+          <w14:ligatures w14:val="none"/>
+        </w:rPr>
+        <w:t>đúng</w:t>
+      </w:r>
+      <w:proofErr w:type="spellEnd"/>
+      <w:r>
+        <w:rPr>
+          <w:rFonts w:ascii="Times New Roman" w:eastAsia="Times New Roman" w:hAnsi="Times New Roman" w:cs="Times New Roman"/>
+          <w:b/>
+          <w:bCs/>
+          <w:kern w:val="0"/>
+          <w14:ligatures w14:val="none"/>
+        </w:rPr>
+        <w:t xml:space="preserve"> </w:t>
+      </w:r>
+      <w:proofErr w:type="spellStart"/>
+      <w:r>
+        <w:rPr>
+          <w:rFonts w:ascii="Times New Roman" w:eastAsia="Times New Roman" w:hAnsi="Times New Roman" w:cs="Times New Roman"/>
+          <w:b/>
+          <w:bCs/>
+          <w:kern w:val="0"/>
+          <w14:ligatures w14:val="none"/>
+        </w:rPr>
+        <w:t>phiên</w:t>
+      </w:r>
+      <w:proofErr w:type="spellEnd"/>
+      <w:r>
+        <w:rPr>
+          <w:rFonts w:ascii="Times New Roman" w:eastAsia="Times New Roman" w:hAnsi="Times New Roman" w:cs="Times New Roman"/>
+          <w:b/>
+          <w:bCs/>
+          <w:kern w:val="0"/>
+          <w14:ligatures w14:val="none"/>
+        </w:rPr>
+        <w:t xml:space="preserve"> </w:t>
+      </w:r>
+      <w:proofErr w:type="spellStart"/>
+      <w:r>
+        <w:rPr>
+          <w:rFonts w:ascii="Times New Roman" w:eastAsia="Times New Roman" w:hAnsi="Times New Roman" w:cs="Times New Roman"/>
+          <w:b/>
+          <w:bCs/>
+          <w:kern w:val="0"/>
+          <w14:ligatures w14:val="none"/>
+        </w:rPr>
+        <w:t>bản</w:t>
+      </w:r>
+      <w:proofErr w:type="spellEnd"/>
+      <w:r>
+        <w:rPr>
+          <w:rFonts w:ascii="Times New Roman" w:eastAsia="Times New Roman" w:hAnsi="Times New Roman" w:cs="Times New Roman"/>
+          <w:b/>
+          <w:bCs/>
+          <w:kern w:val="0"/>
+          <w14:ligatures w14:val="none"/>
+        </w:rPr>
+        <w:t xml:space="preserve"> 8.0.23</w:t>
+      </w:r>
+    </w:p>
+    <w:p>
+      <w:pPr>
+        <w:spacing w:before="100" w:beforeAutospacing="1" w:after="100" w:afterAutospacing="1" w:line="240" w:lineRule="auto"/>
+        <w:outlineLvl w:val="1"/>
+        <w:rPr>
+          <w:rFonts w:ascii="Times New Roman" w:eastAsia="Times New Roman" w:hAnsi="Times New Roman" w:cs="Times New Roman"/>
+          <w:b/>
+          <w:bCs/>
+          <w:kern w:val="0"/>
+          <w14:ligatures w14:val="none"/>
+        </w:rPr>
+      </w:pPr>
+      <w:proofErr w:type="spellStart"/>
+      <w:r>
+        <w:rPr>
+          <w:rFonts w:ascii="Times New Roman" w:eastAsia="Times New Roman" w:hAnsi="Times New Roman" w:cs="Times New Roman"/>
+          <w:b/>
+          <w:bCs/>
+          <w:kern w:val="0"/>
+          <w14:ligatures w14:val="none"/>
+        </w:rPr>
+        <w:t>Bước</w:t>
+      </w:r>
+      <w:proofErr w:type="spellEnd"/>
+      <w:r>
+        <w:rPr>
+          <w:rFonts w:ascii="Times New Roman" w:eastAsia="Times New Roman" w:hAnsi="Times New Roman" w:cs="Times New Roman"/>
+          <w:b/>
+          <w:bCs/>
+          <w:kern w:val="0"/>
+          <w14:ligatures w14:val="none"/>
+        </w:rPr>
+        <w:t xml:space="preserve"> B1) </w:t>
+      </w:r>
+      <w:proofErr w:type="spellStart"/>
+      <w:r>
+        <w:rPr>
+          <w:rFonts w:ascii="Times New Roman" w:eastAsia="Times New Roman" w:hAnsi="Times New Roman" w:cs="Times New Roman"/>
+          <w:b/>
+          <w:bCs/>
+          <w:kern w:val="0"/>
+          <w14:ligatures w14:val="none"/>
+        </w:rPr>
+        <w:t>Cài</w:t>
+      </w:r>
+      <w:proofErr w:type="spellEnd"/>
+      <w:r>
+        <w:rPr>
+          <w:rFonts w:ascii="Times New Roman" w:eastAsia="Times New Roman" w:hAnsi="Times New Roman" w:cs="Times New Roman"/>
+          <w:b/>
+          <w:bCs/>
+          <w:kern w:val="0"/>
+          <w14:ligatures w14:val="none"/>
+        </w:rPr>
+        <w:t xml:space="preserve"> package </w:t>
+      </w:r>
+      <w:proofErr w:type="spellStart"/>
+      <w:r>
+        <w:rPr>
+          <w:rFonts w:ascii="Times New Roman" w:eastAsia="Times New Roman" w:hAnsi="Times New Roman" w:cs="Times New Roman"/>
+          <w:b/>
+          <w:bCs/>
+          <w:kern w:val="0"/>
+          <w14:ligatures w14:val="none"/>
+        </w:rPr>
+        <w:t>bằng</w:t>
+      </w:r>
+      <w:proofErr w:type="spellEnd"/>
+      <w:r>
+        <w:rPr>
+          <w:rFonts w:ascii="Times New Roman" w:eastAsia="Times New Roman" w:hAnsi="Times New Roman" w:cs="Times New Roman"/>
+          <w:b/>
+          <w:bCs/>
+          <w:kern w:val="0"/>
+          <w14:ligatures w14:val="none"/>
+        </w:rPr>
+        <w:t xml:space="preserve"> NuGet (</w:t>
+      </w:r>
+      <w:proofErr w:type="spellStart"/>
+      <w:r>
+        <w:rPr>
+          <w:rFonts w:ascii="Times New Roman" w:eastAsia="Times New Roman" w:hAnsi="Times New Roman" w:cs="Times New Roman"/>
+          <w:b/>
+          <w:bCs/>
+          <w:kern w:val="0"/>
+          <w14:ligatures w14:val="none"/>
+        </w:rPr>
+        <w:t>khuyến</w:t>
+      </w:r>
+      <w:proofErr w:type="spellEnd"/>
+      <w:r>
+        <w:rPr>
+          <w:rFonts w:ascii="Times New Roman" w:eastAsia="Times New Roman" w:hAnsi="Times New Roman" w:cs="Times New Roman"/>
+          <w:b/>
+          <w:bCs/>
+          <w:kern w:val="0"/>
+          <w14:ligatures w14:val="none"/>
+        </w:rPr>
+        <w:t xml:space="preserve"> </w:t>
+      </w:r>
+      <w:proofErr w:type="spellStart"/>
+      <w:r>
+        <w:rPr>
+          <w:rFonts w:ascii="Times New Roman" w:eastAsia="Times New Roman" w:hAnsi="Times New Roman" w:cs="Times New Roman"/>
+          <w:b/>
+          <w:bCs/>
+          <w:kern w:val="0"/>
+          <w14:ligatures w14:val="none"/>
+        </w:rPr>
+        <w:t>nghị</w:t>
+      </w:r>
+      <w:proofErr w:type="spellEnd"/>
+      <w:r>
+        <w:rPr>
+          <w:rFonts w:ascii="Times New Roman" w:eastAsia="Times New Roman" w:hAnsi="Times New Roman" w:cs="Times New Roman"/>
+          <w:b/>
+          <w:bCs/>
+          <w:kern w:val="0"/>
+          <w14:ligatures w14:val="none"/>
+        </w:rPr>
+        <w:t xml:space="preserve"> </w:t>
+      </w:r>
+      <w:proofErr w:type="spellStart"/>
+      <w:r>
+        <w:rPr>
+          <w:rFonts w:ascii="Times New Roman" w:eastAsia="Times New Roman" w:hAnsi="Times New Roman" w:cs="Times New Roman"/>
+          <w:b/>
+          <w:bCs/>
+          <w:kern w:val="0"/>
+          <w14:ligatures w14:val="none"/>
+        </w:rPr>
+        <w:t>cách</w:t>
+      </w:r>
+      <w:proofErr w:type="spellEnd"/>
+      <w:r>
+        <w:rPr>
+          <w:rFonts w:ascii="Times New Roman" w:eastAsia="Times New Roman" w:hAnsi="Times New Roman" w:cs="Times New Roman"/>
+          <w:b/>
+          <w:bCs/>
+          <w:kern w:val="0"/>
+          <w14:ligatures w14:val="none"/>
+        </w:rPr>
+        <w:t xml:space="preserve"> GUI)</w:t>
       </w:r>
     </w:p>
     <w:p>
@@ -620,34 +1364,128 @@
         </w:rPr>
         <w:t xml:space="preserve">Right click project </w:t>
       </w:r>
-      <w:r>
-        <w:rPr>
-          <w:rFonts w:ascii="Times New Roman" w:eastAsia="Times New Roman" w:hAnsi="Times New Roman" w:cs="Times New Roman"/>
-          <w:b/>
-          <w:bCs/>
-          <w:kern w:val="0"/>
-          <w14:ligatures w14:val="none"/>
-        </w:rPr>
-        <w:t>MyStockApp → Manage NuGet Packages</w:t>
-      </w:r>
-    </w:p>
-    <w:p>
-      <w:pPr>
-        <w:spacing w:before="100" w:beforeAutospacing="1" w:after="100" w:afterAutospacing="1" w:line="240" w:lineRule="auto"/>
-        <w:outlineLvl w:val="1"/>
-        <w:rPr>
-          <w:rFonts w:ascii="Times New Roman" w:eastAsia="Times New Roman" w:hAnsi="Times New Roman" w:cs="Times New Roman"/>
-          <w:kern w:val="0"/>
-          <w14:ligatures w14:val="none"/>
-        </w:rPr>
-      </w:pPr>
-      <w:r>
-        <w:rPr>
-          <w:rFonts w:ascii="Times New Roman" w:eastAsia="Times New Roman" w:hAnsi="Times New Roman" w:cs="Times New Roman"/>
-          <w:kern w:val="0"/>
-          <w14:ligatures w14:val="none"/>
-        </w:rPr>
-        <w:t xml:space="preserve">Cài đúng các package và đúng version </w:t>
+      <w:proofErr w:type="spellStart"/>
+      <w:r>
+        <w:rPr>
+          <w:rFonts w:ascii="Times New Roman" w:eastAsia="Times New Roman" w:hAnsi="Times New Roman" w:cs="Times New Roman"/>
+          <w:b/>
+          <w:bCs/>
+          <w:kern w:val="0"/>
+          <w14:ligatures w14:val="none"/>
+        </w:rPr>
+        <w:t>MyStockApp</w:t>
+      </w:r>
+      <w:proofErr w:type="spellEnd"/>
+      <w:r>
+        <w:rPr>
+          <w:rFonts w:ascii="Times New Roman" w:eastAsia="Times New Roman" w:hAnsi="Times New Roman" w:cs="Times New Roman"/>
+          <w:b/>
+          <w:bCs/>
+          <w:kern w:val="0"/>
+          <w14:ligatures w14:val="none"/>
+        </w:rPr>
+        <w:t xml:space="preserve"> → Manage NuGet Packages</w:t>
+      </w:r>
+    </w:p>
+    <w:p>
+      <w:pPr>
+        <w:spacing w:before="100" w:beforeAutospacing="1" w:after="100" w:afterAutospacing="1" w:line="240" w:lineRule="auto"/>
+        <w:outlineLvl w:val="1"/>
+        <w:rPr>
+          <w:rFonts w:ascii="Times New Roman" w:eastAsia="Times New Roman" w:hAnsi="Times New Roman" w:cs="Times New Roman"/>
+          <w:kern w:val="0"/>
+          <w14:ligatures w14:val="none"/>
+        </w:rPr>
+      </w:pPr>
+      <w:proofErr w:type="spellStart"/>
+      <w:r>
+        <w:rPr>
+          <w:rFonts w:ascii="Times New Roman" w:eastAsia="Times New Roman" w:hAnsi="Times New Roman" w:cs="Times New Roman"/>
+          <w:kern w:val="0"/>
+          <w14:ligatures w14:val="none"/>
+        </w:rPr>
+        <w:t>Cài</w:t>
+      </w:r>
+      <w:proofErr w:type="spellEnd"/>
+      <w:r>
+        <w:rPr>
+          <w:rFonts w:ascii="Times New Roman" w:eastAsia="Times New Roman" w:hAnsi="Times New Roman" w:cs="Times New Roman"/>
+          <w:kern w:val="0"/>
+          <w14:ligatures w14:val="none"/>
+        </w:rPr>
+        <w:t xml:space="preserve"> </w:t>
+      </w:r>
+      <w:proofErr w:type="spellStart"/>
+      <w:r>
+        <w:rPr>
+          <w:rFonts w:ascii="Times New Roman" w:eastAsia="Times New Roman" w:hAnsi="Times New Roman" w:cs="Times New Roman"/>
+          <w:kern w:val="0"/>
+          <w14:ligatures w14:val="none"/>
+        </w:rPr>
+        <w:t>đúng</w:t>
+      </w:r>
+      <w:proofErr w:type="spellEnd"/>
+      <w:r>
+        <w:rPr>
+          <w:rFonts w:ascii="Times New Roman" w:eastAsia="Times New Roman" w:hAnsi="Times New Roman" w:cs="Times New Roman"/>
+          <w:kern w:val="0"/>
+          <w14:ligatures w14:val="none"/>
+        </w:rPr>
+        <w:t xml:space="preserve"> </w:t>
+      </w:r>
+      <w:proofErr w:type="spellStart"/>
+      <w:r>
+        <w:rPr>
+          <w:rFonts w:ascii="Times New Roman" w:eastAsia="Times New Roman" w:hAnsi="Times New Roman" w:cs="Times New Roman"/>
+          <w:kern w:val="0"/>
+          <w14:ligatures w14:val="none"/>
+        </w:rPr>
+        <w:t>các</w:t>
+      </w:r>
+      <w:proofErr w:type="spellEnd"/>
+      <w:r>
+        <w:rPr>
+          <w:rFonts w:ascii="Times New Roman" w:eastAsia="Times New Roman" w:hAnsi="Times New Roman" w:cs="Times New Roman"/>
+          <w:kern w:val="0"/>
+          <w14:ligatures w14:val="none"/>
+        </w:rPr>
+        <w:t xml:space="preserve"> package </w:t>
+      </w:r>
+      <w:proofErr w:type="spellStart"/>
+      <w:r>
+        <w:rPr>
+          <w:rFonts w:ascii="Times New Roman" w:eastAsia="Times New Roman" w:hAnsi="Times New Roman" w:cs="Times New Roman"/>
+          <w:kern w:val="0"/>
+          <w14:ligatures w14:val="none"/>
+        </w:rPr>
+        <w:t>và</w:t>
+      </w:r>
+      <w:proofErr w:type="spellEnd"/>
+      <w:r>
+        <w:rPr>
+          <w:rFonts w:ascii="Times New Roman" w:eastAsia="Times New Roman" w:hAnsi="Times New Roman" w:cs="Times New Roman"/>
+          <w:kern w:val="0"/>
+          <w14:ligatures w14:val="none"/>
+        </w:rPr>
+        <w:t xml:space="preserve"> </w:t>
+      </w:r>
+      <w:proofErr w:type="spellStart"/>
+      <w:r>
+        <w:rPr>
+          <w:rFonts w:ascii="Times New Roman" w:eastAsia="Times New Roman" w:hAnsi="Times New Roman" w:cs="Times New Roman"/>
+          <w:kern w:val="0"/>
+          <w14:ligatures w14:val="none"/>
+        </w:rPr>
+        <w:t>đúng</w:t>
+      </w:r>
+      <w:proofErr w:type="spellEnd"/>
+      <w:r>
+        <w:rPr>
+          <w:rFonts w:ascii="Times New Roman" w:eastAsia="Times New Roman" w:hAnsi="Times New Roman" w:cs="Times New Roman"/>
+          <w:kern w:val="0"/>
+          <w14:ligatures w14:val="none"/>
+        </w:rPr>
+        <w:t xml:space="preserve"> version </w:t>
       </w:r>
       <w:r>
         <w:rPr>
@@ -682,13 +1520,23 @@
           <w14:ligatures w14:val="none"/>
         </w:rPr>
       </w:pPr>
-      <w:r>
-        <w:rPr>
-          <w:rFonts w:ascii="Times New Roman" w:eastAsia="Times New Roman" w:hAnsi="Times New Roman" w:cs="Times New Roman"/>
-          <w:kern w:val="0"/>
-          <w14:ligatures w14:val="none"/>
-        </w:rPr>
-        <w:t xml:space="preserve">Microsoft.EntityFrameworkCore </w:t>
+      <w:proofErr w:type="spellStart"/>
+      <w:r>
+        <w:rPr>
+          <w:rFonts w:ascii="Times New Roman" w:eastAsia="Times New Roman" w:hAnsi="Times New Roman" w:cs="Times New Roman"/>
+          <w:kern w:val="0"/>
+          <w14:ligatures w14:val="none"/>
+        </w:rPr>
+        <w:t>Microsoft.EntityFrameworkCore</w:t>
+      </w:r>
+      <w:proofErr w:type="spellEnd"/>
+      <w:r>
+        <w:rPr>
+          <w:rFonts w:ascii="Times New Roman" w:eastAsia="Times New Roman" w:hAnsi="Times New Roman" w:cs="Times New Roman"/>
+          <w:kern w:val="0"/>
+          <w14:ligatures w14:val="none"/>
+        </w:rPr>
+        <w:t xml:space="preserve"> </w:t>
       </w:r>
       <w:r>
         <w:rPr>
@@ -715,13 +1563,25 @@
           <w14:ligatures w14:val="none"/>
         </w:rPr>
       </w:pPr>
-      <w:r>
-        <w:rPr>
-          <w:rFonts w:ascii="Times New Roman" w:eastAsia="Times New Roman" w:hAnsi="Times New Roman" w:cs="Times New Roman"/>
-          <w:kern w:val="0"/>
-          <w14:ligatures w14:val="none"/>
-        </w:rPr>
-        <w:t xml:space="preserve">Microsoft.EntityFrameworkCore.SqlServer </w:t>
+      <w:proofErr w:type="spellStart"/>
+      <w:proofErr w:type="gramStart"/>
+      <w:r>
+        <w:rPr>
+          <w:rFonts w:ascii="Times New Roman" w:eastAsia="Times New Roman" w:hAnsi="Times New Roman" w:cs="Times New Roman"/>
+          <w:kern w:val="0"/>
+          <w14:ligatures w14:val="none"/>
+        </w:rPr>
+        <w:t>Microsoft.EntityFrameworkCore.SqlServer</w:t>
+      </w:r>
+      <w:proofErr w:type="spellEnd"/>
+      <w:proofErr w:type="gramEnd"/>
+      <w:r>
+        <w:rPr>
+          <w:rFonts w:ascii="Times New Roman" w:eastAsia="Times New Roman" w:hAnsi="Times New Roman" w:cs="Times New Roman"/>
+          <w:kern w:val="0"/>
+          <w14:ligatures w14:val="none"/>
+        </w:rPr>
+        <w:t xml:space="preserve"> </w:t>
       </w:r>
       <w:r>
         <w:rPr>
@@ -748,13 +1608,25 @@
           <w14:ligatures w14:val="none"/>
         </w:rPr>
       </w:pPr>
-      <w:r>
-        <w:rPr>
-          <w:rFonts w:ascii="Times New Roman" w:eastAsia="Times New Roman" w:hAnsi="Times New Roman" w:cs="Times New Roman"/>
-          <w:kern w:val="0"/>
-          <w14:ligatures w14:val="none"/>
-        </w:rPr>
-        <w:t xml:space="preserve">Microsoft.EntityFrameworkCore.Design </w:t>
+      <w:proofErr w:type="spellStart"/>
+      <w:proofErr w:type="gramStart"/>
+      <w:r>
+        <w:rPr>
+          <w:rFonts w:ascii="Times New Roman" w:eastAsia="Times New Roman" w:hAnsi="Times New Roman" w:cs="Times New Roman"/>
+          <w:kern w:val="0"/>
+          <w14:ligatures w14:val="none"/>
+        </w:rPr>
+        <w:t>Microsoft.EntityFrameworkCore.Design</w:t>
+      </w:r>
+      <w:proofErr w:type="spellEnd"/>
+      <w:proofErr w:type="gramEnd"/>
+      <w:r>
+        <w:rPr>
+          <w:rFonts w:ascii="Times New Roman" w:eastAsia="Times New Roman" w:hAnsi="Times New Roman" w:cs="Times New Roman"/>
+          <w:kern w:val="0"/>
+          <w14:ligatures w14:val="none"/>
+        </w:rPr>
+        <w:t xml:space="preserve"> </w:t>
       </w:r>
       <w:r>
         <w:rPr>
@@ -781,13 +1653,25 @@
           <w14:ligatures w14:val="none"/>
         </w:rPr>
       </w:pPr>
-      <w:r>
-        <w:rPr>
-          <w:rFonts w:ascii="Times New Roman" w:eastAsia="Times New Roman" w:hAnsi="Times New Roman" w:cs="Times New Roman"/>
-          <w:kern w:val="0"/>
-          <w14:ligatures w14:val="none"/>
-        </w:rPr>
-        <w:t xml:space="preserve">Microsoft.EntityFrameworkCore.Tools </w:t>
+      <w:proofErr w:type="spellStart"/>
+      <w:proofErr w:type="gramStart"/>
+      <w:r>
+        <w:rPr>
+          <w:rFonts w:ascii="Times New Roman" w:eastAsia="Times New Roman" w:hAnsi="Times New Roman" w:cs="Times New Roman"/>
+          <w:kern w:val="0"/>
+          <w14:ligatures w14:val="none"/>
+        </w:rPr>
+        <w:t>Microsoft.EntityFrameworkCore.Tools</w:t>
+      </w:r>
+      <w:proofErr w:type="spellEnd"/>
+      <w:proofErr w:type="gramEnd"/>
+      <w:r>
+        <w:rPr>
+          <w:rFonts w:ascii="Times New Roman" w:eastAsia="Times New Roman" w:hAnsi="Times New Roman" w:cs="Times New Roman"/>
+          <w:kern w:val="0"/>
+          <w14:ligatures w14:val="none"/>
+        </w:rPr>
+        <w:t xml:space="preserve"> </w:t>
       </w:r>
       <w:r>
         <w:rPr>
@@ -814,13 +1698,33 @@
           <w14:ligatures w14:val="none"/>
         </w:rPr>
       </w:pPr>
-      <w:r>
-        <w:rPr>
-          <w:rFonts w:ascii="Times New Roman" w:eastAsia="Times New Roman" w:hAnsi="Times New Roman" w:cs="Times New Roman"/>
-          <w:kern w:val="0"/>
-          <w14:ligatures w14:val="none"/>
-        </w:rPr>
-        <w:t xml:space="preserve">Microsoft.VisualStudio.Web.CodeGeneration.Design </w:t>
+      <w:proofErr w:type="spellStart"/>
+      <w:proofErr w:type="gramStart"/>
+      <w:r>
+        <w:rPr>
+          <w:rFonts w:ascii="Times New Roman" w:eastAsia="Times New Roman" w:hAnsi="Times New Roman" w:cs="Times New Roman"/>
+          <w:kern w:val="0"/>
+          <w14:ligatures w14:val="none"/>
+        </w:rPr>
+        <w:t>Microsoft.VisualStudio.Web.CodeGeneration</w:t>
+      </w:r>
+      <w:proofErr w:type="gramEnd"/>
+      <w:r>
+        <w:rPr>
+          <w:rFonts w:ascii="Times New Roman" w:eastAsia="Times New Roman" w:hAnsi="Times New Roman" w:cs="Times New Roman"/>
+          <w:kern w:val="0"/>
+          <w14:ligatures w14:val="none"/>
+        </w:rPr>
+        <w:t>.Design</w:t>
+      </w:r>
+      <w:proofErr w:type="spellEnd"/>
+      <w:r>
+        <w:rPr>
+          <w:rFonts w:ascii="Times New Roman" w:eastAsia="Times New Roman" w:hAnsi="Times New Roman" w:cs="Times New Roman"/>
+          <w:kern w:val="0"/>
+          <w14:ligatures w14:val="none"/>
+        </w:rPr>
+        <w:t xml:space="preserve"> </w:t>
       </w:r>
       <w:r>
         <w:rPr>
@@ -849,7 +1753,187 @@
           <w:kern w:val="0"/>
           <w14:ligatures w14:val="none"/>
         </w:rPr>
-        <w:t>Sau khi cài xong, vào file .csproj kiểm tra version phải đồng bộ 8.0.23.</w:t>
+        <w:t xml:space="preserve">Sau </w:t>
+      </w:r>
+      <w:proofErr w:type="spellStart"/>
+      <w:r>
+        <w:rPr>
+          <w:rFonts w:ascii="Times New Roman" w:eastAsia="Times New Roman" w:hAnsi="Times New Roman" w:cs="Times New Roman"/>
+          <w:kern w:val="0"/>
+          <w14:ligatures w14:val="none"/>
+        </w:rPr>
+        <w:t>khi</w:t>
+      </w:r>
+      <w:proofErr w:type="spellEnd"/>
+      <w:r>
+        <w:rPr>
+          <w:rFonts w:ascii="Times New Roman" w:eastAsia="Times New Roman" w:hAnsi="Times New Roman" w:cs="Times New Roman"/>
+          <w:kern w:val="0"/>
+          <w14:ligatures w14:val="none"/>
+        </w:rPr>
+        <w:t xml:space="preserve"> </w:t>
+      </w:r>
+      <w:proofErr w:type="spellStart"/>
+      <w:r>
+        <w:rPr>
+          <w:rFonts w:ascii="Times New Roman" w:eastAsia="Times New Roman" w:hAnsi="Times New Roman" w:cs="Times New Roman"/>
+          <w:kern w:val="0"/>
+          <w14:ligatures w14:val="none"/>
+        </w:rPr>
+        <w:t>cài</w:t>
+      </w:r>
+      <w:proofErr w:type="spellEnd"/>
+      <w:r>
+        <w:rPr>
+          <w:rFonts w:ascii="Times New Roman" w:eastAsia="Times New Roman" w:hAnsi="Times New Roman" w:cs="Times New Roman"/>
+          <w:kern w:val="0"/>
+          <w14:ligatures w14:val="none"/>
+        </w:rPr>
+        <w:t xml:space="preserve"> </w:t>
+      </w:r>
+      <w:proofErr w:type="spellStart"/>
+      <w:r>
+        <w:rPr>
+          <w:rFonts w:ascii="Times New Roman" w:eastAsia="Times New Roman" w:hAnsi="Times New Roman" w:cs="Times New Roman"/>
+          <w:kern w:val="0"/>
+          <w14:ligatures w14:val="none"/>
+        </w:rPr>
+        <w:t>xong</w:t>
+      </w:r>
+      <w:proofErr w:type="spellEnd"/>
+      <w:r>
+        <w:rPr>
+          <w:rFonts w:ascii="Times New Roman" w:eastAsia="Times New Roman" w:hAnsi="Times New Roman" w:cs="Times New Roman"/>
+          <w:kern w:val="0"/>
+          <w14:ligatures w14:val="none"/>
+        </w:rPr>
+        <w:t xml:space="preserve">, </w:t>
+      </w:r>
+      <w:proofErr w:type="spellStart"/>
+      <w:r>
+        <w:rPr>
+          <w:rFonts w:ascii="Times New Roman" w:eastAsia="Times New Roman" w:hAnsi="Times New Roman" w:cs="Times New Roman"/>
+          <w:kern w:val="0"/>
+          <w14:ligatures w14:val="none"/>
+        </w:rPr>
+        <w:t>vào</w:t>
+      </w:r>
+      <w:proofErr w:type="spellEnd"/>
+      <w:r>
+        <w:rPr>
+          <w:rFonts w:ascii="Times New Roman" w:eastAsia="Times New Roman" w:hAnsi="Times New Roman" w:cs="Times New Roman"/>
+          <w:kern w:val="0"/>
+          <w14:ligatures w14:val="none"/>
+        </w:rPr>
+        <w:t xml:space="preserve"> file .</w:t>
+      </w:r>
+      <w:proofErr w:type="spellStart"/>
+      <w:r>
+        <w:rPr>
+          <w:rFonts w:ascii="Times New Roman" w:eastAsia="Times New Roman" w:hAnsi="Times New Roman" w:cs="Times New Roman"/>
+          <w:kern w:val="0"/>
+          <w14:ligatures w14:val="none"/>
+        </w:rPr>
+        <w:t>csproj</w:t>
+      </w:r>
+      <w:proofErr w:type="spellEnd"/>
+      <w:r>
+        <w:rPr>
+          <w:rFonts w:ascii="Times New Roman" w:eastAsia="Times New Roman" w:hAnsi="Times New Roman" w:cs="Times New Roman"/>
+          <w:kern w:val="0"/>
+          <w14:ligatures w14:val="none"/>
+        </w:rPr>
+        <w:t xml:space="preserve"> </w:t>
+      </w:r>
+      <w:proofErr w:type="spellStart"/>
+      <w:r>
+        <w:rPr>
+          <w:rFonts w:ascii="Times New Roman" w:eastAsia="Times New Roman" w:hAnsi="Times New Roman" w:cs="Times New Roman"/>
+          <w:kern w:val="0"/>
+          <w14:ligatures w14:val="none"/>
+        </w:rPr>
+        <w:t>kiểm</w:t>
+      </w:r>
+      <w:proofErr w:type="spellEnd"/>
+      <w:r>
+        <w:rPr>
+          <w:rFonts w:ascii="Times New Roman" w:eastAsia="Times New Roman" w:hAnsi="Times New Roman" w:cs="Times New Roman"/>
+          <w:kern w:val="0"/>
+          <w14:ligatures w14:val="none"/>
+        </w:rPr>
+        <w:t xml:space="preserve"> </w:t>
+      </w:r>
+      <w:proofErr w:type="spellStart"/>
+      <w:r>
+        <w:rPr>
+          <w:rFonts w:ascii="Times New Roman" w:eastAsia="Times New Roman" w:hAnsi="Times New Roman" w:cs="Times New Roman"/>
+          <w:kern w:val="0"/>
+          <w14:ligatures w14:val="none"/>
+        </w:rPr>
+        <w:t>tra</w:t>
+      </w:r>
+      <w:proofErr w:type="spellEnd"/>
+      <w:r>
+        <w:rPr>
+          <w:rFonts w:ascii="Times New Roman" w:eastAsia="Times New Roman" w:hAnsi="Times New Roman" w:cs="Times New Roman"/>
+          <w:kern w:val="0"/>
+          <w14:ligatures w14:val="none"/>
+        </w:rPr>
+        <w:t xml:space="preserve"> version </w:t>
+      </w:r>
+      <w:proofErr w:type="spellStart"/>
+      <w:r>
+        <w:rPr>
+          <w:rFonts w:ascii="Times New Roman" w:eastAsia="Times New Roman" w:hAnsi="Times New Roman" w:cs="Times New Roman"/>
+          <w:kern w:val="0"/>
+          <w14:ligatures w14:val="none"/>
+        </w:rPr>
+        <w:t>phải</w:t>
+      </w:r>
+      <w:proofErr w:type="spellEnd"/>
+      <w:r>
+        <w:rPr>
+          <w:rFonts w:ascii="Times New Roman" w:eastAsia="Times New Roman" w:hAnsi="Times New Roman" w:cs="Times New Roman"/>
+          <w:kern w:val="0"/>
+          <w14:ligatures w14:val="none"/>
+        </w:rPr>
+        <w:t xml:space="preserve"> </w:t>
+      </w:r>
+      <w:proofErr w:type="spellStart"/>
+      <w:r>
+        <w:rPr>
+          <w:rFonts w:ascii="Times New Roman" w:eastAsia="Times New Roman" w:hAnsi="Times New Roman" w:cs="Times New Roman"/>
+          <w:kern w:val="0"/>
+          <w14:ligatures w14:val="none"/>
+        </w:rPr>
+        <w:t>đồng</w:t>
+      </w:r>
+      <w:proofErr w:type="spellEnd"/>
+      <w:r>
+        <w:rPr>
+          <w:rFonts w:ascii="Times New Roman" w:eastAsia="Times New Roman" w:hAnsi="Times New Roman" w:cs="Times New Roman"/>
+          <w:kern w:val="0"/>
+          <w14:ligatures w14:val="none"/>
+        </w:rPr>
+        <w:t xml:space="preserve"> </w:t>
+      </w:r>
+      <w:proofErr w:type="spellStart"/>
+      <w:r>
+        <w:rPr>
+          <w:rFonts w:ascii="Times New Roman" w:eastAsia="Times New Roman" w:hAnsi="Times New Roman" w:cs="Times New Roman"/>
+          <w:kern w:val="0"/>
+          <w14:ligatures w14:val="none"/>
+        </w:rPr>
+        <w:t>bộ</w:t>
+      </w:r>
+      <w:proofErr w:type="spellEnd"/>
+      <w:r>
+        <w:rPr>
+          <w:rFonts w:ascii="Times New Roman" w:eastAsia="Times New Roman" w:hAnsi="Times New Roman" w:cs="Times New Roman"/>
+          <w:kern w:val="0"/>
+          <w14:ligatures w14:val="none"/>
+        </w:rPr>
+        <w:t xml:space="preserve"> 8.0.23.</w:t>
       </w:r>
     </w:p>
     <w:p>
@@ -869,7 +1953,7 @@
           <w14:ligatures w14:val="none"/>
         </w:rPr>
         <w:pict w14:anchorId="787D0883">
-          <v:rect id="_x0000_i1110" style="width:0;height:1.5pt" o:hralign="center" o:hrstd="t" o:hr="t" fillcolor="#a0a0a0" stroked="f"/>
+          <v:rect id="_x0000_i1026" style="width:0;height:1.5pt" o:hralign="center" o:hrstd="t" o:hr="t" fillcolor="#a0a0a0" stroked="f"/>
         </w:pict>
       </w:r>
     </w:p>
@@ -894,7 +1978,161 @@
           <w14:ligatures w14:val="none"/>
         </w:rPr>
         <w:lastRenderedPageBreak/>
-        <w:t>PHẦN C — Chuẩn hoá .csproj (tránh lỗi MSB4067 và lệch version)</w:t>
+        <w:t xml:space="preserve">PHẦN C — </w:t>
+      </w:r>
+      <w:proofErr w:type="spellStart"/>
+      <w:r>
+        <w:rPr>
+          <w:rFonts w:ascii="Times New Roman" w:eastAsia="Times New Roman" w:hAnsi="Times New Roman" w:cs="Times New Roman"/>
+          <w:b/>
+          <w:bCs/>
+          <w:kern w:val="0"/>
+          <w14:ligatures w14:val="none"/>
+        </w:rPr>
+        <w:t>Chuẩn</w:t>
+      </w:r>
+      <w:proofErr w:type="spellEnd"/>
+      <w:r>
+        <w:rPr>
+          <w:rFonts w:ascii="Times New Roman" w:eastAsia="Times New Roman" w:hAnsi="Times New Roman" w:cs="Times New Roman"/>
+          <w:b/>
+          <w:bCs/>
+          <w:kern w:val="0"/>
+          <w14:ligatures w14:val="none"/>
+        </w:rPr>
+        <w:t xml:space="preserve"> </w:t>
+      </w:r>
+      <w:proofErr w:type="spellStart"/>
+      <w:r>
+        <w:rPr>
+          <w:rFonts w:ascii="Times New Roman" w:eastAsia="Times New Roman" w:hAnsi="Times New Roman" w:cs="Times New Roman"/>
+          <w:b/>
+          <w:bCs/>
+          <w:kern w:val="0"/>
+          <w14:ligatures w14:val="none"/>
+        </w:rPr>
+        <w:t>hoá</w:t>
+      </w:r>
+      <w:proofErr w:type="spellEnd"/>
+      <w:r>
+        <w:rPr>
+          <w:rFonts w:ascii="Times New Roman" w:eastAsia="Times New Roman" w:hAnsi="Times New Roman" w:cs="Times New Roman"/>
+          <w:b/>
+          <w:bCs/>
+          <w:kern w:val="0"/>
+          <w14:ligatures w14:val="none"/>
+        </w:rPr>
+        <w:t xml:space="preserve"> .</w:t>
+      </w:r>
+      <w:proofErr w:type="spellStart"/>
+      <w:r>
+        <w:rPr>
+          <w:rFonts w:ascii="Times New Roman" w:eastAsia="Times New Roman" w:hAnsi="Times New Roman" w:cs="Times New Roman"/>
+          <w:b/>
+          <w:bCs/>
+          <w:kern w:val="0"/>
+          <w14:ligatures w14:val="none"/>
+        </w:rPr>
+        <w:t>csproj</w:t>
+      </w:r>
+      <w:proofErr w:type="spellEnd"/>
+      <w:r>
+        <w:rPr>
+          <w:rFonts w:ascii="Times New Roman" w:eastAsia="Times New Roman" w:hAnsi="Times New Roman" w:cs="Times New Roman"/>
+          <w:b/>
+          <w:bCs/>
+          <w:kern w:val="0"/>
+          <w14:ligatures w14:val="none"/>
+        </w:rPr>
+        <w:t xml:space="preserve"> (</w:t>
+      </w:r>
+      <w:proofErr w:type="spellStart"/>
+      <w:r>
+        <w:rPr>
+          <w:rFonts w:ascii="Times New Roman" w:eastAsia="Times New Roman" w:hAnsi="Times New Roman" w:cs="Times New Roman"/>
+          <w:b/>
+          <w:bCs/>
+          <w:kern w:val="0"/>
+          <w14:ligatures w14:val="none"/>
+        </w:rPr>
+        <w:t>tránh</w:t>
+      </w:r>
+      <w:proofErr w:type="spellEnd"/>
+      <w:r>
+        <w:rPr>
+          <w:rFonts w:ascii="Times New Roman" w:eastAsia="Times New Roman" w:hAnsi="Times New Roman" w:cs="Times New Roman"/>
+          <w:b/>
+          <w:bCs/>
+          <w:kern w:val="0"/>
+          <w14:ligatures w14:val="none"/>
+        </w:rPr>
+        <w:t xml:space="preserve"> </w:t>
+      </w:r>
+      <w:proofErr w:type="spellStart"/>
+      <w:r>
+        <w:rPr>
+          <w:rFonts w:ascii="Times New Roman" w:eastAsia="Times New Roman" w:hAnsi="Times New Roman" w:cs="Times New Roman"/>
+          <w:b/>
+          <w:bCs/>
+          <w:kern w:val="0"/>
+          <w14:ligatures w14:val="none"/>
+        </w:rPr>
+        <w:t>lỗi</w:t>
+      </w:r>
+      <w:proofErr w:type="spellEnd"/>
+      <w:r>
+        <w:rPr>
+          <w:rFonts w:ascii="Times New Roman" w:eastAsia="Times New Roman" w:hAnsi="Times New Roman" w:cs="Times New Roman"/>
+          <w:b/>
+          <w:bCs/>
+          <w:kern w:val="0"/>
+          <w14:ligatures w14:val="none"/>
+        </w:rPr>
+        <w:t xml:space="preserve"> MSB4067 </w:t>
+      </w:r>
+      <w:proofErr w:type="spellStart"/>
+      <w:r>
+        <w:rPr>
+          <w:rFonts w:ascii="Times New Roman" w:eastAsia="Times New Roman" w:hAnsi="Times New Roman" w:cs="Times New Roman"/>
+          <w:b/>
+          <w:bCs/>
+          <w:kern w:val="0"/>
+          <w14:ligatures w14:val="none"/>
+        </w:rPr>
+        <w:t>và</w:t>
+      </w:r>
+      <w:proofErr w:type="spellEnd"/>
+      <w:r>
+        <w:rPr>
+          <w:rFonts w:ascii="Times New Roman" w:eastAsia="Times New Roman" w:hAnsi="Times New Roman" w:cs="Times New Roman"/>
+          <w:b/>
+          <w:bCs/>
+          <w:kern w:val="0"/>
+          <w14:ligatures w14:val="none"/>
+        </w:rPr>
+        <w:t xml:space="preserve"> </w:t>
+      </w:r>
+      <w:proofErr w:type="spellStart"/>
+      <w:r>
+        <w:rPr>
+          <w:rFonts w:ascii="Times New Roman" w:eastAsia="Times New Roman" w:hAnsi="Times New Roman" w:cs="Times New Roman"/>
+          <w:b/>
+          <w:bCs/>
+          <w:kern w:val="0"/>
+          <w14:ligatures w14:val="none"/>
+        </w:rPr>
+        <w:t>lệch</w:t>
+      </w:r>
+      <w:proofErr w:type="spellEnd"/>
+      <w:r>
+        <w:rPr>
+          <w:rFonts w:ascii="Times New Roman" w:eastAsia="Times New Roman" w:hAnsi="Times New Roman" w:cs="Times New Roman"/>
+          <w:b/>
+          <w:bCs/>
+          <w:kern w:val="0"/>
+          <w14:ligatures w14:val="none"/>
+        </w:rPr>
+        <w:t xml:space="preserve"> version)</w:t>
       </w:r>
     </w:p>
     <w:p>
@@ -914,7 +2152,7 @@
           <w14:ligatures w14:val="none"/>
         </w:rPr>
         <w:pict w14:anchorId="6FBC81B3">
-          <v:rect id="_x0000_i1111" style="width:0;height:1.5pt" o:hralign="center" o:hrstd="t" o:hr="t" fillcolor="#a0a0a0" stroked="f"/>
+          <v:rect id="_x0000_i1027" style="width:0;height:1.5pt" o:hralign="center" o:hrstd="t" o:hr="t" fillcolor="#a0a0a0" stroked="f"/>
         </w:pict>
       </w:r>
     </w:p>
@@ -938,49 +2176,151 @@
           <w:kern w:val="0"/>
           <w14:ligatures w14:val="none"/>
         </w:rPr>
-        <w:t>PHẦN D — Tạo Database + Connection String</w:t>
-      </w:r>
-    </w:p>
-    <w:p>
-      <w:pPr>
-        <w:spacing w:before="100" w:beforeAutospacing="1" w:after="100" w:afterAutospacing="1" w:line="240" w:lineRule="auto"/>
-        <w:outlineLvl w:val="1"/>
-        <w:rPr>
-          <w:rFonts w:ascii="Times New Roman" w:eastAsia="Times New Roman" w:hAnsi="Times New Roman" w:cs="Times New Roman"/>
-          <w:b/>
-          <w:bCs/>
-          <w:kern w:val="0"/>
-          <w14:ligatures w14:val="none"/>
-        </w:rPr>
-      </w:pPr>
-      <w:r>
-        <w:rPr>
-          <w:rFonts w:ascii="Times New Roman" w:eastAsia="Times New Roman" w:hAnsi="Times New Roman" w:cs="Times New Roman"/>
-          <w:b/>
-          <w:bCs/>
-          <w:kern w:val="0"/>
-          <w14:ligatures w14:val="none"/>
-        </w:rPr>
-        <w:t>Bước D1) Tạo database SQL Server</w:t>
-      </w:r>
-    </w:p>
-    <w:p>
-      <w:pPr>
-        <w:spacing w:before="100" w:beforeAutospacing="1" w:after="100" w:afterAutospacing="1" w:line="240" w:lineRule="auto"/>
-        <w:outlineLvl w:val="1"/>
-        <w:rPr>
-          <w:rFonts w:ascii="Times New Roman" w:eastAsia="Times New Roman" w:hAnsi="Times New Roman" w:cs="Times New Roman"/>
-          <w:kern w:val="0"/>
-          <w14:ligatures w14:val="none"/>
-        </w:rPr>
-      </w:pPr>
-      <w:r>
-        <w:rPr>
-          <w:rFonts w:ascii="Times New Roman" w:eastAsia="Times New Roman" w:hAnsi="Times New Roman" w:cs="Times New Roman"/>
-          <w:kern w:val="0"/>
-          <w14:ligatures w14:val="none"/>
-        </w:rPr>
-        <w:t>Mở SSMS và chạy:</w:t>
+        <w:t xml:space="preserve">PHẦN D — </w:t>
+      </w:r>
+      <w:proofErr w:type="spellStart"/>
+      <w:r>
+        <w:rPr>
+          <w:rFonts w:ascii="Times New Roman" w:eastAsia="Times New Roman" w:hAnsi="Times New Roman" w:cs="Times New Roman"/>
+          <w:b/>
+          <w:bCs/>
+          <w:kern w:val="0"/>
+          <w14:ligatures w14:val="none"/>
+        </w:rPr>
+        <w:t>Tạo</w:t>
+      </w:r>
+      <w:proofErr w:type="spellEnd"/>
+      <w:r>
+        <w:rPr>
+          <w:rFonts w:ascii="Times New Roman" w:eastAsia="Times New Roman" w:hAnsi="Times New Roman" w:cs="Times New Roman"/>
+          <w:b/>
+          <w:bCs/>
+          <w:kern w:val="0"/>
+          <w14:ligatures w14:val="none"/>
+        </w:rPr>
+        <w:t xml:space="preserve"> Database + Connection String</w:t>
+      </w:r>
+    </w:p>
+    <w:p>
+      <w:pPr>
+        <w:spacing w:before="100" w:beforeAutospacing="1" w:after="100" w:afterAutospacing="1" w:line="240" w:lineRule="auto"/>
+        <w:outlineLvl w:val="1"/>
+        <w:rPr>
+          <w:rFonts w:ascii="Times New Roman" w:eastAsia="Times New Roman" w:hAnsi="Times New Roman" w:cs="Times New Roman"/>
+          <w:b/>
+          <w:bCs/>
+          <w:kern w:val="0"/>
+          <w14:ligatures w14:val="none"/>
+        </w:rPr>
+      </w:pPr>
+      <w:proofErr w:type="spellStart"/>
+      <w:r>
+        <w:rPr>
+          <w:rFonts w:ascii="Times New Roman" w:eastAsia="Times New Roman" w:hAnsi="Times New Roman" w:cs="Times New Roman"/>
+          <w:b/>
+          <w:bCs/>
+          <w:kern w:val="0"/>
+          <w14:ligatures w14:val="none"/>
+        </w:rPr>
+        <w:t>Bước</w:t>
+      </w:r>
+      <w:proofErr w:type="spellEnd"/>
+      <w:r>
+        <w:rPr>
+          <w:rFonts w:ascii="Times New Roman" w:eastAsia="Times New Roman" w:hAnsi="Times New Roman" w:cs="Times New Roman"/>
+          <w:b/>
+          <w:bCs/>
+          <w:kern w:val="0"/>
+          <w14:ligatures w14:val="none"/>
+        </w:rPr>
+        <w:t xml:space="preserve"> D1) </w:t>
+      </w:r>
+      <w:proofErr w:type="spellStart"/>
+      <w:r>
+        <w:rPr>
+          <w:rFonts w:ascii="Times New Roman" w:eastAsia="Times New Roman" w:hAnsi="Times New Roman" w:cs="Times New Roman"/>
+          <w:b/>
+          <w:bCs/>
+          <w:kern w:val="0"/>
+          <w14:ligatures w14:val="none"/>
+        </w:rPr>
+        <w:t>Tạo</w:t>
+      </w:r>
+      <w:proofErr w:type="spellEnd"/>
+      <w:r>
+        <w:rPr>
+          <w:rFonts w:ascii="Times New Roman" w:eastAsia="Times New Roman" w:hAnsi="Times New Roman" w:cs="Times New Roman"/>
+          <w:b/>
+          <w:bCs/>
+          <w:kern w:val="0"/>
+          <w14:ligatures w14:val="none"/>
+        </w:rPr>
+        <w:t xml:space="preserve"> database SQL Server</w:t>
+      </w:r>
+    </w:p>
+    <w:p>
+      <w:pPr>
+        <w:spacing w:before="100" w:beforeAutospacing="1" w:after="100" w:afterAutospacing="1" w:line="240" w:lineRule="auto"/>
+        <w:outlineLvl w:val="1"/>
+        <w:rPr>
+          <w:rFonts w:ascii="Times New Roman" w:eastAsia="Times New Roman" w:hAnsi="Times New Roman" w:cs="Times New Roman"/>
+          <w:kern w:val="0"/>
+          <w14:ligatures w14:val="none"/>
+        </w:rPr>
+      </w:pPr>
+      <w:proofErr w:type="spellStart"/>
+      <w:r>
+        <w:rPr>
+          <w:rFonts w:ascii="Times New Roman" w:eastAsia="Times New Roman" w:hAnsi="Times New Roman" w:cs="Times New Roman"/>
+          <w:kern w:val="0"/>
+          <w14:ligatures w14:val="none"/>
+        </w:rPr>
+        <w:t>Mở</w:t>
+      </w:r>
+      <w:proofErr w:type="spellEnd"/>
+      <w:r>
+        <w:rPr>
+          <w:rFonts w:ascii="Times New Roman" w:eastAsia="Times New Roman" w:hAnsi="Times New Roman" w:cs="Times New Roman"/>
+          <w:kern w:val="0"/>
+          <w14:ligatures w14:val="none"/>
+        </w:rPr>
+        <w:t xml:space="preserve"> SSMS </w:t>
+      </w:r>
+      <w:proofErr w:type="spellStart"/>
+      <w:r>
+        <w:rPr>
+          <w:rFonts w:ascii="Times New Roman" w:eastAsia="Times New Roman" w:hAnsi="Times New Roman" w:cs="Times New Roman"/>
+          <w:kern w:val="0"/>
+          <w14:ligatures w14:val="none"/>
+        </w:rPr>
+        <w:t>và</w:t>
+      </w:r>
+      <w:proofErr w:type="spellEnd"/>
+      <w:r>
+        <w:rPr>
+          <w:rFonts w:ascii="Times New Roman" w:eastAsia="Times New Roman" w:hAnsi="Times New Roman" w:cs="Times New Roman"/>
+          <w:kern w:val="0"/>
+          <w14:ligatures w14:val="none"/>
+        </w:rPr>
+        <w:t xml:space="preserve"> </w:t>
+      </w:r>
+      <w:proofErr w:type="spellStart"/>
+      <w:r>
+        <w:rPr>
+          <w:rFonts w:ascii="Times New Roman" w:eastAsia="Times New Roman" w:hAnsi="Times New Roman" w:cs="Times New Roman"/>
+          <w:kern w:val="0"/>
+          <w14:ligatures w14:val="none"/>
+        </w:rPr>
+        <w:t>chạy</w:t>
+      </w:r>
+      <w:proofErr w:type="spellEnd"/>
+      <w:r>
+        <w:rPr>
+          <w:rFonts w:ascii="Times New Roman" w:eastAsia="Times New Roman" w:hAnsi="Times New Roman" w:cs="Times New Roman"/>
+          <w:kern w:val="0"/>
+          <w14:ligatures w14:val="none"/>
+        </w:rPr>
+        <w:t>:</w:t>
       </w:r>
     </w:p>
     <w:p>
@@ -1005,7 +2345,25 @@
           <w:kern w:val="0"/>
           <w14:ligatures w14:val="none"/>
         </w:rPr>
-        <w:t>CREATE DATABASE MyStockDB;</w:t>
+        <w:t xml:space="preserve">CREATE DATABASE </w:t>
+      </w:r>
+      <w:proofErr w:type="spellStart"/>
+      <w:r>
+        <w:rPr>
+          <w:rFonts w:ascii="Courier New" w:eastAsia="Times New Roman" w:hAnsi="Courier New" w:cs="Courier New"/>
+          <w:kern w:val="0"/>
+          <w14:ligatures w14:val="none"/>
+        </w:rPr>
+        <w:t>MyStockDB</w:t>
+      </w:r>
+      <w:proofErr w:type="spellEnd"/>
+      <w:r>
+        <w:rPr>
+          <w:rFonts w:ascii="Courier New" w:eastAsia="Times New Roman" w:hAnsi="Courier New" w:cs="Courier New"/>
+          <w:kern w:val="0"/>
+          <w14:ligatures w14:val="none"/>
+        </w:rPr>
+        <w:t>;</w:t>
       </w:r>
     </w:p>
     <w:p>
@@ -1055,7 +2413,25 @@
           <w:kern w:val="0"/>
           <w14:ligatures w14:val="none"/>
         </w:rPr>
-        <w:t>USE MyStockDB;</w:t>
+        <w:t xml:space="preserve">USE </w:t>
+      </w:r>
+      <w:proofErr w:type="spellStart"/>
+      <w:r>
+        <w:rPr>
+          <w:rFonts w:ascii="Courier New" w:eastAsia="Times New Roman" w:hAnsi="Courier New" w:cs="Courier New"/>
+          <w:kern w:val="0"/>
+          <w14:ligatures w14:val="none"/>
+        </w:rPr>
+        <w:t>MyStockDB</w:t>
+      </w:r>
+      <w:proofErr w:type="spellEnd"/>
+      <w:r>
+        <w:rPr>
+          <w:rFonts w:ascii="Courier New" w:eastAsia="Times New Roman" w:hAnsi="Courier New" w:cs="Courier New"/>
+          <w:kern w:val="0"/>
+          <w14:ligatures w14:val="none"/>
+        </w:rPr>
+        <w:t>;</w:t>
       </w:r>
     </w:p>
     <w:p>
@@ -1130,7 +2506,43 @@
           <w:kern w:val="0"/>
           <w14:ligatures w14:val="none"/>
         </w:rPr>
-        <w:t xml:space="preserve">    ProductId INT IDENTITY(1,1) PRIMARY KEY,</w:t>
+        <w:t xml:space="preserve">    </w:t>
+      </w:r>
+      <w:proofErr w:type="spellStart"/>
+      <w:r>
+        <w:rPr>
+          <w:rFonts w:ascii="Courier New" w:eastAsia="Times New Roman" w:hAnsi="Courier New" w:cs="Courier New"/>
+          <w:kern w:val="0"/>
+          <w14:ligatures w14:val="none"/>
+        </w:rPr>
+        <w:t>ProductId</w:t>
+      </w:r>
+      <w:proofErr w:type="spellEnd"/>
+      <w:r>
+        <w:rPr>
+          <w:rFonts w:ascii="Courier New" w:eastAsia="Times New Roman" w:hAnsi="Courier New" w:cs="Courier New"/>
+          <w:kern w:val="0"/>
+          <w14:ligatures w14:val="none"/>
+        </w:rPr>
+        <w:t xml:space="preserve"> INT </w:t>
+      </w:r>
+      <w:proofErr w:type="gramStart"/>
+      <w:r>
+        <w:rPr>
+          <w:rFonts w:ascii="Courier New" w:eastAsia="Times New Roman" w:hAnsi="Courier New" w:cs="Courier New"/>
+          <w:kern w:val="0"/>
+          <w14:ligatures w14:val="none"/>
+        </w:rPr>
+        <w:t>IDENTITY(</w:t>
+      </w:r>
+      <w:proofErr w:type="gramEnd"/>
+      <w:r>
+        <w:rPr>
+          <w:rFonts w:ascii="Courier New" w:eastAsia="Times New Roman" w:hAnsi="Courier New" w:cs="Courier New"/>
+          <w:kern w:val="0"/>
+          <w14:ligatures w14:val="none"/>
+        </w:rPr>
+        <w:t>1,1) PRIMARY KEY,</w:t>
       </w:r>
     </w:p>
     <w:p>
@@ -1155,7 +2567,25 @@
           <w:kern w:val="0"/>
           <w14:ligatures w14:val="none"/>
         </w:rPr>
-        <w:t xml:space="preserve">    Name NVARCHAR(100) NOT NULL,</w:t>
+        <w:t xml:space="preserve">    Name </w:t>
+      </w:r>
+      <w:proofErr w:type="gramStart"/>
+      <w:r>
+        <w:rPr>
+          <w:rFonts w:ascii="Courier New" w:eastAsia="Times New Roman" w:hAnsi="Courier New" w:cs="Courier New"/>
+          <w:kern w:val="0"/>
+          <w14:ligatures w14:val="none"/>
+        </w:rPr>
+        <w:t>NVARCHAR(</w:t>
+      </w:r>
+      <w:proofErr w:type="gramEnd"/>
+      <w:r>
+        <w:rPr>
+          <w:rFonts w:ascii="Courier New" w:eastAsia="Times New Roman" w:hAnsi="Courier New" w:cs="Courier New"/>
+          <w:kern w:val="0"/>
+          <w14:ligatures w14:val="none"/>
+        </w:rPr>
+        <w:t>100) NOT NULL,</w:t>
       </w:r>
     </w:p>
     <w:p>
@@ -1180,7 +2610,25 @@
           <w:kern w:val="0"/>
           <w14:ligatures w14:val="none"/>
         </w:rPr>
-        <w:t xml:space="preserve">    Price DECIMAL(18,2) NOT NULL,</w:t>
+        <w:t xml:space="preserve">    Price </w:t>
+      </w:r>
+      <w:proofErr w:type="gramStart"/>
+      <w:r>
+        <w:rPr>
+          <w:rFonts w:ascii="Courier New" w:eastAsia="Times New Roman" w:hAnsi="Courier New" w:cs="Courier New"/>
+          <w:kern w:val="0"/>
+          <w14:ligatures w14:val="none"/>
+        </w:rPr>
+        <w:t>DECIMAL(</w:t>
+      </w:r>
+      <w:proofErr w:type="gramEnd"/>
+      <w:r>
+        <w:rPr>
+          <w:rFonts w:ascii="Courier New" w:eastAsia="Times New Roman" w:hAnsi="Courier New" w:cs="Courier New"/>
+          <w:kern w:val="0"/>
+          <w14:ligatures w14:val="none"/>
+        </w:rPr>
+        <w:t>18,2) NOT NULL,</w:t>
       </w:r>
     </w:p>
     <w:p>
@@ -1280,7 +2728,25 @@
           <w:kern w:val="0"/>
           <w14:ligatures w14:val="none"/>
         </w:rPr>
-        <w:t>INSERT INTO Products(Name, Price, Quantity) VALUES</w:t>
+        <w:t xml:space="preserve">INSERT INTO </w:t>
+      </w:r>
+      <w:proofErr w:type="gramStart"/>
+      <w:r>
+        <w:rPr>
+          <w:rFonts w:ascii="Courier New" w:eastAsia="Times New Roman" w:hAnsi="Courier New" w:cs="Courier New"/>
+          <w:kern w:val="0"/>
+          <w14:ligatures w14:val="none"/>
+        </w:rPr>
+        <w:t>Products(</w:t>
+      </w:r>
+      <w:proofErr w:type="gramEnd"/>
+      <w:r>
+        <w:rPr>
+          <w:rFonts w:ascii="Courier New" w:eastAsia="Times New Roman" w:hAnsi="Courier New" w:cs="Courier New"/>
+          <w:kern w:val="0"/>
+          <w14:ligatures w14:val="none"/>
+        </w:rPr>
+        <w:t>Name, Price, Quantity) VALUES</w:t>
       </w:r>
     </w:p>
     <w:p>
@@ -1305,7 +2771,25 @@
           <w:kern w:val="0"/>
           <w14:ligatures w14:val="none"/>
         </w:rPr>
-        <w:t>(N'Apple', 10.5, 100),</w:t>
+        <w:t>(</w:t>
+      </w:r>
+      <w:proofErr w:type="spellStart"/>
+      <w:r>
+        <w:rPr>
+          <w:rFonts w:ascii="Courier New" w:eastAsia="Times New Roman" w:hAnsi="Courier New" w:cs="Courier New"/>
+          <w:kern w:val="0"/>
+          <w14:ligatures w14:val="none"/>
+        </w:rPr>
+        <w:t>N'Apple</w:t>
+      </w:r>
+      <w:proofErr w:type="spellEnd"/>
+      <w:r>
+        <w:rPr>
+          <w:rFonts w:ascii="Courier New" w:eastAsia="Times New Roman" w:hAnsi="Courier New" w:cs="Courier New"/>
+          <w:kern w:val="0"/>
+          <w14:ligatures w14:val="none"/>
+        </w:rPr>
+        <w:t>', 10.5, 100),</w:t>
       </w:r>
     </w:p>
     <w:p>
@@ -1330,7 +2814,25 @@
           <w:kern w:val="0"/>
           <w14:ligatures w14:val="none"/>
         </w:rPr>
-        <w:t>(N'Orange', 8.0, 200);</w:t>
+        <w:t>(</w:t>
+      </w:r>
+      <w:proofErr w:type="spellStart"/>
+      <w:r>
+        <w:rPr>
+          <w:rFonts w:ascii="Courier New" w:eastAsia="Times New Roman" w:hAnsi="Courier New" w:cs="Courier New"/>
+          <w:kern w:val="0"/>
+          <w14:ligatures w14:val="none"/>
+        </w:rPr>
+        <w:t>N'Orange</w:t>
+      </w:r>
+      <w:proofErr w:type="spellEnd"/>
+      <w:r>
+        <w:rPr>
+          <w:rFonts w:ascii="Courier New" w:eastAsia="Times New Roman" w:hAnsi="Courier New" w:cs="Courier New"/>
+          <w:kern w:val="0"/>
+          <w14:ligatures w14:val="none"/>
+        </w:rPr>
+        <w:t>', 8.0, 200);</w:t>
       </w:r>
     </w:p>
     <w:p>
@@ -1370,34 +2872,152 @@
           <w14:ligatures w14:val="none"/>
         </w:rPr>
       </w:pPr>
-      <w:r>
-        <w:rPr>
-          <w:rFonts w:ascii="Times New Roman" w:eastAsia="Times New Roman" w:hAnsi="Times New Roman" w:cs="Times New Roman"/>
-          <w:b/>
-          <w:bCs/>
-          <w:kern w:val="0"/>
-          <w14:ligatures w14:val="none"/>
-        </w:rPr>
-        <w:t>Bước D2) Thêm connection string vào appsettings.json</w:t>
-      </w:r>
-    </w:p>
-    <w:p>
-      <w:pPr>
-        <w:spacing w:before="100" w:beforeAutospacing="1" w:after="100" w:afterAutospacing="1" w:line="240" w:lineRule="auto"/>
-        <w:outlineLvl w:val="1"/>
-        <w:rPr>
-          <w:rFonts w:ascii="Times New Roman" w:eastAsia="Times New Roman" w:hAnsi="Times New Roman" w:cs="Times New Roman"/>
-          <w:kern w:val="0"/>
-          <w14:ligatures w14:val="none"/>
-        </w:rPr>
-      </w:pPr>
-      <w:r>
-        <w:rPr>
-          <w:rFonts w:ascii="Times New Roman" w:eastAsia="Times New Roman" w:hAnsi="Times New Roman" w:cs="Times New Roman"/>
-          <w:kern w:val="0"/>
-          <w14:ligatures w14:val="none"/>
-        </w:rPr>
-        <w:t>Mở appsettings.json thêm:</w:t>
+      <w:proofErr w:type="spellStart"/>
+      <w:r>
+        <w:rPr>
+          <w:rFonts w:ascii="Times New Roman" w:eastAsia="Times New Roman" w:hAnsi="Times New Roman" w:cs="Times New Roman"/>
+          <w:b/>
+          <w:bCs/>
+          <w:kern w:val="0"/>
+          <w14:ligatures w14:val="none"/>
+        </w:rPr>
+        <w:t>Bước</w:t>
+      </w:r>
+      <w:proofErr w:type="spellEnd"/>
+      <w:r>
+        <w:rPr>
+          <w:rFonts w:ascii="Times New Roman" w:eastAsia="Times New Roman" w:hAnsi="Times New Roman" w:cs="Times New Roman"/>
+          <w:b/>
+          <w:bCs/>
+          <w:kern w:val="0"/>
+          <w14:ligatures w14:val="none"/>
+        </w:rPr>
+        <w:t xml:space="preserve"> D2) </w:t>
+      </w:r>
+      <w:proofErr w:type="spellStart"/>
+      <w:r>
+        <w:rPr>
+          <w:rFonts w:ascii="Times New Roman" w:eastAsia="Times New Roman" w:hAnsi="Times New Roman" w:cs="Times New Roman"/>
+          <w:b/>
+          <w:bCs/>
+          <w:kern w:val="0"/>
+          <w14:ligatures w14:val="none"/>
+        </w:rPr>
+        <w:t>Thêm</w:t>
+      </w:r>
+      <w:proofErr w:type="spellEnd"/>
+      <w:r>
+        <w:rPr>
+          <w:rFonts w:ascii="Times New Roman" w:eastAsia="Times New Roman" w:hAnsi="Times New Roman" w:cs="Times New Roman"/>
+          <w:b/>
+          <w:bCs/>
+          <w:kern w:val="0"/>
+          <w14:ligatures w14:val="none"/>
+        </w:rPr>
+        <w:t xml:space="preserve"> connection string </w:t>
+      </w:r>
+      <w:proofErr w:type="spellStart"/>
+      <w:r>
+        <w:rPr>
+          <w:rFonts w:ascii="Times New Roman" w:eastAsia="Times New Roman" w:hAnsi="Times New Roman" w:cs="Times New Roman"/>
+          <w:b/>
+          <w:bCs/>
+          <w:kern w:val="0"/>
+          <w14:ligatures w14:val="none"/>
+        </w:rPr>
+        <w:t>vào</w:t>
+      </w:r>
+      <w:proofErr w:type="spellEnd"/>
+      <w:r>
+        <w:rPr>
+          <w:rFonts w:ascii="Times New Roman" w:eastAsia="Times New Roman" w:hAnsi="Times New Roman" w:cs="Times New Roman"/>
+          <w:b/>
+          <w:bCs/>
+          <w:kern w:val="0"/>
+          <w14:ligatures w14:val="none"/>
+        </w:rPr>
+        <w:t xml:space="preserve"> </w:t>
+      </w:r>
+      <w:proofErr w:type="spellStart"/>
+      <w:proofErr w:type="gramStart"/>
+      <w:r>
+        <w:rPr>
+          <w:rFonts w:ascii="Times New Roman" w:eastAsia="Times New Roman" w:hAnsi="Times New Roman" w:cs="Times New Roman"/>
+          <w:b/>
+          <w:bCs/>
+          <w:kern w:val="0"/>
+          <w14:ligatures w14:val="none"/>
+        </w:rPr>
+        <w:t>appsettings.json</w:t>
+      </w:r>
+      <w:proofErr w:type="spellEnd"/>
+      <w:proofErr w:type="gramEnd"/>
+    </w:p>
+    <w:p>
+      <w:pPr>
+        <w:spacing w:before="100" w:beforeAutospacing="1" w:after="100" w:afterAutospacing="1" w:line="240" w:lineRule="auto"/>
+        <w:outlineLvl w:val="1"/>
+        <w:rPr>
+          <w:rFonts w:ascii="Times New Roman" w:eastAsia="Times New Roman" w:hAnsi="Times New Roman" w:cs="Times New Roman"/>
+          <w:kern w:val="0"/>
+          <w14:ligatures w14:val="none"/>
+        </w:rPr>
+      </w:pPr>
+      <w:proofErr w:type="spellStart"/>
+      <w:r>
+        <w:rPr>
+          <w:rFonts w:ascii="Times New Roman" w:eastAsia="Times New Roman" w:hAnsi="Times New Roman" w:cs="Times New Roman"/>
+          <w:kern w:val="0"/>
+          <w14:ligatures w14:val="none"/>
+        </w:rPr>
+        <w:t>Mở</w:t>
+      </w:r>
+      <w:proofErr w:type="spellEnd"/>
+      <w:r>
+        <w:rPr>
+          <w:rFonts w:ascii="Times New Roman" w:eastAsia="Times New Roman" w:hAnsi="Times New Roman" w:cs="Times New Roman"/>
+          <w:kern w:val="0"/>
+          <w14:ligatures w14:val="none"/>
+        </w:rPr>
+        <w:t xml:space="preserve"> </w:t>
+      </w:r>
+      <w:proofErr w:type="spellStart"/>
+      <w:proofErr w:type="gramStart"/>
+      <w:r>
+        <w:rPr>
+          <w:rFonts w:ascii="Times New Roman" w:eastAsia="Times New Roman" w:hAnsi="Times New Roman" w:cs="Times New Roman"/>
+          <w:kern w:val="0"/>
+          <w14:ligatures w14:val="none"/>
+        </w:rPr>
+        <w:t>appsettings.json</w:t>
+      </w:r>
+      <w:proofErr w:type="spellEnd"/>
+      <w:proofErr w:type="gramEnd"/>
+      <w:r>
+        <w:rPr>
+          <w:rFonts w:ascii="Times New Roman" w:eastAsia="Times New Roman" w:hAnsi="Times New Roman" w:cs="Times New Roman"/>
+          <w:kern w:val="0"/>
+          <w14:ligatures w14:val="none"/>
+        </w:rPr>
+        <w:t xml:space="preserve"> </w:t>
+      </w:r>
+      <w:proofErr w:type="spellStart"/>
+      <w:r>
+        <w:rPr>
+          <w:rFonts w:ascii="Times New Roman" w:eastAsia="Times New Roman" w:hAnsi="Times New Roman" w:cs="Times New Roman"/>
+          <w:kern w:val="0"/>
+          <w14:ligatures w14:val="none"/>
+        </w:rPr>
+        <w:t>thêm</w:t>
+      </w:r>
+      <w:proofErr w:type="spellEnd"/>
+      <w:r>
+        <w:rPr>
+          <w:rFonts w:ascii="Times New Roman" w:eastAsia="Times New Roman" w:hAnsi="Times New Roman" w:cs="Times New Roman"/>
+          <w:kern w:val="0"/>
+          <w14:ligatures w14:val="none"/>
+        </w:rPr>
+        <w:t>:</w:t>
       </w:r>
     </w:p>
     <w:p>
@@ -1448,7 +3068,25 @@
           <w14:ligatures w14:val="none"/>
         </w:rPr>
         <w:lastRenderedPageBreak/>
-        <w:t xml:space="preserve">  "ConnectionStrings": {</w:t>
+        <w:t xml:space="preserve">  "</w:t>
+      </w:r>
+      <w:proofErr w:type="spellStart"/>
+      <w:r>
+        <w:rPr>
+          <w:rFonts w:ascii="Courier New" w:eastAsia="Times New Roman" w:hAnsi="Courier New" w:cs="Courier New"/>
+          <w:kern w:val="0"/>
+          <w14:ligatures w14:val="none"/>
+        </w:rPr>
+        <w:t>ConnectionStrings</w:t>
+      </w:r>
+      <w:proofErr w:type="spellEnd"/>
+      <w:r>
+        <w:rPr>
+          <w:rFonts w:ascii="Courier New" w:eastAsia="Times New Roman" w:hAnsi="Courier New" w:cs="Courier New"/>
+          <w:kern w:val="0"/>
+          <w14:ligatures w14:val="none"/>
+        </w:rPr>
+        <w:t>": {</w:t>
       </w:r>
     </w:p>
     <w:p>
@@ -1473,7 +3111,43 @@
           <w:kern w:val="0"/>
           <w14:ligatures w14:val="none"/>
         </w:rPr>
-        <w:t xml:space="preserve">    "MyStockDB": "Server=.;Database=MyStockDB;Trusted_Connection=True;TrustServerCertificate=True"</w:t>
+        <w:t xml:space="preserve">    "</w:t>
+      </w:r>
+      <w:proofErr w:type="spellStart"/>
+      <w:r>
+        <w:rPr>
+          <w:rFonts w:ascii="Courier New" w:eastAsia="Times New Roman" w:hAnsi="Courier New" w:cs="Courier New"/>
+          <w:kern w:val="0"/>
+          <w14:ligatures w14:val="none"/>
+        </w:rPr>
+        <w:t>MyStockDB</w:t>
+      </w:r>
+      <w:proofErr w:type="spellEnd"/>
+      <w:r>
+        <w:rPr>
+          <w:rFonts w:ascii="Courier New" w:eastAsia="Times New Roman" w:hAnsi="Courier New" w:cs="Courier New"/>
+          <w:kern w:val="0"/>
+          <w14:ligatures w14:val="none"/>
+        </w:rPr>
+        <w:t>": "Server=</w:t>
+      </w:r>
+      <w:proofErr w:type="gramStart"/>
+      <w:r>
+        <w:rPr>
+          <w:rFonts w:ascii="Courier New" w:eastAsia="Times New Roman" w:hAnsi="Courier New" w:cs="Courier New"/>
+          <w:kern w:val="0"/>
+          <w14:ligatures w14:val="none"/>
+        </w:rPr>
+        <w:t>.;Database</w:t>
+      </w:r>
+      <w:proofErr w:type="gramEnd"/>
+      <w:r>
+        <w:rPr>
+          <w:rFonts w:ascii="Courier New" w:eastAsia="Times New Roman" w:hAnsi="Courier New" w:cs="Courier New"/>
+          <w:kern w:val="0"/>
+          <w14:ligatures w14:val="none"/>
+        </w:rPr>
+        <w:t>=MyStockDB;Trusted_Connection=True;TrustServerCertificate=True"</w:t>
       </w:r>
     </w:p>
     <w:p>
@@ -1548,7 +3222,25 @@
           <w:kern w:val="0"/>
           <w14:ligatures w14:val="none"/>
         </w:rPr>
-        <w:t xml:space="preserve">    "LogLevel": {</w:t>
+        <w:t xml:space="preserve">    "</w:t>
+      </w:r>
+      <w:proofErr w:type="spellStart"/>
+      <w:r>
+        <w:rPr>
+          <w:rFonts w:ascii="Courier New" w:eastAsia="Times New Roman" w:hAnsi="Courier New" w:cs="Courier New"/>
+          <w:kern w:val="0"/>
+          <w14:ligatures w14:val="none"/>
+        </w:rPr>
+        <w:t>LogLevel</w:t>
+      </w:r>
+      <w:proofErr w:type="spellEnd"/>
+      <w:r>
+        <w:rPr>
+          <w:rFonts w:ascii="Courier New" w:eastAsia="Times New Roman" w:hAnsi="Courier New" w:cs="Courier New"/>
+          <w:kern w:val="0"/>
+          <w14:ligatures w14:val="none"/>
+        </w:rPr>
+        <w:t>": {</w:t>
       </w:r>
     </w:p>
     <w:p>
@@ -1598,7 +3290,25 @@
           <w:kern w:val="0"/>
           <w14:ligatures w14:val="none"/>
         </w:rPr>
-        <w:t xml:space="preserve">      "Microsoft.AspNetCore": "Warning"</w:t>
+        <w:t xml:space="preserve">      "</w:t>
+      </w:r>
+      <w:proofErr w:type="spellStart"/>
+      <w:r>
+        <w:rPr>
+          <w:rFonts w:ascii="Courier New" w:eastAsia="Times New Roman" w:hAnsi="Courier New" w:cs="Courier New"/>
+          <w:kern w:val="0"/>
+          <w14:ligatures w14:val="none"/>
+        </w:rPr>
+        <w:t>Microsoft.AspNetCore</w:t>
+      </w:r>
+      <w:proofErr w:type="spellEnd"/>
+      <w:r>
+        <w:rPr>
+          <w:rFonts w:ascii="Courier New" w:eastAsia="Times New Roman" w:hAnsi="Courier New" w:cs="Courier New"/>
+          <w:kern w:val="0"/>
+          <w14:ligatures w14:val="none"/>
+        </w:rPr>
+        <w:t>": "Warning"</w:t>
       </w:r>
     </w:p>
     <w:p>
@@ -1673,7 +3383,25 @@
           <w:kern w:val="0"/>
           <w14:ligatures w14:val="none"/>
         </w:rPr>
-        <w:t xml:space="preserve">  "AllowedHosts": "*"</w:t>
+        <w:t xml:space="preserve">  "</w:t>
+      </w:r>
+      <w:proofErr w:type="spellStart"/>
+      <w:r>
+        <w:rPr>
+          <w:rFonts w:ascii="Courier New" w:eastAsia="Times New Roman" w:hAnsi="Courier New" w:cs="Courier New"/>
+          <w:kern w:val="0"/>
+          <w14:ligatures w14:val="none"/>
+        </w:rPr>
+        <w:t>AllowedHosts</w:t>
+      </w:r>
+      <w:proofErr w:type="spellEnd"/>
+      <w:r>
+        <w:rPr>
+          <w:rFonts w:ascii="Courier New" w:eastAsia="Times New Roman" w:hAnsi="Courier New" w:cs="Courier New"/>
+          <w:kern w:val="0"/>
+          <w14:ligatures w14:val="none"/>
+        </w:rPr>
+        <w:t>": "*"</w:t>
       </w:r>
     </w:p>
     <w:p>
@@ -1711,13 +3439,149 @@
           <w14:ligatures w14:val="none"/>
         </w:rPr>
       </w:pPr>
-      <w:r>
-        <w:rPr>
-          <w:rFonts w:ascii="Times New Roman" w:eastAsia="Times New Roman" w:hAnsi="Times New Roman" w:cs="Times New Roman"/>
-          <w:kern w:val="0"/>
-          <w14:ligatures w14:val="none"/>
-        </w:rPr>
-        <w:t>Nếu SQL Server của bạn là DESKTOP-xxx\SQLEXPRESS thì sửa Server= tương ứng.</w:t>
+      <w:proofErr w:type="spellStart"/>
+      <w:r>
+        <w:rPr>
+          <w:rFonts w:ascii="Times New Roman" w:eastAsia="Times New Roman" w:hAnsi="Times New Roman" w:cs="Times New Roman"/>
+          <w:kern w:val="0"/>
+          <w14:ligatures w14:val="none"/>
+        </w:rPr>
+        <w:t>Nếu</w:t>
+      </w:r>
+      <w:proofErr w:type="spellEnd"/>
+      <w:r>
+        <w:rPr>
+          <w:rFonts w:ascii="Times New Roman" w:eastAsia="Times New Roman" w:hAnsi="Times New Roman" w:cs="Times New Roman"/>
+          <w:kern w:val="0"/>
+          <w14:ligatures w14:val="none"/>
+        </w:rPr>
+        <w:t xml:space="preserve"> SQL Server </w:t>
+      </w:r>
+      <w:proofErr w:type="spellStart"/>
+      <w:r>
+        <w:rPr>
+          <w:rFonts w:ascii="Times New Roman" w:eastAsia="Times New Roman" w:hAnsi="Times New Roman" w:cs="Times New Roman"/>
+          <w:kern w:val="0"/>
+          <w14:ligatures w14:val="none"/>
+        </w:rPr>
+        <w:t>của</w:t>
+      </w:r>
+      <w:proofErr w:type="spellEnd"/>
+      <w:r>
+        <w:rPr>
+          <w:rFonts w:ascii="Times New Roman" w:eastAsia="Times New Roman" w:hAnsi="Times New Roman" w:cs="Times New Roman"/>
+          <w:kern w:val="0"/>
+          <w14:ligatures w14:val="none"/>
+        </w:rPr>
+        <w:t xml:space="preserve"> </w:t>
+      </w:r>
+      <w:proofErr w:type="spellStart"/>
+      <w:r>
+        <w:rPr>
+          <w:rFonts w:ascii="Times New Roman" w:eastAsia="Times New Roman" w:hAnsi="Times New Roman" w:cs="Times New Roman"/>
+          <w:kern w:val="0"/>
+          <w14:ligatures w14:val="none"/>
+        </w:rPr>
+        <w:t>bạn</w:t>
+      </w:r>
+      <w:proofErr w:type="spellEnd"/>
+      <w:r>
+        <w:rPr>
+          <w:rFonts w:ascii="Times New Roman" w:eastAsia="Times New Roman" w:hAnsi="Times New Roman" w:cs="Times New Roman"/>
+          <w:kern w:val="0"/>
+          <w14:ligatures w14:val="none"/>
+        </w:rPr>
+        <w:t xml:space="preserve"> </w:t>
+      </w:r>
+      <w:proofErr w:type="spellStart"/>
+      <w:r>
+        <w:rPr>
+          <w:rFonts w:ascii="Times New Roman" w:eastAsia="Times New Roman" w:hAnsi="Times New Roman" w:cs="Times New Roman"/>
+          <w:kern w:val="0"/>
+          <w14:ligatures w14:val="none"/>
+        </w:rPr>
+        <w:t>là</w:t>
+      </w:r>
+      <w:proofErr w:type="spellEnd"/>
+      <w:r>
+        <w:rPr>
+          <w:rFonts w:ascii="Times New Roman" w:eastAsia="Times New Roman" w:hAnsi="Times New Roman" w:cs="Times New Roman"/>
+          <w:kern w:val="0"/>
+          <w14:ligatures w14:val="none"/>
+        </w:rPr>
+        <w:t xml:space="preserve"> DESKTOP-xxx\SQLEXPRESS </w:t>
+      </w:r>
+      <w:proofErr w:type="spellStart"/>
+      <w:r>
+        <w:rPr>
+          <w:rFonts w:ascii="Times New Roman" w:eastAsia="Times New Roman" w:hAnsi="Times New Roman" w:cs="Times New Roman"/>
+          <w:kern w:val="0"/>
+          <w14:ligatures w14:val="none"/>
+        </w:rPr>
+        <w:t>thì</w:t>
+      </w:r>
+      <w:proofErr w:type="spellEnd"/>
+      <w:r>
+        <w:rPr>
+          <w:rFonts w:ascii="Times New Roman" w:eastAsia="Times New Roman" w:hAnsi="Times New Roman" w:cs="Times New Roman"/>
+          <w:kern w:val="0"/>
+          <w14:ligatures w14:val="none"/>
+        </w:rPr>
+        <w:t xml:space="preserve"> </w:t>
+      </w:r>
+      <w:proofErr w:type="spellStart"/>
+      <w:r>
+        <w:rPr>
+          <w:rFonts w:ascii="Times New Roman" w:eastAsia="Times New Roman" w:hAnsi="Times New Roman" w:cs="Times New Roman"/>
+          <w:kern w:val="0"/>
+          <w14:ligatures w14:val="none"/>
+        </w:rPr>
+        <w:t>sửa</w:t>
+      </w:r>
+      <w:proofErr w:type="spellEnd"/>
+      <w:r>
+        <w:rPr>
+          <w:rFonts w:ascii="Times New Roman" w:eastAsia="Times New Roman" w:hAnsi="Times New Roman" w:cs="Times New Roman"/>
+          <w:kern w:val="0"/>
+          <w14:ligatures w14:val="none"/>
+        </w:rPr>
+        <w:t xml:space="preserve"> Server= </w:t>
+      </w:r>
+      <w:proofErr w:type="spellStart"/>
+      <w:r>
+        <w:rPr>
+          <w:rFonts w:ascii="Times New Roman" w:eastAsia="Times New Roman" w:hAnsi="Times New Roman" w:cs="Times New Roman"/>
+          <w:kern w:val="0"/>
+          <w14:ligatures w14:val="none"/>
+        </w:rPr>
+        <w:t>tương</w:t>
+      </w:r>
+      <w:proofErr w:type="spellEnd"/>
+      <w:r>
+        <w:rPr>
+          <w:rFonts w:ascii="Times New Roman" w:eastAsia="Times New Roman" w:hAnsi="Times New Roman" w:cs="Times New Roman"/>
+          <w:kern w:val="0"/>
+          <w14:ligatures w14:val="none"/>
+        </w:rPr>
+        <w:t xml:space="preserve"> </w:t>
+      </w:r>
+      <w:proofErr w:type="spellStart"/>
+      <w:r>
+        <w:rPr>
+          <w:rFonts w:ascii="Times New Roman" w:eastAsia="Times New Roman" w:hAnsi="Times New Roman" w:cs="Times New Roman"/>
+          <w:kern w:val="0"/>
+          <w14:ligatures w14:val="none"/>
+        </w:rPr>
+        <w:t>ứng</w:t>
+      </w:r>
+      <w:proofErr w:type="spellEnd"/>
+      <w:r>
+        <w:rPr>
+          <w:rFonts w:ascii="Times New Roman" w:eastAsia="Times New Roman" w:hAnsi="Times New Roman" w:cs="Times New Roman"/>
+          <w:kern w:val="0"/>
+          <w14:ligatures w14:val="none"/>
+        </w:rPr>
+        <w:t>.</w:t>
       </w:r>
     </w:p>
     <w:p>
@@ -1737,7 +3601,7 @@
           <w14:ligatures w14:val="none"/>
         </w:rPr>
         <w:pict w14:anchorId="2DC89076">
-          <v:rect id="_x0000_i1112" style="width:0;height:1.5pt" o:hralign="center" o:hrstd="t" o:hr="t" fillcolor="#a0a0a0" stroked="f"/>
+          <v:rect id="_x0000_i1028" style="width:0;height:1.5pt" o:hralign="center" o:hrstd="t" o:hr="t" fillcolor="#a0a0a0" stroked="f"/>
         </w:pict>
       </w:r>
     </w:p>
@@ -1761,30 +3625,98 @@
           <w:kern w:val="0"/>
           <w14:ligatures w14:val="none"/>
         </w:rPr>
-        <w:t>PHẦN E — Tạo Model + DbContext</w:t>
-      </w:r>
-    </w:p>
-    <w:p>
-      <w:pPr>
-        <w:spacing w:before="100" w:beforeAutospacing="1" w:after="100" w:afterAutospacing="1" w:line="240" w:lineRule="auto"/>
-        <w:outlineLvl w:val="1"/>
-        <w:rPr>
-          <w:rFonts w:ascii="Times New Roman" w:eastAsia="Times New Roman" w:hAnsi="Times New Roman" w:cs="Times New Roman"/>
-          <w:b/>
-          <w:bCs/>
-          <w:kern w:val="0"/>
-          <w14:ligatures w14:val="none"/>
-        </w:rPr>
-      </w:pPr>
-      <w:r>
-        <w:rPr>
-          <w:rFonts w:ascii="Times New Roman" w:eastAsia="Times New Roman" w:hAnsi="Times New Roman" w:cs="Times New Roman"/>
-          <w:b/>
-          <w:bCs/>
-          <w:kern w:val="0"/>
-          <w14:ligatures w14:val="none"/>
-        </w:rPr>
-        <w:t>Bước E1) Tạo folder Models</w:t>
+        <w:t xml:space="preserve">PHẦN E — </w:t>
+      </w:r>
+      <w:proofErr w:type="spellStart"/>
+      <w:r>
+        <w:rPr>
+          <w:rFonts w:ascii="Times New Roman" w:eastAsia="Times New Roman" w:hAnsi="Times New Roman" w:cs="Times New Roman"/>
+          <w:b/>
+          <w:bCs/>
+          <w:kern w:val="0"/>
+          <w14:ligatures w14:val="none"/>
+        </w:rPr>
+        <w:t>Tạo</w:t>
+      </w:r>
+      <w:proofErr w:type="spellEnd"/>
+      <w:r>
+        <w:rPr>
+          <w:rFonts w:ascii="Times New Roman" w:eastAsia="Times New Roman" w:hAnsi="Times New Roman" w:cs="Times New Roman"/>
+          <w:b/>
+          <w:bCs/>
+          <w:kern w:val="0"/>
+          <w14:ligatures w14:val="none"/>
+        </w:rPr>
+        <w:t xml:space="preserve"> Model + </w:t>
+      </w:r>
+      <w:proofErr w:type="spellStart"/>
+      <w:r>
+        <w:rPr>
+          <w:rFonts w:ascii="Times New Roman" w:eastAsia="Times New Roman" w:hAnsi="Times New Roman" w:cs="Times New Roman"/>
+          <w:b/>
+          <w:bCs/>
+          <w:kern w:val="0"/>
+          <w14:ligatures w14:val="none"/>
+        </w:rPr>
+        <w:t>DbContext</w:t>
+      </w:r>
+      <w:proofErr w:type="spellEnd"/>
+    </w:p>
+    <w:p>
+      <w:pPr>
+        <w:spacing w:before="100" w:beforeAutospacing="1" w:after="100" w:afterAutospacing="1" w:line="240" w:lineRule="auto"/>
+        <w:outlineLvl w:val="1"/>
+        <w:rPr>
+          <w:rFonts w:ascii="Times New Roman" w:eastAsia="Times New Roman" w:hAnsi="Times New Roman" w:cs="Times New Roman"/>
+          <w:b/>
+          <w:bCs/>
+          <w:kern w:val="0"/>
+          <w14:ligatures w14:val="none"/>
+        </w:rPr>
+      </w:pPr>
+      <w:proofErr w:type="spellStart"/>
+      <w:r>
+        <w:rPr>
+          <w:rFonts w:ascii="Times New Roman" w:eastAsia="Times New Roman" w:hAnsi="Times New Roman" w:cs="Times New Roman"/>
+          <w:b/>
+          <w:bCs/>
+          <w:kern w:val="0"/>
+          <w14:ligatures w14:val="none"/>
+        </w:rPr>
+        <w:t>Bước</w:t>
+      </w:r>
+      <w:proofErr w:type="spellEnd"/>
+      <w:r>
+        <w:rPr>
+          <w:rFonts w:ascii="Times New Roman" w:eastAsia="Times New Roman" w:hAnsi="Times New Roman" w:cs="Times New Roman"/>
+          <w:b/>
+          <w:bCs/>
+          <w:kern w:val="0"/>
+          <w14:ligatures w14:val="none"/>
+        </w:rPr>
+        <w:t xml:space="preserve"> E1) </w:t>
+      </w:r>
+      <w:proofErr w:type="spellStart"/>
+      <w:r>
+        <w:rPr>
+          <w:rFonts w:ascii="Times New Roman" w:eastAsia="Times New Roman" w:hAnsi="Times New Roman" w:cs="Times New Roman"/>
+          <w:b/>
+          <w:bCs/>
+          <w:kern w:val="0"/>
+          <w14:ligatures w14:val="none"/>
+        </w:rPr>
+        <w:t>Tạo</w:t>
+      </w:r>
+      <w:proofErr w:type="spellEnd"/>
+      <w:r>
+        <w:rPr>
+          <w:rFonts w:ascii="Times New Roman" w:eastAsia="Times New Roman" w:hAnsi="Times New Roman" w:cs="Times New Roman"/>
+          <w:b/>
+          <w:bCs/>
+          <w:kern w:val="0"/>
+          <w14:ligatures w14:val="none"/>
+        </w:rPr>
+        <w:t xml:space="preserve"> folder Models</w:t>
       </w:r>
     </w:p>
     <w:p>
@@ -1822,34 +3754,108 @@
           <w14:ligatures w14:val="none"/>
         </w:rPr>
       </w:pPr>
-      <w:r>
-        <w:rPr>
-          <w:rFonts w:ascii="Times New Roman" w:eastAsia="Times New Roman" w:hAnsi="Times New Roman" w:cs="Times New Roman"/>
-          <w:b/>
-          <w:bCs/>
-          <w:kern w:val="0"/>
-          <w14:ligatures w14:val="none"/>
-        </w:rPr>
-        <w:t>Bước E2) Tạo Product.cs</w:t>
-      </w:r>
-    </w:p>
-    <w:p>
-      <w:pPr>
-        <w:spacing w:before="100" w:beforeAutospacing="1" w:after="100" w:afterAutospacing="1" w:line="240" w:lineRule="auto"/>
-        <w:outlineLvl w:val="1"/>
-        <w:rPr>
-          <w:rFonts w:ascii="Times New Roman" w:eastAsia="Times New Roman" w:hAnsi="Times New Roman" w:cs="Times New Roman"/>
-          <w:kern w:val="0"/>
-          <w14:ligatures w14:val="none"/>
-        </w:rPr>
-      </w:pPr>
-      <w:r>
-        <w:rPr>
-          <w:rFonts w:ascii="Times New Roman" w:eastAsia="Times New Roman" w:hAnsi="Times New Roman" w:cs="Times New Roman"/>
-          <w:kern w:val="0"/>
-          <w14:ligatures w14:val="none"/>
-        </w:rPr>
-        <w:t>Trong Models/Product.cs:</w:t>
+      <w:proofErr w:type="spellStart"/>
+      <w:r>
+        <w:rPr>
+          <w:rFonts w:ascii="Times New Roman" w:eastAsia="Times New Roman" w:hAnsi="Times New Roman" w:cs="Times New Roman"/>
+          <w:b/>
+          <w:bCs/>
+          <w:kern w:val="0"/>
+          <w14:ligatures w14:val="none"/>
+        </w:rPr>
+        <w:t>Bước</w:t>
+      </w:r>
+      <w:proofErr w:type="spellEnd"/>
+      <w:r>
+        <w:rPr>
+          <w:rFonts w:ascii="Times New Roman" w:eastAsia="Times New Roman" w:hAnsi="Times New Roman" w:cs="Times New Roman"/>
+          <w:b/>
+          <w:bCs/>
+          <w:kern w:val="0"/>
+          <w14:ligatures w14:val="none"/>
+        </w:rPr>
+        <w:t xml:space="preserve"> E2) </w:t>
+      </w:r>
+      <w:proofErr w:type="spellStart"/>
+      <w:r>
+        <w:rPr>
+          <w:rFonts w:ascii="Times New Roman" w:eastAsia="Times New Roman" w:hAnsi="Times New Roman" w:cs="Times New Roman"/>
+          <w:b/>
+          <w:bCs/>
+          <w:kern w:val="0"/>
+          <w14:ligatures w14:val="none"/>
+        </w:rPr>
+        <w:t>Tạo</w:t>
+      </w:r>
+      <w:proofErr w:type="spellEnd"/>
+      <w:r>
+        <w:rPr>
+          <w:rFonts w:ascii="Times New Roman" w:eastAsia="Times New Roman" w:hAnsi="Times New Roman" w:cs="Times New Roman"/>
+          <w:b/>
+          <w:bCs/>
+          <w:kern w:val="0"/>
+          <w14:ligatures w14:val="none"/>
+        </w:rPr>
+        <w:t xml:space="preserve"> </w:t>
+      </w:r>
+      <w:proofErr w:type="spellStart"/>
+      <w:r>
+        <w:rPr>
+          <w:rFonts w:ascii="Times New Roman" w:eastAsia="Times New Roman" w:hAnsi="Times New Roman" w:cs="Times New Roman"/>
+          <w:b/>
+          <w:bCs/>
+          <w:kern w:val="0"/>
+          <w14:ligatures w14:val="none"/>
+        </w:rPr>
+        <w:t>Product.cs</w:t>
+      </w:r>
+      <w:proofErr w:type="spellEnd"/>
+    </w:p>
+    <w:p>
+      <w:pPr>
+        <w:spacing w:before="100" w:beforeAutospacing="1" w:after="100" w:afterAutospacing="1" w:line="240" w:lineRule="auto"/>
+        <w:outlineLvl w:val="1"/>
+        <w:rPr>
+          <w:rFonts w:ascii="Times New Roman" w:eastAsia="Times New Roman" w:hAnsi="Times New Roman" w:cs="Times New Roman"/>
+          <w:kern w:val="0"/>
+          <w14:ligatures w14:val="none"/>
+        </w:rPr>
+      </w:pPr>
+      <w:proofErr w:type="spellStart"/>
+      <w:r>
+        <w:rPr>
+          <w:rFonts w:ascii="Times New Roman" w:eastAsia="Times New Roman" w:hAnsi="Times New Roman" w:cs="Times New Roman"/>
+          <w:kern w:val="0"/>
+          <w14:ligatures w14:val="none"/>
+        </w:rPr>
+        <w:t>Trong</w:t>
+      </w:r>
+      <w:proofErr w:type="spellEnd"/>
+      <w:r>
+        <w:rPr>
+          <w:rFonts w:ascii="Times New Roman" w:eastAsia="Times New Roman" w:hAnsi="Times New Roman" w:cs="Times New Roman"/>
+          <w:kern w:val="0"/>
+          <w14:ligatures w14:val="none"/>
+        </w:rPr>
+        <w:t xml:space="preserve"> Models/</w:t>
+      </w:r>
+      <w:proofErr w:type="spellStart"/>
+      <w:r>
+        <w:rPr>
+          <w:rFonts w:ascii="Times New Roman" w:eastAsia="Times New Roman" w:hAnsi="Times New Roman" w:cs="Times New Roman"/>
+          <w:kern w:val="0"/>
+          <w14:ligatures w14:val="none"/>
+        </w:rPr>
+        <w:t>Product.cs</w:t>
+      </w:r>
+      <w:proofErr w:type="spellEnd"/>
+      <w:r>
+        <w:rPr>
+          <w:rFonts w:ascii="Times New Roman" w:eastAsia="Times New Roman" w:hAnsi="Times New Roman" w:cs="Times New Roman"/>
+          <w:kern w:val="0"/>
+          <w14:ligatures w14:val="none"/>
+        </w:rPr>
+        <w:t>:</w:t>
       </w:r>
     </w:p>
     <w:p>
@@ -1878,7 +3884,29 @@
           <w:szCs w:val="20"/>
           <w14:ligatures w14:val="none"/>
         </w:rPr>
-        <w:t>namespace MyStockApp.Models;</w:t>
+        <w:t xml:space="preserve">namespace </w:t>
+      </w:r>
+      <w:proofErr w:type="spellStart"/>
+      <w:r>
+        <w:rPr>
+          <w:rFonts w:ascii="Courier New" w:eastAsia="Times New Roman" w:hAnsi="Courier New" w:cs="Courier New"/>
+          <w:kern w:val="0"/>
+          <w:sz w:val="20"/>
+          <w:szCs w:val="20"/>
+          <w14:ligatures w14:val="none"/>
+        </w:rPr>
+        <w:t>MyStockApp.Models</w:t>
+      </w:r>
+      <w:proofErr w:type="spellEnd"/>
+      <w:r>
+        <w:rPr>
+          <w:rFonts w:ascii="Courier New" w:eastAsia="Times New Roman" w:hAnsi="Courier New" w:cs="Courier New"/>
+          <w:kern w:val="0"/>
+          <w:sz w:val="20"/>
+          <w:szCs w:val="20"/>
+          <w14:ligatures w14:val="none"/>
+        </w:rPr>
+        <w:t>;</w:t>
       </w:r>
     </w:p>
     <w:p>
@@ -1984,7 +4012,51 @@
           <w:szCs w:val="20"/>
           <w14:ligatures w14:val="none"/>
         </w:rPr>
-        <w:t xml:space="preserve">    public int ProductId { get; set; }</w:t>
+        <w:t xml:space="preserve">    public int </w:t>
+      </w:r>
+      <w:proofErr w:type="spellStart"/>
+      <w:r>
+        <w:rPr>
+          <w:rFonts w:ascii="Courier New" w:eastAsia="Times New Roman" w:hAnsi="Courier New" w:cs="Courier New"/>
+          <w:kern w:val="0"/>
+          <w:sz w:val="20"/>
+          <w:szCs w:val="20"/>
+          <w14:ligatures w14:val="none"/>
+        </w:rPr>
+        <w:t>ProductId</w:t>
+      </w:r>
+      <w:proofErr w:type="spellEnd"/>
+      <w:r>
+        <w:rPr>
+          <w:rFonts w:ascii="Courier New" w:eastAsia="Times New Roman" w:hAnsi="Courier New" w:cs="Courier New"/>
+          <w:kern w:val="0"/>
+          <w:sz w:val="20"/>
+          <w:szCs w:val="20"/>
+          <w14:ligatures w14:val="none"/>
+        </w:rPr>
+        <w:t xml:space="preserve"> </w:t>
+      </w:r>
+      <w:proofErr w:type="gramStart"/>
+      <w:r>
+        <w:rPr>
+          <w:rFonts w:ascii="Courier New" w:eastAsia="Times New Roman" w:hAnsi="Courier New" w:cs="Courier New"/>
+          <w:kern w:val="0"/>
+          <w:sz w:val="20"/>
+          <w:szCs w:val="20"/>
+          <w14:ligatures w14:val="none"/>
+        </w:rPr>
+        <w:t>{ get</w:t>
+      </w:r>
+      <w:proofErr w:type="gramEnd"/>
+      <w:r>
+        <w:rPr>
+          <w:rFonts w:ascii="Courier New" w:eastAsia="Times New Roman" w:hAnsi="Courier New" w:cs="Courier New"/>
+          <w:kern w:val="0"/>
+          <w:sz w:val="20"/>
+          <w:szCs w:val="20"/>
+          <w14:ligatures w14:val="none"/>
+        </w:rPr>
+        <w:t>; set; }</w:t>
       </w:r>
     </w:p>
     <w:p>
@@ -2014,7 +4086,29 @@
           <w14:ligatures w14:val="none"/>
         </w:rPr>
         <w:lastRenderedPageBreak/>
-        <w:t xml:space="preserve">    public string Name { get; set; } = "";</w:t>
+        <w:t xml:space="preserve">    public string Name </w:t>
+      </w:r>
+      <w:proofErr w:type="gramStart"/>
+      <w:r>
+        <w:rPr>
+          <w:rFonts w:ascii="Courier New" w:eastAsia="Times New Roman" w:hAnsi="Courier New" w:cs="Courier New"/>
+          <w:kern w:val="0"/>
+          <w:sz w:val="20"/>
+          <w:szCs w:val="20"/>
+          <w14:ligatures w14:val="none"/>
+        </w:rPr>
+        <w:t>{ get</w:t>
+      </w:r>
+      <w:proofErr w:type="gramEnd"/>
+      <w:r>
+        <w:rPr>
+          <w:rFonts w:ascii="Courier New" w:eastAsia="Times New Roman" w:hAnsi="Courier New" w:cs="Courier New"/>
+          <w:kern w:val="0"/>
+          <w:sz w:val="20"/>
+          <w:szCs w:val="20"/>
+          <w14:ligatures w14:val="none"/>
+        </w:rPr>
+        <w:t>; set; } = "";</w:t>
       </w:r>
     </w:p>
     <w:p>
@@ -2043,7 +4137,29 @@
           <w:szCs w:val="20"/>
           <w14:ligatures w14:val="none"/>
         </w:rPr>
-        <w:t xml:space="preserve">    public decimal Price { get; set; }</w:t>
+        <w:t xml:space="preserve">    public decimal Price </w:t>
+      </w:r>
+      <w:proofErr w:type="gramStart"/>
+      <w:r>
+        <w:rPr>
+          <w:rFonts w:ascii="Courier New" w:eastAsia="Times New Roman" w:hAnsi="Courier New" w:cs="Courier New"/>
+          <w:kern w:val="0"/>
+          <w:sz w:val="20"/>
+          <w:szCs w:val="20"/>
+          <w14:ligatures w14:val="none"/>
+        </w:rPr>
+        <w:t>{ get</w:t>
+      </w:r>
+      <w:proofErr w:type="gramEnd"/>
+      <w:r>
+        <w:rPr>
+          <w:rFonts w:ascii="Courier New" w:eastAsia="Times New Roman" w:hAnsi="Courier New" w:cs="Courier New"/>
+          <w:kern w:val="0"/>
+          <w:sz w:val="20"/>
+          <w:szCs w:val="20"/>
+          <w14:ligatures w14:val="none"/>
+        </w:rPr>
+        <w:t>; set; }</w:t>
       </w:r>
     </w:p>
     <w:p>
@@ -2072,7 +4188,29 @@
           <w:szCs w:val="20"/>
           <w14:ligatures w14:val="none"/>
         </w:rPr>
-        <w:t xml:space="preserve">    public int Quantity { get; set; }</w:t>
+        <w:t xml:space="preserve">    public int Quantity </w:t>
+      </w:r>
+      <w:proofErr w:type="gramStart"/>
+      <w:r>
+        <w:rPr>
+          <w:rFonts w:ascii="Courier New" w:eastAsia="Times New Roman" w:hAnsi="Courier New" w:cs="Courier New"/>
+          <w:kern w:val="0"/>
+          <w:sz w:val="20"/>
+          <w:szCs w:val="20"/>
+          <w14:ligatures w14:val="none"/>
+        </w:rPr>
+        <w:t>{ get</w:t>
+      </w:r>
+      <w:proofErr w:type="gramEnd"/>
+      <w:r>
+        <w:rPr>
+          <w:rFonts w:ascii="Courier New" w:eastAsia="Times New Roman" w:hAnsi="Courier New" w:cs="Courier New"/>
+          <w:kern w:val="0"/>
+          <w:sz w:val="20"/>
+          <w:szCs w:val="20"/>
+          <w14:ligatures w14:val="none"/>
+        </w:rPr>
+        <w:t>; set; }</w:t>
       </w:r>
     </w:p>
     <w:p>
@@ -2116,34 +4254,108 @@
           <w14:ligatures w14:val="none"/>
         </w:rPr>
       </w:pPr>
-      <w:r>
-        <w:rPr>
-          <w:rFonts w:ascii="Times New Roman" w:eastAsia="Times New Roman" w:hAnsi="Times New Roman" w:cs="Times New Roman"/>
-          <w:b/>
-          <w:bCs/>
-          <w:kern w:val="0"/>
-          <w14:ligatures w14:val="none"/>
-        </w:rPr>
-        <w:t>Bước E3) Tạo MyStockContext.cs</w:t>
-      </w:r>
-    </w:p>
-    <w:p>
-      <w:pPr>
-        <w:spacing w:before="100" w:beforeAutospacing="1" w:after="100" w:afterAutospacing="1" w:line="240" w:lineRule="auto"/>
-        <w:outlineLvl w:val="1"/>
-        <w:rPr>
-          <w:rFonts w:ascii="Times New Roman" w:eastAsia="Times New Roman" w:hAnsi="Times New Roman" w:cs="Times New Roman"/>
-          <w:kern w:val="0"/>
-          <w14:ligatures w14:val="none"/>
-        </w:rPr>
-      </w:pPr>
-      <w:r>
-        <w:rPr>
-          <w:rFonts w:ascii="Times New Roman" w:eastAsia="Times New Roman" w:hAnsi="Times New Roman" w:cs="Times New Roman"/>
-          <w:kern w:val="0"/>
-          <w14:ligatures w14:val="none"/>
-        </w:rPr>
-        <w:t>Trong Models/MyStockContext.cs:</w:t>
+      <w:proofErr w:type="spellStart"/>
+      <w:r>
+        <w:rPr>
+          <w:rFonts w:ascii="Times New Roman" w:eastAsia="Times New Roman" w:hAnsi="Times New Roman" w:cs="Times New Roman"/>
+          <w:b/>
+          <w:bCs/>
+          <w:kern w:val="0"/>
+          <w14:ligatures w14:val="none"/>
+        </w:rPr>
+        <w:t>Bước</w:t>
+      </w:r>
+      <w:proofErr w:type="spellEnd"/>
+      <w:r>
+        <w:rPr>
+          <w:rFonts w:ascii="Times New Roman" w:eastAsia="Times New Roman" w:hAnsi="Times New Roman" w:cs="Times New Roman"/>
+          <w:b/>
+          <w:bCs/>
+          <w:kern w:val="0"/>
+          <w14:ligatures w14:val="none"/>
+        </w:rPr>
+        <w:t xml:space="preserve"> E3) </w:t>
+      </w:r>
+      <w:proofErr w:type="spellStart"/>
+      <w:r>
+        <w:rPr>
+          <w:rFonts w:ascii="Times New Roman" w:eastAsia="Times New Roman" w:hAnsi="Times New Roman" w:cs="Times New Roman"/>
+          <w:b/>
+          <w:bCs/>
+          <w:kern w:val="0"/>
+          <w14:ligatures w14:val="none"/>
+        </w:rPr>
+        <w:t>Tạo</w:t>
+      </w:r>
+      <w:proofErr w:type="spellEnd"/>
+      <w:r>
+        <w:rPr>
+          <w:rFonts w:ascii="Times New Roman" w:eastAsia="Times New Roman" w:hAnsi="Times New Roman" w:cs="Times New Roman"/>
+          <w:b/>
+          <w:bCs/>
+          <w:kern w:val="0"/>
+          <w14:ligatures w14:val="none"/>
+        </w:rPr>
+        <w:t xml:space="preserve"> </w:t>
+      </w:r>
+      <w:proofErr w:type="spellStart"/>
+      <w:r>
+        <w:rPr>
+          <w:rFonts w:ascii="Times New Roman" w:eastAsia="Times New Roman" w:hAnsi="Times New Roman" w:cs="Times New Roman"/>
+          <w:b/>
+          <w:bCs/>
+          <w:kern w:val="0"/>
+          <w14:ligatures w14:val="none"/>
+        </w:rPr>
+        <w:t>MyStockContext.cs</w:t>
+      </w:r>
+      <w:proofErr w:type="spellEnd"/>
+    </w:p>
+    <w:p>
+      <w:pPr>
+        <w:spacing w:before="100" w:beforeAutospacing="1" w:after="100" w:afterAutospacing="1" w:line="240" w:lineRule="auto"/>
+        <w:outlineLvl w:val="1"/>
+        <w:rPr>
+          <w:rFonts w:ascii="Times New Roman" w:eastAsia="Times New Roman" w:hAnsi="Times New Roman" w:cs="Times New Roman"/>
+          <w:kern w:val="0"/>
+          <w14:ligatures w14:val="none"/>
+        </w:rPr>
+      </w:pPr>
+      <w:proofErr w:type="spellStart"/>
+      <w:r>
+        <w:rPr>
+          <w:rFonts w:ascii="Times New Roman" w:eastAsia="Times New Roman" w:hAnsi="Times New Roman" w:cs="Times New Roman"/>
+          <w:kern w:val="0"/>
+          <w14:ligatures w14:val="none"/>
+        </w:rPr>
+        <w:t>Trong</w:t>
+      </w:r>
+      <w:proofErr w:type="spellEnd"/>
+      <w:r>
+        <w:rPr>
+          <w:rFonts w:ascii="Times New Roman" w:eastAsia="Times New Roman" w:hAnsi="Times New Roman" w:cs="Times New Roman"/>
+          <w:kern w:val="0"/>
+          <w14:ligatures w14:val="none"/>
+        </w:rPr>
+        <w:t xml:space="preserve"> Models/</w:t>
+      </w:r>
+      <w:proofErr w:type="spellStart"/>
+      <w:r>
+        <w:rPr>
+          <w:rFonts w:ascii="Times New Roman" w:eastAsia="Times New Roman" w:hAnsi="Times New Roman" w:cs="Times New Roman"/>
+          <w:kern w:val="0"/>
+          <w14:ligatures w14:val="none"/>
+        </w:rPr>
+        <w:t>MyStockContext.cs</w:t>
+      </w:r>
+      <w:proofErr w:type="spellEnd"/>
+      <w:r>
+        <w:rPr>
+          <w:rFonts w:ascii="Times New Roman" w:eastAsia="Times New Roman" w:hAnsi="Times New Roman" w:cs="Times New Roman"/>
+          <w:kern w:val="0"/>
+          <w14:ligatures w14:val="none"/>
+        </w:rPr>
+        <w:t>:</w:t>
       </w:r>
     </w:p>
     <w:p>
@@ -2172,7 +4384,29 @@
           <w:szCs w:val="20"/>
           <w14:ligatures w14:val="none"/>
         </w:rPr>
-        <w:t>using Microsoft.EntityFrameworkCore;</w:t>
+        <w:t xml:space="preserve">using </w:t>
+      </w:r>
+      <w:proofErr w:type="spellStart"/>
+      <w:r>
+        <w:rPr>
+          <w:rFonts w:ascii="Courier New" w:eastAsia="Times New Roman" w:hAnsi="Courier New" w:cs="Courier New"/>
+          <w:kern w:val="0"/>
+          <w:sz w:val="20"/>
+          <w:szCs w:val="20"/>
+          <w14:ligatures w14:val="none"/>
+        </w:rPr>
+        <w:t>Microsoft.EntityFrameworkCore</w:t>
+      </w:r>
+      <w:proofErr w:type="spellEnd"/>
+      <w:r>
+        <w:rPr>
+          <w:rFonts w:ascii="Courier New" w:eastAsia="Times New Roman" w:hAnsi="Courier New" w:cs="Courier New"/>
+          <w:kern w:val="0"/>
+          <w:sz w:val="20"/>
+          <w:szCs w:val="20"/>
+          <w14:ligatures w14:val="none"/>
+        </w:rPr>
+        <w:t>;</w:t>
       </w:r>
     </w:p>
     <w:p>
@@ -2201,7 +4435,29 @@
           <w:szCs w:val="20"/>
           <w14:ligatures w14:val="none"/>
         </w:rPr>
-        <w:t>namespace MyStockApp.Models;</w:t>
+        <w:t xml:space="preserve">namespace </w:t>
+      </w:r>
+      <w:proofErr w:type="spellStart"/>
+      <w:r>
+        <w:rPr>
+          <w:rFonts w:ascii="Courier New" w:eastAsia="Times New Roman" w:hAnsi="Courier New" w:cs="Courier New"/>
+          <w:kern w:val="0"/>
+          <w:sz w:val="20"/>
+          <w:szCs w:val="20"/>
+          <w14:ligatures w14:val="none"/>
+        </w:rPr>
+        <w:t>MyStockApp.Models</w:t>
+      </w:r>
+      <w:proofErr w:type="spellEnd"/>
+      <w:r>
+        <w:rPr>
+          <w:rFonts w:ascii="Courier New" w:eastAsia="Times New Roman" w:hAnsi="Courier New" w:cs="Courier New"/>
+          <w:kern w:val="0"/>
+          <w:sz w:val="20"/>
+          <w:szCs w:val="20"/>
+          <w14:ligatures w14:val="none"/>
+        </w:rPr>
+        <w:t>;</w:t>
       </w:r>
     </w:p>
     <w:p>
@@ -2230,8 +4486,54 @@
           <w:szCs w:val="20"/>
           <w14:ligatures w14:val="none"/>
         </w:rPr>
-        <w:t>public class MyStockContext : DbContext</w:t>
-      </w:r>
+        <w:t xml:space="preserve">public class </w:t>
+      </w:r>
+      <w:proofErr w:type="spellStart"/>
+      <w:proofErr w:type="gramStart"/>
+      <w:r>
+        <w:rPr>
+          <w:rFonts w:ascii="Courier New" w:eastAsia="Times New Roman" w:hAnsi="Courier New" w:cs="Courier New"/>
+          <w:kern w:val="0"/>
+          <w:sz w:val="20"/>
+          <w:szCs w:val="20"/>
+          <w14:ligatures w14:val="none"/>
+        </w:rPr>
+        <w:t>MyStockContext</w:t>
+      </w:r>
+      <w:proofErr w:type="spellEnd"/>
+      <w:r>
+        <w:rPr>
+          <w:rFonts w:ascii="Courier New" w:eastAsia="Times New Roman" w:hAnsi="Courier New" w:cs="Courier New"/>
+          <w:kern w:val="0"/>
+          <w:sz w:val="20"/>
+          <w:szCs w:val="20"/>
+          <w14:ligatures w14:val="none"/>
+        </w:rPr>
+        <w:t xml:space="preserve"> :</w:t>
+      </w:r>
+      <w:proofErr w:type="gramEnd"/>
+      <w:r>
+        <w:rPr>
+          <w:rFonts w:ascii="Courier New" w:eastAsia="Times New Roman" w:hAnsi="Courier New" w:cs="Courier New"/>
+          <w:kern w:val="0"/>
+          <w:sz w:val="20"/>
+          <w:szCs w:val="20"/>
+          <w14:ligatures w14:val="none"/>
+        </w:rPr>
+        <w:t xml:space="preserve"> </w:t>
+      </w:r>
+      <w:proofErr w:type="spellStart"/>
+      <w:r>
+        <w:rPr>
+          <w:rFonts w:ascii="Courier New" w:eastAsia="Times New Roman" w:hAnsi="Courier New" w:cs="Courier New"/>
+          <w:kern w:val="0"/>
+          <w:sz w:val="20"/>
+          <w:szCs w:val="20"/>
+          <w14:ligatures w14:val="none"/>
+        </w:rPr>
+        <w:t>DbContext</w:t>
+      </w:r>
+      <w:proofErr w:type="spellEnd"/>
     </w:p>
     <w:p>
       <w:pPr>
@@ -2288,7 +4590,75 @@
           <w:szCs w:val="20"/>
           <w14:ligatures w14:val="none"/>
         </w:rPr>
-        <w:t xml:space="preserve">    public MyStockContext(DbContextOptions&lt;MyStockContext&gt; options) : base(options) { }</w:t>
+        <w:t xml:space="preserve">    public </w:t>
+      </w:r>
+      <w:proofErr w:type="spellStart"/>
+      <w:proofErr w:type="gramStart"/>
+      <w:r>
+        <w:rPr>
+          <w:rFonts w:ascii="Courier New" w:eastAsia="Times New Roman" w:hAnsi="Courier New" w:cs="Courier New"/>
+          <w:kern w:val="0"/>
+          <w:sz w:val="20"/>
+          <w:szCs w:val="20"/>
+          <w14:ligatures w14:val="none"/>
+        </w:rPr>
+        <w:t>MyStockContext</w:t>
+      </w:r>
+      <w:proofErr w:type="spellEnd"/>
+      <w:r>
+        <w:rPr>
+          <w:rFonts w:ascii="Courier New" w:eastAsia="Times New Roman" w:hAnsi="Courier New" w:cs="Courier New"/>
+          <w:kern w:val="0"/>
+          <w:sz w:val="20"/>
+          <w:szCs w:val="20"/>
+          <w14:ligatures w14:val="none"/>
+        </w:rPr>
+        <w:t>(</w:t>
+      </w:r>
+      <w:proofErr w:type="spellStart"/>
+      <w:proofErr w:type="gramEnd"/>
+      <w:r>
+        <w:rPr>
+          <w:rFonts w:ascii="Courier New" w:eastAsia="Times New Roman" w:hAnsi="Courier New" w:cs="Courier New"/>
+          <w:kern w:val="0"/>
+          <w:sz w:val="20"/>
+          <w:szCs w:val="20"/>
+          <w14:ligatures w14:val="none"/>
+        </w:rPr>
+        <w:t>DbContextOptions</w:t>
+      </w:r>
+      <w:proofErr w:type="spellEnd"/>
+      <w:r>
+        <w:rPr>
+          <w:rFonts w:ascii="Courier New" w:eastAsia="Times New Roman" w:hAnsi="Courier New" w:cs="Courier New"/>
+          <w:kern w:val="0"/>
+          <w:sz w:val="20"/>
+          <w:szCs w:val="20"/>
+          <w14:ligatures w14:val="none"/>
+        </w:rPr>
+        <w:t>&lt;</w:t>
+      </w:r>
+      <w:proofErr w:type="spellStart"/>
+      <w:r>
+        <w:rPr>
+          <w:rFonts w:ascii="Courier New" w:eastAsia="Times New Roman" w:hAnsi="Courier New" w:cs="Courier New"/>
+          <w:kern w:val="0"/>
+          <w:sz w:val="20"/>
+          <w:szCs w:val="20"/>
+          <w14:ligatures w14:val="none"/>
+        </w:rPr>
+        <w:t>MyStockContext</w:t>
+      </w:r>
+      <w:proofErr w:type="spellEnd"/>
+      <w:r>
+        <w:rPr>
+          <w:rFonts w:ascii="Courier New" w:eastAsia="Times New Roman" w:hAnsi="Courier New" w:cs="Courier New"/>
+          <w:kern w:val="0"/>
+          <w:sz w:val="20"/>
+          <w:szCs w:val="20"/>
+          <w14:ligatures w14:val="none"/>
+        </w:rPr>
+        <w:t>&gt; options) : base(options) { }</w:t>
       </w:r>
     </w:p>
     <w:p>
@@ -2317,7 +4687,51 @@
           <w:szCs w:val="20"/>
           <w14:ligatures w14:val="none"/>
         </w:rPr>
-        <w:t xml:space="preserve">    public DbSet&lt;Product&gt; Products =&gt; Set&lt;Product&gt;();</w:t>
+        <w:t xml:space="preserve">    public </w:t>
+      </w:r>
+      <w:proofErr w:type="spellStart"/>
+      <w:r>
+        <w:rPr>
+          <w:rFonts w:ascii="Courier New" w:eastAsia="Times New Roman" w:hAnsi="Courier New" w:cs="Courier New"/>
+          <w:kern w:val="0"/>
+          <w:sz w:val="20"/>
+          <w:szCs w:val="20"/>
+          <w14:ligatures w14:val="none"/>
+        </w:rPr>
+        <w:t>DbSet</w:t>
+      </w:r>
+      <w:proofErr w:type="spellEnd"/>
+      <w:r>
+        <w:rPr>
+          <w:rFonts w:ascii="Courier New" w:eastAsia="Times New Roman" w:hAnsi="Courier New" w:cs="Courier New"/>
+          <w:kern w:val="0"/>
+          <w:sz w:val="20"/>
+          <w:szCs w:val="20"/>
+          <w14:ligatures w14:val="none"/>
+        </w:rPr>
+        <w:t>&lt;Product&gt; Products =&gt; Set&lt;Product</w:t>
+      </w:r>
+      <w:proofErr w:type="gramStart"/>
+      <w:r>
+        <w:rPr>
+          <w:rFonts w:ascii="Courier New" w:eastAsia="Times New Roman" w:hAnsi="Courier New" w:cs="Courier New"/>
+          <w:kern w:val="0"/>
+          <w:sz w:val="20"/>
+          <w:szCs w:val="20"/>
+          <w14:ligatures w14:val="none"/>
+        </w:rPr>
+        <w:t>&gt;(</w:t>
+      </w:r>
+      <w:proofErr w:type="gramEnd"/>
+      <w:r>
+        <w:rPr>
+          <w:rFonts w:ascii="Courier New" w:eastAsia="Times New Roman" w:hAnsi="Courier New" w:cs="Courier New"/>
+          <w:kern w:val="0"/>
+          <w:sz w:val="20"/>
+          <w:szCs w:val="20"/>
+          <w14:ligatures w14:val="none"/>
+        </w:rPr>
+        <w:t>);</w:t>
       </w:r>
     </w:p>
     <w:p>
@@ -2364,7 +4778,7 @@
           <w14:ligatures w14:val="none"/>
         </w:rPr>
         <w:pict w14:anchorId="025AD005">
-          <v:rect id="_x0000_i1113" style="width:0;height:1.5pt" o:hralign="center" o:hrstd="t" o:hr="t" fillcolor="#a0a0a0" stroked="f"/>
+          <v:rect id="_x0000_i1029" style="width:0;height:1.5pt" o:hralign="center" o:hrstd="t" o:hr="t" fillcolor="#a0a0a0" stroked="f"/>
         </w:pict>
       </w:r>
     </w:p>
@@ -2388,26 +4802,172 @@
           <w:kern w:val="0"/>
           <w14:ligatures w14:val="none"/>
         </w:rPr>
-        <w:t>PHẦN F — Đăng ký DbContext trong Program.cs</w:t>
-      </w:r>
-    </w:p>
-    <w:p>
-      <w:pPr>
-        <w:spacing w:before="100" w:beforeAutospacing="1" w:after="100" w:afterAutospacing="1" w:line="240" w:lineRule="auto"/>
-        <w:outlineLvl w:val="1"/>
-        <w:rPr>
-          <w:rFonts w:ascii="Times New Roman" w:eastAsia="Times New Roman" w:hAnsi="Times New Roman" w:cs="Times New Roman"/>
-          <w:kern w:val="0"/>
-          <w14:ligatures w14:val="none"/>
-        </w:rPr>
-      </w:pPr>
-      <w:r>
-        <w:rPr>
-          <w:rFonts w:ascii="Times New Roman" w:eastAsia="Times New Roman" w:hAnsi="Times New Roman" w:cs="Times New Roman"/>
-          <w:kern w:val="0"/>
-          <w14:ligatures w14:val="none"/>
-        </w:rPr>
-        <w:t>Mở Program.cs, thêm:</w:t>
+        <w:t xml:space="preserve">PHẦN F — </w:t>
+      </w:r>
+      <w:proofErr w:type="spellStart"/>
+      <w:r>
+        <w:rPr>
+          <w:rFonts w:ascii="Times New Roman" w:eastAsia="Times New Roman" w:hAnsi="Times New Roman" w:cs="Times New Roman"/>
+          <w:b/>
+          <w:bCs/>
+          <w:kern w:val="0"/>
+          <w14:ligatures w14:val="none"/>
+        </w:rPr>
+        <w:t>Đăng</w:t>
+      </w:r>
+      <w:proofErr w:type="spellEnd"/>
+      <w:r>
+        <w:rPr>
+          <w:rFonts w:ascii="Times New Roman" w:eastAsia="Times New Roman" w:hAnsi="Times New Roman" w:cs="Times New Roman"/>
+          <w:b/>
+          <w:bCs/>
+          <w:kern w:val="0"/>
+          <w14:ligatures w14:val="none"/>
+        </w:rPr>
+        <w:t xml:space="preserve"> </w:t>
+      </w:r>
+      <w:proofErr w:type="spellStart"/>
+      <w:r>
+        <w:rPr>
+          <w:rFonts w:ascii="Times New Roman" w:eastAsia="Times New Roman" w:hAnsi="Times New Roman" w:cs="Times New Roman"/>
+          <w:b/>
+          <w:bCs/>
+          <w:kern w:val="0"/>
+          <w14:ligatures w14:val="none"/>
+        </w:rPr>
+        <w:t>ký</w:t>
+      </w:r>
+      <w:proofErr w:type="spellEnd"/>
+      <w:r>
+        <w:rPr>
+          <w:rFonts w:ascii="Times New Roman" w:eastAsia="Times New Roman" w:hAnsi="Times New Roman" w:cs="Times New Roman"/>
+          <w:b/>
+          <w:bCs/>
+          <w:kern w:val="0"/>
+          <w14:ligatures w14:val="none"/>
+        </w:rPr>
+        <w:t xml:space="preserve"> </w:t>
+      </w:r>
+      <w:proofErr w:type="spellStart"/>
+      <w:r>
+        <w:rPr>
+          <w:rFonts w:ascii="Times New Roman" w:eastAsia="Times New Roman" w:hAnsi="Times New Roman" w:cs="Times New Roman"/>
+          <w:b/>
+          <w:bCs/>
+          <w:kern w:val="0"/>
+          <w14:ligatures w14:val="none"/>
+        </w:rPr>
+        <w:t>DbContext</w:t>
+      </w:r>
+      <w:proofErr w:type="spellEnd"/>
+      <w:r>
+        <w:rPr>
+          <w:rFonts w:ascii="Times New Roman" w:eastAsia="Times New Roman" w:hAnsi="Times New Roman" w:cs="Times New Roman"/>
+          <w:b/>
+          <w:bCs/>
+          <w:kern w:val="0"/>
+          <w14:ligatures w14:val="none"/>
+        </w:rPr>
+        <w:t xml:space="preserve"> </w:t>
+      </w:r>
+      <w:proofErr w:type="spellStart"/>
+      <w:r>
+        <w:rPr>
+          <w:rFonts w:ascii="Times New Roman" w:eastAsia="Times New Roman" w:hAnsi="Times New Roman" w:cs="Times New Roman"/>
+          <w:b/>
+          <w:bCs/>
+          <w:kern w:val="0"/>
+          <w14:ligatures w14:val="none"/>
+        </w:rPr>
+        <w:t>trong</w:t>
+      </w:r>
+      <w:proofErr w:type="spellEnd"/>
+      <w:r>
+        <w:rPr>
+          <w:rFonts w:ascii="Times New Roman" w:eastAsia="Times New Roman" w:hAnsi="Times New Roman" w:cs="Times New Roman"/>
+          <w:b/>
+          <w:bCs/>
+          <w:kern w:val="0"/>
+          <w14:ligatures w14:val="none"/>
+        </w:rPr>
+        <w:t xml:space="preserve"> </w:t>
+      </w:r>
+      <w:proofErr w:type="spellStart"/>
+      <w:r>
+        <w:rPr>
+          <w:rFonts w:ascii="Times New Roman" w:eastAsia="Times New Roman" w:hAnsi="Times New Roman" w:cs="Times New Roman"/>
+          <w:b/>
+          <w:bCs/>
+          <w:kern w:val="0"/>
+          <w14:ligatures w14:val="none"/>
+        </w:rPr>
+        <w:t>Program.cs</w:t>
+      </w:r>
+      <w:proofErr w:type="spellEnd"/>
+    </w:p>
+    <w:p>
+      <w:pPr>
+        <w:spacing w:before="100" w:beforeAutospacing="1" w:after="100" w:afterAutospacing="1" w:line="240" w:lineRule="auto"/>
+        <w:outlineLvl w:val="1"/>
+        <w:rPr>
+          <w:rFonts w:ascii="Times New Roman" w:eastAsia="Times New Roman" w:hAnsi="Times New Roman" w:cs="Times New Roman"/>
+          <w:kern w:val="0"/>
+          <w14:ligatures w14:val="none"/>
+        </w:rPr>
+      </w:pPr>
+      <w:proofErr w:type="spellStart"/>
+      <w:r>
+        <w:rPr>
+          <w:rFonts w:ascii="Times New Roman" w:eastAsia="Times New Roman" w:hAnsi="Times New Roman" w:cs="Times New Roman"/>
+          <w:kern w:val="0"/>
+          <w14:ligatures w14:val="none"/>
+        </w:rPr>
+        <w:t>Mở</w:t>
+      </w:r>
+      <w:proofErr w:type="spellEnd"/>
+      <w:r>
+        <w:rPr>
+          <w:rFonts w:ascii="Times New Roman" w:eastAsia="Times New Roman" w:hAnsi="Times New Roman" w:cs="Times New Roman"/>
+          <w:kern w:val="0"/>
+          <w14:ligatures w14:val="none"/>
+        </w:rPr>
+        <w:t xml:space="preserve"> </w:t>
+      </w:r>
+      <w:proofErr w:type="spellStart"/>
+      <w:r>
+        <w:rPr>
+          <w:rFonts w:ascii="Times New Roman" w:eastAsia="Times New Roman" w:hAnsi="Times New Roman" w:cs="Times New Roman"/>
+          <w:kern w:val="0"/>
+          <w14:ligatures w14:val="none"/>
+        </w:rPr>
+        <w:t>Program.cs</w:t>
+      </w:r>
+      <w:proofErr w:type="spellEnd"/>
+      <w:r>
+        <w:rPr>
+          <w:rFonts w:ascii="Times New Roman" w:eastAsia="Times New Roman" w:hAnsi="Times New Roman" w:cs="Times New Roman"/>
+          <w:kern w:val="0"/>
+          <w14:ligatures w14:val="none"/>
+        </w:rPr>
+        <w:t xml:space="preserve">, </w:t>
+      </w:r>
+      <w:proofErr w:type="spellStart"/>
+      <w:r>
+        <w:rPr>
+          <w:rFonts w:ascii="Times New Roman" w:eastAsia="Times New Roman" w:hAnsi="Times New Roman" w:cs="Times New Roman"/>
+          <w:kern w:val="0"/>
+          <w14:ligatures w14:val="none"/>
+        </w:rPr>
+        <w:t>thêm</w:t>
+      </w:r>
+      <w:proofErr w:type="spellEnd"/>
+      <w:r>
+        <w:rPr>
+          <w:rFonts w:ascii="Times New Roman" w:eastAsia="Times New Roman" w:hAnsi="Times New Roman" w:cs="Times New Roman"/>
+          <w:kern w:val="0"/>
+          <w14:ligatures w14:val="none"/>
+        </w:rPr>
+        <w:t>:</w:t>
       </w:r>
     </w:p>
     <w:p>
@@ -2436,7 +4996,29 @@
           <w:szCs w:val="20"/>
           <w14:ligatures w14:val="none"/>
         </w:rPr>
-        <w:t>using Microsoft.EntityFrameworkCore;</w:t>
+        <w:t xml:space="preserve">using </w:t>
+      </w:r>
+      <w:proofErr w:type="spellStart"/>
+      <w:r>
+        <w:rPr>
+          <w:rFonts w:ascii="Courier New" w:eastAsia="Times New Roman" w:hAnsi="Courier New" w:cs="Courier New"/>
+          <w:kern w:val="0"/>
+          <w:sz w:val="20"/>
+          <w:szCs w:val="20"/>
+          <w14:ligatures w14:val="none"/>
+        </w:rPr>
+        <w:t>Microsoft.EntityFrameworkCore</w:t>
+      </w:r>
+      <w:proofErr w:type="spellEnd"/>
+      <w:r>
+        <w:rPr>
+          <w:rFonts w:ascii="Courier New" w:eastAsia="Times New Roman" w:hAnsi="Courier New" w:cs="Courier New"/>
+          <w:kern w:val="0"/>
+          <w:sz w:val="20"/>
+          <w:szCs w:val="20"/>
+          <w14:ligatures w14:val="none"/>
+        </w:rPr>
+        <w:t>;</w:t>
       </w:r>
     </w:p>
     <w:p>
@@ -2465,7 +5047,29 @@
           <w:szCs w:val="20"/>
           <w14:ligatures w14:val="none"/>
         </w:rPr>
-        <w:t>using MyStockApp.Models;</w:t>
+        <w:t xml:space="preserve">using </w:t>
+      </w:r>
+      <w:proofErr w:type="spellStart"/>
+      <w:r>
+        <w:rPr>
+          <w:rFonts w:ascii="Courier New" w:eastAsia="Times New Roman" w:hAnsi="Courier New" w:cs="Courier New"/>
+          <w:kern w:val="0"/>
+          <w:sz w:val="20"/>
+          <w:szCs w:val="20"/>
+          <w14:ligatures w14:val="none"/>
+        </w:rPr>
+        <w:t>MyStockApp.Models</w:t>
+      </w:r>
+      <w:proofErr w:type="spellEnd"/>
+      <w:r>
+        <w:rPr>
+          <w:rFonts w:ascii="Courier New" w:eastAsia="Times New Roman" w:hAnsi="Courier New" w:cs="Courier New"/>
+          <w:kern w:val="0"/>
+          <w:sz w:val="20"/>
+          <w:szCs w:val="20"/>
+          <w14:ligatures w14:val="none"/>
+        </w:rPr>
+        <w:t>;</w:t>
       </w:r>
     </w:p>
     <w:p>
@@ -2494,7 +5098,51 @@
           <w:szCs w:val="20"/>
           <w14:ligatures w14:val="none"/>
         </w:rPr>
-        <w:t>var builder = WebApplication.CreateBuilder(args);</w:t>
+        <w:t xml:space="preserve">var builder = </w:t>
+      </w:r>
+      <w:proofErr w:type="spellStart"/>
+      <w:r>
+        <w:rPr>
+          <w:rFonts w:ascii="Courier New" w:eastAsia="Times New Roman" w:hAnsi="Courier New" w:cs="Courier New"/>
+          <w:kern w:val="0"/>
+          <w:sz w:val="20"/>
+          <w:szCs w:val="20"/>
+          <w14:ligatures w14:val="none"/>
+        </w:rPr>
+        <w:t>WebApplication.CreateBuilder</w:t>
+      </w:r>
+      <w:proofErr w:type="spellEnd"/>
+      <w:r>
+        <w:rPr>
+          <w:rFonts w:ascii="Courier New" w:eastAsia="Times New Roman" w:hAnsi="Courier New" w:cs="Courier New"/>
+          <w:kern w:val="0"/>
+          <w:sz w:val="20"/>
+          <w:szCs w:val="20"/>
+          <w14:ligatures w14:val="none"/>
+        </w:rPr>
+        <w:t>(</w:t>
+      </w:r>
+      <w:proofErr w:type="spellStart"/>
+      <w:r>
+        <w:rPr>
+          <w:rFonts w:ascii="Courier New" w:eastAsia="Times New Roman" w:hAnsi="Courier New" w:cs="Courier New"/>
+          <w:kern w:val="0"/>
+          <w:sz w:val="20"/>
+          <w:szCs w:val="20"/>
+          <w14:ligatures w14:val="none"/>
+        </w:rPr>
+        <w:t>args</w:t>
+      </w:r>
+      <w:proofErr w:type="spellEnd"/>
+      <w:r>
+        <w:rPr>
+          <w:rFonts w:ascii="Courier New" w:eastAsia="Times New Roman" w:hAnsi="Courier New" w:cs="Courier New"/>
+          <w:kern w:val="0"/>
+          <w:sz w:val="20"/>
+          <w:szCs w:val="20"/>
+          <w14:ligatures w14:val="none"/>
+        </w:rPr>
+        <w:t>);</w:t>
       </w:r>
     </w:p>
     <w:p>
@@ -2534,15 +5182,29 @@
           <w14:ligatures w14:val="none"/>
         </w:rPr>
       </w:pPr>
-      <w:r>
-        <w:rPr>
-          <w:rFonts w:ascii="Courier New" w:eastAsia="Times New Roman" w:hAnsi="Courier New" w:cs="Courier New"/>
-          <w:kern w:val="0"/>
-          <w:sz w:val="20"/>
-          <w:szCs w:val="20"/>
-          <w14:ligatures w14:val="none"/>
-        </w:rPr>
-        <w:t>builder.Services.AddControllersWithViews();</w:t>
+      <w:proofErr w:type="spellStart"/>
+      <w:proofErr w:type="gramStart"/>
+      <w:r>
+        <w:rPr>
+          <w:rFonts w:ascii="Courier New" w:eastAsia="Times New Roman" w:hAnsi="Courier New" w:cs="Courier New"/>
+          <w:kern w:val="0"/>
+          <w:sz w:val="20"/>
+          <w:szCs w:val="20"/>
+          <w14:ligatures w14:val="none"/>
+        </w:rPr>
+        <w:t>builder.Services.AddControllersWithViews</w:t>
+      </w:r>
+      <w:proofErr w:type="spellEnd"/>
+      <w:proofErr w:type="gramEnd"/>
+      <w:r>
+        <w:rPr>
+          <w:rFonts w:ascii="Courier New" w:eastAsia="Times New Roman" w:hAnsi="Courier New" w:cs="Courier New"/>
+          <w:kern w:val="0"/>
+          <w:sz w:val="20"/>
+          <w:szCs w:val="20"/>
+          <w14:ligatures w14:val="none"/>
+        </w:rPr>
+        <w:t>();</w:t>
       </w:r>
     </w:p>
     <w:p>
@@ -2565,17 +5227,59 @@
           <w14:ligatures w14:val="none"/>
         </w:rPr>
       </w:pPr>
-      <w:r>
-        <w:rPr>
-          <w:rFonts w:ascii="Courier New" w:eastAsia="Times New Roman" w:hAnsi="Courier New" w:cs="Courier New"/>
-          <w:b/>
-          <w:bCs/>
-          <w:kern w:val="0"/>
-          <w:sz w:val="20"/>
-          <w:szCs w:val="20"/>
-          <w14:ligatures w14:val="none"/>
-        </w:rPr>
-        <w:t>builder.Services.AddDbContext&lt;MyStockContext&gt;(options =&gt;</w:t>
+      <w:proofErr w:type="spellStart"/>
+      <w:proofErr w:type="gramStart"/>
+      <w:r>
+        <w:rPr>
+          <w:rFonts w:ascii="Courier New" w:eastAsia="Times New Roman" w:hAnsi="Courier New" w:cs="Courier New"/>
+          <w:b/>
+          <w:bCs/>
+          <w:kern w:val="0"/>
+          <w:sz w:val="20"/>
+          <w:szCs w:val="20"/>
+          <w14:ligatures w14:val="none"/>
+        </w:rPr>
+        <w:t>builder.Services.AddDbContext</w:t>
+      </w:r>
+      <w:proofErr w:type="spellEnd"/>
+      <w:proofErr w:type="gramEnd"/>
+      <w:r>
+        <w:rPr>
+          <w:rFonts w:ascii="Courier New" w:eastAsia="Times New Roman" w:hAnsi="Courier New" w:cs="Courier New"/>
+          <w:b/>
+          <w:bCs/>
+          <w:kern w:val="0"/>
+          <w:sz w:val="20"/>
+          <w:szCs w:val="20"/>
+          <w14:ligatures w14:val="none"/>
+        </w:rPr>
+        <w:t>&lt;</w:t>
+      </w:r>
+      <w:proofErr w:type="spellStart"/>
+      <w:r>
+        <w:rPr>
+          <w:rFonts w:ascii="Courier New" w:eastAsia="Times New Roman" w:hAnsi="Courier New" w:cs="Courier New"/>
+          <w:b/>
+          <w:bCs/>
+          <w:kern w:val="0"/>
+          <w:sz w:val="20"/>
+          <w:szCs w:val="20"/>
+          <w14:ligatures w14:val="none"/>
+        </w:rPr>
+        <w:t>MyStockContext</w:t>
+      </w:r>
+      <w:proofErr w:type="spellEnd"/>
+      <w:r>
+        <w:rPr>
+          <w:rFonts w:ascii="Courier New" w:eastAsia="Times New Roman" w:hAnsi="Courier New" w:cs="Courier New"/>
+          <w:b/>
+          <w:bCs/>
+          <w:kern w:val="0"/>
+          <w:sz w:val="20"/>
+          <w:szCs w:val="20"/>
+          <w14:ligatures w14:val="none"/>
+        </w:rPr>
+        <w:t>&gt;(options =&gt;</w:t>
       </w:r>
     </w:p>
     <w:p>
@@ -2608,7 +5312,33 @@
           <w:szCs w:val="20"/>
           <w14:ligatures w14:val="none"/>
         </w:rPr>
-        <w:t xml:space="preserve">    options.UseSqlServer(builder.Configuration.GetConnectionString("MyStockDB")));</w:t>
+        <w:t xml:space="preserve">    </w:t>
+      </w:r>
+      <w:proofErr w:type="gramStart"/>
+      <w:r>
+        <w:rPr>
+          <w:rFonts w:ascii="Courier New" w:eastAsia="Times New Roman" w:hAnsi="Courier New" w:cs="Courier New"/>
+          <w:b/>
+          <w:bCs/>
+          <w:kern w:val="0"/>
+          <w:sz w:val="20"/>
+          <w:szCs w:val="20"/>
+          <w14:ligatures w14:val="none"/>
+        </w:rPr>
+        <w:t>options.UseSqlServer</w:t>
+      </w:r>
+      <w:proofErr w:type="gramEnd"/>
+      <w:r>
+        <w:rPr>
+          <w:rFonts w:ascii="Courier New" w:eastAsia="Times New Roman" w:hAnsi="Courier New" w:cs="Courier New"/>
+          <w:b/>
+          <w:bCs/>
+          <w:kern w:val="0"/>
+          <w:sz w:val="20"/>
+          <w:szCs w:val="20"/>
+          <w14:ligatures w14:val="none"/>
+        </w:rPr>
+        <w:t>(builder.Configuration.GetConnectionString("MyStockDB")));</w:t>
       </w:r>
     </w:p>
     <w:p>
@@ -2657,7 +5387,31 @@
           <w14:ligatures w14:val="none"/>
         </w:rPr>
         <w:lastRenderedPageBreak/>
-        <w:t>var app = builder.Build();</w:t>
+        <w:t xml:space="preserve">var app = </w:t>
+      </w:r>
+      <w:proofErr w:type="spellStart"/>
+      <w:proofErr w:type="gramStart"/>
+      <w:r>
+        <w:rPr>
+          <w:rFonts w:ascii="Courier New" w:eastAsia="Times New Roman" w:hAnsi="Courier New" w:cs="Courier New"/>
+          <w:kern w:val="0"/>
+          <w:sz w:val="20"/>
+          <w:szCs w:val="20"/>
+          <w14:ligatures w14:val="none"/>
+        </w:rPr>
+        <w:t>builder.Build</w:t>
+      </w:r>
+      <w:proofErr w:type="spellEnd"/>
+      <w:proofErr w:type="gramEnd"/>
+      <w:r>
+        <w:rPr>
+          <w:rFonts w:ascii="Courier New" w:eastAsia="Times New Roman" w:hAnsi="Courier New" w:cs="Courier New"/>
+          <w:kern w:val="0"/>
+          <w:sz w:val="20"/>
+          <w:szCs w:val="20"/>
+          <w14:ligatures w14:val="none"/>
+        </w:rPr>
+        <w:t>();</w:t>
       </w:r>
     </w:p>
     <w:p>
@@ -2686,7 +5440,51 @@
           <w:szCs w:val="20"/>
           <w14:ligatures w14:val="none"/>
         </w:rPr>
-        <w:t>if (!app.Environment.IsDevelopment())</w:t>
+        <w:t xml:space="preserve">if </w:t>
+      </w:r>
+      <w:proofErr w:type="gramStart"/>
+      <w:r>
+        <w:rPr>
+          <w:rFonts w:ascii="Courier New" w:eastAsia="Times New Roman" w:hAnsi="Courier New" w:cs="Courier New"/>
+          <w:kern w:val="0"/>
+          <w:sz w:val="20"/>
+          <w:szCs w:val="20"/>
+          <w14:ligatures w14:val="none"/>
+        </w:rPr>
+        <w:t>(!</w:t>
+      </w:r>
+      <w:proofErr w:type="spellStart"/>
+      <w:r>
+        <w:rPr>
+          <w:rFonts w:ascii="Courier New" w:eastAsia="Times New Roman" w:hAnsi="Courier New" w:cs="Courier New"/>
+          <w:kern w:val="0"/>
+          <w:sz w:val="20"/>
+          <w:szCs w:val="20"/>
+          <w14:ligatures w14:val="none"/>
+        </w:rPr>
+        <w:t>app</w:t>
+      </w:r>
+      <w:proofErr w:type="gramEnd"/>
+      <w:r>
+        <w:rPr>
+          <w:rFonts w:ascii="Courier New" w:eastAsia="Times New Roman" w:hAnsi="Courier New" w:cs="Courier New"/>
+          <w:kern w:val="0"/>
+          <w:sz w:val="20"/>
+          <w:szCs w:val="20"/>
+          <w14:ligatures w14:val="none"/>
+        </w:rPr>
+        <w:t>.Environment.IsDevelopment</w:t>
+      </w:r>
+      <w:proofErr w:type="spellEnd"/>
+      <w:r>
+        <w:rPr>
+          <w:rFonts w:ascii="Courier New" w:eastAsia="Times New Roman" w:hAnsi="Courier New" w:cs="Courier New"/>
+          <w:kern w:val="0"/>
+          <w:sz w:val="20"/>
+          <w:szCs w:val="20"/>
+          <w14:ligatures w14:val="none"/>
+        </w:rPr>
+        <w:t>())</w:t>
       </w:r>
     </w:p>
     <w:p>
@@ -2744,7 +5542,31 @@
           <w:szCs w:val="20"/>
           <w14:ligatures w14:val="none"/>
         </w:rPr>
-        <w:t xml:space="preserve">    app.UseExceptionHandler("/Home/Error");</w:t>
+        <w:t xml:space="preserve">    </w:t>
+      </w:r>
+      <w:proofErr w:type="spellStart"/>
+      <w:proofErr w:type="gramStart"/>
+      <w:r>
+        <w:rPr>
+          <w:rFonts w:ascii="Courier New" w:eastAsia="Times New Roman" w:hAnsi="Courier New" w:cs="Courier New"/>
+          <w:kern w:val="0"/>
+          <w:sz w:val="20"/>
+          <w:szCs w:val="20"/>
+          <w14:ligatures w14:val="none"/>
+        </w:rPr>
+        <w:t>app.UseExceptionHandler</w:t>
+      </w:r>
+      <w:proofErr w:type="spellEnd"/>
+      <w:proofErr w:type="gramEnd"/>
+      <w:r>
+        <w:rPr>
+          <w:rFonts w:ascii="Courier New" w:eastAsia="Times New Roman" w:hAnsi="Courier New" w:cs="Courier New"/>
+          <w:kern w:val="0"/>
+          <w:sz w:val="20"/>
+          <w:szCs w:val="20"/>
+          <w14:ligatures w14:val="none"/>
+        </w:rPr>
+        <w:t>("/Home/Error");</w:t>
       </w:r>
     </w:p>
     <w:p>
@@ -2773,7 +5595,31 @@
           <w:szCs w:val="20"/>
           <w14:ligatures w14:val="none"/>
         </w:rPr>
-        <w:t xml:space="preserve">    app.UseHsts();</w:t>
+        <w:t xml:space="preserve">    </w:t>
+      </w:r>
+      <w:proofErr w:type="spellStart"/>
+      <w:proofErr w:type="gramStart"/>
+      <w:r>
+        <w:rPr>
+          <w:rFonts w:ascii="Courier New" w:eastAsia="Times New Roman" w:hAnsi="Courier New" w:cs="Courier New"/>
+          <w:kern w:val="0"/>
+          <w:sz w:val="20"/>
+          <w:szCs w:val="20"/>
+          <w14:ligatures w14:val="none"/>
+        </w:rPr>
+        <w:t>app.UseHsts</w:t>
+      </w:r>
+      <w:proofErr w:type="spellEnd"/>
+      <w:proofErr w:type="gramEnd"/>
+      <w:r>
+        <w:rPr>
+          <w:rFonts w:ascii="Courier New" w:eastAsia="Times New Roman" w:hAnsi="Courier New" w:cs="Courier New"/>
+          <w:kern w:val="0"/>
+          <w:sz w:val="20"/>
+          <w:szCs w:val="20"/>
+          <w14:ligatures w14:val="none"/>
+        </w:rPr>
+        <w:t>();</w:t>
       </w:r>
     </w:p>
     <w:p>
@@ -2823,15 +5669,29 @@
           <w14:ligatures w14:val="none"/>
         </w:rPr>
       </w:pPr>
-      <w:r>
-        <w:rPr>
-          <w:rFonts w:ascii="Courier New" w:eastAsia="Times New Roman" w:hAnsi="Courier New" w:cs="Courier New"/>
-          <w:kern w:val="0"/>
-          <w:sz w:val="20"/>
-          <w:szCs w:val="20"/>
-          <w14:ligatures w14:val="none"/>
-        </w:rPr>
-        <w:t>app.UseHttpsRedirection();</w:t>
+      <w:proofErr w:type="spellStart"/>
+      <w:proofErr w:type="gramStart"/>
+      <w:r>
+        <w:rPr>
+          <w:rFonts w:ascii="Courier New" w:eastAsia="Times New Roman" w:hAnsi="Courier New" w:cs="Courier New"/>
+          <w:kern w:val="0"/>
+          <w:sz w:val="20"/>
+          <w:szCs w:val="20"/>
+          <w14:ligatures w14:val="none"/>
+        </w:rPr>
+        <w:t>app.UseHttpsRedirection</w:t>
+      </w:r>
+      <w:proofErr w:type="spellEnd"/>
+      <w:proofErr w:type="gramEnd"/>
+      <w:r>
+        <w:rPr>
+          <w:rFonts w:ascii="Courier New" w:eastAsia="Times New Roman" w:hAnsi="Courier New" w:cs="Courier New"/>
+          <w:kern w:val="0"/>
+          <w:sz w:val="20"/>
+          <w:szCs w:val="20"/>
+          <w14:ligatures w14:val="none"/>
+        </w:rPr>
+        <w:t>();</w:t>
       </w:r>
     </w:p>
     <w:p>
@@ -2852,15 +5712,29 @@
           <w14:ligatures w14:val="none"/>
         </w:rPr>
       </w:pPr>
-      <w:r>
-        <w:rPr>
-          <w:rFonts w:ascii="Courier New" w:eastAsia="Times New Roman" w:hAnsi="Courier New" w:cs="Courier New"/>
-          <w:kern w:val="0"/>
-          <w:sz w:val="20"/>
-          <w:szCs w:val="20"/>
-          <w14:ligatures w14:val="none"/>
-        </w:rPr>
-        <w:t>app.UseStaticFiles();</w:t>
+      <w:proofErr w:type="spellStart"/>
+      <w:proofErr w:type="gramStart"/>
+      <w:r>
+        <w:rPr>
+          <w:rFonts w:ascii="Courier New" w:eastAsia="Times New Roman" w:hAnsi="Courier New" w:cs="Courier New"/>
+          <w:kern w:val="0"/>
+          <w:sz w:val="20"/>
+          <w:szCs w:val="20"/>
+          <w14:ligatures w14:val="none"/>
+        </w:rPr>
+        <w:t>app.UseStaticFiles</w:t>
+      </w:r>
+      <w:proofErr w:type="spellEnd"/>
+      <w:proofErr w:type="gramEnd"/>
+      <w:r>
+        <w:rPr>
+          <w:rFonts w:ascii="Courier New" w:eastAsia="Times New Roman" w:hAnsi="Courier New" w:cs="Courier New"/>
+          <w:kern w:val="0"/>
+          <w:sz w:val="20"/>
+          <w:szCs w:val="20"/>
+          <w14:ligatures w14:val="none"/>
+        </w:rPr>
+        <w:t>();</w:t>
       </w:r>
     </w:p>
     <w:p>
@@ -2881,15 +5755,29 @@
           <w14:ligatures w14:val="none"/>
         </w:rPr>
       </w:pPr>
-      <w:r>
-        <w:rPr>
-          <w:rFonts w:ascii="Courier New" w:eastAsia="Times New Roman" w:hAnsi="Courier New" w:cs="Courier New"/>
-          <w:kern w:val="0"/>
-          <w:sz w:val="20"/>
-          <w:szCs w:val="20"/>
-          <w14:ligatures w14:val="none"/>
-        </w:rPr>
-        <w:t>app.UseRouting();</w:t>
+      <w:proofErr w:type="spellStart"/>
+      <w:proofErr w:type="gramStart"/>
+      <w:r>
+        <w:rPr>
+          <w:rFonts w:ascii="Courier New" w:eastAsia="Times New Roman" w:hAnsi="Courier New" w:cs="Courier New"/>
+          <w:kern w:val="0"/>
+          <w:sz w:val="20"/>
+          <w:szCs w:val="20"/>
+          <w14:ligatures w14:val="none"/>
+        </w:rPr>
+        <w:t>app.UseRouting</w:t>
+      </w:r>
+      <w:proofErr w:type="spellEnd"/>
+      <w:proofErr w:type="gramEnd"/>
+      <w:r>
+        <w:rPr>
+          <w:rFonts w:ascii="Courier New" w:eastAsia="Times New Roman" w:hAnsi="Courier New" w:cs="Courier New"/>
+          <w:kern w:val="0"/>
+          <w:sz w:val="20"/>
+          <w:szCs w:val="20"/>
+          <w14:ligatures w14:val="none"/>
+        </w:rPr>
+        <w:t>();</w:t>
       </w:r>
     </w:p>
     <w:p>
@@ -2910,15 +5798,29 @@
           <w14:ligatures w14:val="none"/>
         </w:rPr>
       </w:pPr>
-      <w:r>
-        <w:rPr>
-          <w:rFonts w:ascii="Courier New" w:eastAsia="Times New Roman" w:hAnsi="Courier New" w:cs="Courier New"/>
-          <w:kern w:val="0"/>
-          <w:sz w:val="20"/>
-          <w:szCs w:val="20"/>
-          <w14:ligatures w14:val="none"/>
-        </w:rPr>
-        <w:t>app.UseAuthorization();</w:t>
+      <w:proofErr w:type="spellStart"/>
+      <w:proofErr w:type="gramStart"/>
+      <w:r>
+        <w:rPr>
+          <w:rFonts w:ascii="Courier New" w:eastAsia="Times New Roman" w:hAnsi="Courier New" w:cs="Courier New"/>
+          <w:kern w:val="0"/>
+          <w:sz w:val="20"/>
+          <w:szCs w:val="20"/>
+          <w14:ligatures w14:val="none"/>
+        </w:rPr>
+        <w:t>app.UseAuthorization</w:t>
+      </w:r>
+      <w:proofErr w:type="spellEnd"/>
+      <w:proofErr w:type="gramEnd"/>
+      <w:r>
+        <w:rPr>
+          <w:rFonts w:ascii="Courier New" w:eastAsia="Times New Roman" w:hAnsi="Courier New" w:cs="Courier New"/>
+          <w:kern w:val="0"/>
+          <w:sz w:val="20"/>
+          <w:szCs w:val="20"/>
+          <w14:ligatures w14:val="none"/>
+        </w:rPr>
+        <w:t>();</w:t>
       </w:r>
     </w:p>
     <w:p>
@@ -2939,15 +5841,29 @@
           <w14:ligatures w14:val="none"/>
         </w:rPr>
       </w:pPr>
-      <w:r>
-        <w:rPr>
-          <w:rFonts w:ascii="Courier New" w:eastAsia="Times New Roman" w:hAnsi="Courier New" w:cs="Courier New"/>
-          <w:kern w:val="0"/>
-          <w:sz w:val="20"/>
-          <w:szCs w:val="20"/>
-          <w14:ligatures w14:val="none"/>
-        </w:rPr>
-        <w:t>app.MapControllerRoute(</w:t>
+      <w:proofErr w:type="spellStart"/>
+      <w:proofErr w:type="gramStart"/>
+      <w:r>
+        <w:rPr>
+          <w:rFonts w:ascii="Courier New" w:eastAsia="Times New Roman" w:hAnsi="Courier New" w:cs="Courier New"/>
+          <w:kern w:val="0"/>
+          <w:sz w:val="20"/>
+          <w:szCs w:val="20"/>
+          <w14:ligatures w14:val="none"/>
+        </w:rPr>
+        <w:t>app.MapControllerRoute</w:t>
+      </w:r>
+      <w:proofErr w:type="spellEnd"/>
+      <w:proofErr w:type="gramEnd"/>
+      <w:r>
+        <w:rPr>
+          <w:rFonts w:ascii="Courier New" w:eastAsia="Times New Roman" w:hAnsi="Courier New" w:cs="Courier New"/>
+          <w:kern w:val="0"/>
+          <w:sz w:val="20"/>
+          <w:szCs w:val="20"/>
+          <w14:ligatures w14:val="none"/>
+        </w:rPr>
+        <w:t>(</w:t>
       </w:r>
     </w:p>
     <w:p>
@@ -3026,15 +5942,29 @@
           <w14:ligatures w14:val="none"/>
         </w:rPr>
       </w:pPr>
-      <w:r>
-        <w:rPr>
-          <w:rFonts w:ascii="Courier New" w:eastAsia="Times New Roman" w:hAnsi="Courier New" w:cs="Courier New"/>
-          <w:kern w:val="0"/>
-          <w:sz w:val="20"/>
-          <w:szCs w:val="20"/>
-          <w14:ligatures w14:val="none"/>
-        </w:rPr>
-        <w:t>app.Run();</w:t>
+      <w:proofErr w:type="spellStart"/>
+      <w:proofErr w:type="gramStart"/>
+      <w:r>
+        <w:rPr>
+          <w:rFonts w:ascii="Courier New" w:eastAsia="Times New Roman" w:hAnsi="Courier New" w:cs="Courier New"/>
+          <w:kern w:val="0"/>
+          <w:sz w:val="20"/>
+          <w:szCs w:val="20"/>
+          <w14:ligatures w14:val="none"/>
+        </w:rPr>
+        <w:t>app.Run</w:t>
+      </w:r>
+      <w:proofErr w:type="spellEnd"/>
+      <w:proofErr w:type="gramEnd"/>
+      <w:r>
+        <w:rPr>
+          <w:rFonts w:ascii="Courier New" w:eastAsia="Times New Roman" w:hAnsi="Courier New" w:cs="Courier New"/>
+          <w:kern w:val="0"/>
+          <w:sz w:val="20"/>
+          <w:szCs w:val="20"/>
+          <w14:ligatures w14:val="none"/>
+        </w:rPr>
+        <w:t>();</w:t>
       </w:r>
     </w:p>
     <w:p>
@@ -3054,7 +5984,7 @@
           <w14:ligatures w14:val="none"/>
         </w:rPr>
         <w:pict w14:anchorId="70EAF86D">
-          <v:rect id="_x0000_i1114" style="width:0;height:1.5pt" o:hralign="center" o:hrstd="t" o:hr="t" fillcolor="#a0a0a0" stroked="f"/>
+          <v:rect id="_x0000_i1030" style="width:0;height:1.5pt" o:hralign="center" o:hrstd="t" o:hr="t" fillcolor="#a0a0a0" stroked="f"/>
         </w:pict>
       </w:r>
     </w:p>
@@ -3078,30 +6008,186 @@
           <w:kern w:val="0"/>
           <w14:ligatures w14:val="none"/>
         </w:rPr>
-        <w:t>PHẦN G — Cài tool scaffolding và chạy restore sạch</w:t>
-      </w:r>
-    </w:p>
-    <w:p>
-      <w:pPr>
-        <w:spacing w:before="100" w:beforeAutospacing="1" w:after="100" w:afterAutospacing="1" w:line="240" w:lineRule="auto"/>
-        <w:outlineLvl w:val="1"/>
-        <w:rPr>
-          <w:rFonts w:ascii="Times New Roman" w:eastAsia="Times New Roman" w:hAnsi="Times New Roman" w:cs="Times New Roman"/>
-          <w:b/>
-          <w:bCs/>
-          <w:kern w:val="0"/>
-          <w14:ligatures w14:val="none"/>
-        </w:rPr>
-      </w:pPr>
-      <w:r>
-        <w:rPr>
-          <w:rFonts w:ascii="Times New Roman" w:eastAsia="Times New Roman" w:hAnsi="Times New Roman" w:cs="Times New Roman"/>
-          <w:b/>
-          <w:bCs/>
-          <w:kern w:val="0"/>
-          <w14:ligatures w14:val="none"/>
-        </w:rPr>
-        <w:t>Bước G1) Mở Developer PowerShell và chạy:</w:t>
+        <w:t xml:space="preserve">PHẦN G — </w:t>
+      </w:r>
+      <w:proofErr w:type="spellStart"/>
+      <w:r>
+        <w:rPr>
+          <w:rFonts w:ascii="Times New Roman" w:eastAsia="Times New Roman" w:hAnsi="Times New Roman" w:cs="Times New Roman"/>
+          <w:b/>
+          <w:bCs/>
+          <w:kern w:val="0"/>
+          <w14:ligatures w14:val="none"/>
+        </w:rPr>
+        <w:t>Cài</w:t>
+      </w:r>
+      <w:proofErr w:type="spellEnd"/>
+      <w:r>
+        <w:rPr>
+          <w:rFonts w:ascii="Times New Roman" w:eastAsia="Times New Roman" w:hAnsi="Times New Roman" w:cs="Times New Roman"/>
+          <w:b/>
+          <w:bCs/>
+          <w:kern w:val="0"/>
+          <w14:ligatures w14:val="none"/>
+        </w:rPr>
+        <w:t xml:space="preserve"> tool scaffolding </w:t>
+      </w:r>
+      <w:proofErr w:type="spellStart"/>
+      <w:r>
+        <w:rPr>
+          <w:rFonts w:ascii="Times New Roman" w:eastAsia="Times New Roman" w:hAnsi="Times New Roman" w:cs="Times New Roman"/>
+          <w:b/>
+          <w:bCs/>
+          <w:kern w:val="0"/>
+          <w14:ligatures w14:val="none"/>
+        </w:rPr>
+        <w:t>và</w:t>
+      </w:r>
+      <w:proofErr w:type="spellEnd"/>
+      <w:r>
+        <w:rPr>
+          <w:rFonts w:ascii="Times New Roman" w:eastAsia="Times New Roman" w:hAnsi="Times New Roman" w:cs="Times New Roman"/>
+          <w:b/>
+          <w:bCs/>
+          <w:kern w:val="0"/>
+          <w14:ligatures w14:val="none"/>
+        </w:rPr>
+        <w:t xml:space="preserve"> </w:t>
+      </w:r>
+      <w:proofErr w:type="spellStart"/>
+      <w:r>
+        <w:rPr>
+          <w:rFonts w:ascii="Times New Roman" w:eastAsia="Times New Roman" w:hAnsi="Times New Roman" w:cs="Times New Roman"/>
+          <w:b/>
+          <w:bCs/>
+          <w:kern w:val="0"/>
+          <w14:ligatures w14:val="none"/>
+        </w:rPr>
+        <w:t>chạy</w:t>
+      </w:r>
+      <w:proofErr w:type="spellEnd"/>
+      <w:r>
+        <w:rPr>
+          <w:rFonts w:ascii="Times New Roman" w:eastAsia="Times New Roman" w:hAnsi="Times New Roman" w:cs="Times New Roman"/>
+          <w:b/>
+          <w:bCs/>
+          <w:kern w:val="0"/>
+          <w14:ligatures w14:val="none"/>
+        </w:rPr>
+        <w:t xml:space="preserve"> restore </w:t>
+      </w:r>
+      <w:proofErr w:type="spellStart"/>
+      <w:r>
+        <w:rPr>
+          <w:rFonts w:ascii="Times New Roman" w:eastAsia="Times New Roman" w:hAnsi="Times New Roman" w:cs="Times New Roman"/>
+          <w:b/>
+          <w:bCs/>
+          <w:kern w:val="0"/>
+          <w14:ligatures w14:val="none"/>
+        </w:rPr>
+        <w:t>sạch</w:t>
+      </w:r>
+      <w:proofErr w:type="spellEnd"/>
+    </w:p>
+    <w:p>
+      <w:pPr>
+        <w:spacing w:before="100" w:beforeAutospacing="1" w:after="100" w:afterAutospacing="1" w:line="240" w:lineRule="auto"/>
+        <w:outlineLvl w:val="1"/>
+        <w:rPr>
+          <w:rFonts w:ascii="Times New Roman" w:eastAsia="Times New Roman" w:hAnsi="Times New Roman" w:cs="Times New Roman"/>
+          <w:b/>
+          <w:bCs/>
+          <w:kern w:val="0"/>
+          <w14:ligatures w14:val="none"/>
+        </w:rPr>
+      </w:pPr>
+      <w:proofErr w:type="spellStart"/>
+      <w:r>
+        <w:rPr>
+          <w:rFonts w:ascii="Times New Roman" w:eastAsia="Times New Roman" w:hAnsi="Times New Roman" w:cs="Times New Roman"/>
+          <w:b/>
+          <w:bCs/>
+          <w:kern w:val="0"/>
+          <w14:ligatures w14:val="none"/>
+        </w:rPr>
+        <w:t>Bước</w:t>
+      </w:r>
+      <w:proofErr w:type="spellEnd"/>
+      <w:r>
+        <w:rPr>
+          <w:rFonts w:ascii="Times New Roman" w:eastAsia="Times New Roman" w:hAnsi="Times New Roman" w:cs="Times New Roman"/>
+          <w:b/>
+          <w:bCs/>
+          <w:kern w:val="0"/>
+          <w14:ligatures w14:val="none"/>
+        </w:rPr>
+        <w:t xml:space="preserve"> G1) </w:t>
+      </w:r>
+      <w:proofErr w:type="spellStart"/>
+      <w:r>
+        <w:rPr>
+          <w:rFonts w:ascii="Times New Roman" w:eastAsia="Times New Roman" w:hAnsi="Times New Roman" w:cs="Times New Roman"/>
+          <w:b/>
+          <w:bCs/>
+          <w:kern w:val="0"/>
+          <w14:ligatures w14:val="none"/>
+        </w:rPr>
+        <w:t>Mở</w:t>
+      </w:r>
+      <w:proofErr w:type="spellEnd"/>
+      <w:r>
+        <w:rPr>
+          <w:rFonts w:ascii="Times New Roman" w:eastAsia="Times New Roman" w:hAnsi="Times New Roman" w:cs="Times New Roman"/>
+          <w:b/>
+          <w:bCs/>
+          <w:kern w:val="0"/>
+          <w14:ligatures w14:val="none"/>
+        </w:rPr>
+        <w:t xml:space="preserve"> Developer PowerShell </w:t>
+      </w:r>
+      <w:proofErr w:type="spellStart"/>
+      <w:r>
+        <w:rPr>
+          <w:rFonts w:ascii="Times New Roman" w:eastAsia="Times New Roman" w:hAnsi="Times New Roman" w:cs="Times New Roman"/>
+          <w:b/>
+          <w:bCs/>
+          <w:kern w:val="0"/>
+          <w14:ligatures w14:val="none"/>
+        </w:rPr>
+        <w:t>và</w:t>
+      </w:r>
+      <w:proofErr w:type="spellEnd"/>
+      <w:r>
+        <w:rPr>
+          <w:rFonts w:ascii="Times New Roman" w:eastAsia="Times New Roman" w:hAnsi="Times New Roman" w:cs="Times New Roman"/>
+          <w:b/>
+          <w:bCs/>
+          <w:kern w:val="0"/>
+          <w14:ligatures w14:val="none"/>
+        </w:rPr>
+        <w:t xml:space="preserve"> </w:t>
+      </w:r>
+      <w:proofErr w:type="spellStart"/>
+      <w:r>
+        <w:rPr>
+          <w:rFonts w:ascii="Times New Roman" w:eastAsia="Times New Roman" w:hAnsi="Times New Roman" w:cs="Times New Roman"/>
+          <w:b/>
+          <w:bCs/>
+          <w:kern w:val="0"/>
+          <w14:ligatures w14:val="none"/>
+        </w:rPr>
+        <w:t>chạy</w:t>
+      </w:r>
+      <w:proofErr w:type="spellEnd"/>
+      <w:r>
+        <w:rPr>
+          <w:rFonts w:ascii="Times New Roman" w:eastAsia="Times New Roman" w:hAnsi="Times New Roman" w:cs="Times New Roman"/>
+          <w:b/>
+          <w:bCs/>
+          <w:kern w:val="0"/>
+          <w14:ligatures w14:val="none"/>
+        </w:rPr>
+        <w:t>:</w:t>
       </w:r>
     </w:p>
     <w:p>
@@ -3113,24 +6199,47 @@
           <w:right w:val="single" w:sz="4" w:space="4" w:color="auto"/>
         </w:pBdr>
         <w:spacing w:before="100" w:beforeAutospacing="1" w:after="100" w:afterAutospacing="1" w:line="240" w:lineRule="auto"/>
-        <w:outlineLvl w:val="1"/>
-        <w:rPr>
-          <w:rFonts w:ascii="Courier New" w:eastAsia="Times New Roman" w:hAnsi="Courier New" w:cs="Courier New"/>
-          <w:kern w:val="0"/>
-          <w:sz w:val="20"/>
-          <w:szCs w:val="20"/>
-          <w14:ligatures w14:val="none"/>
-        </w:rPr>
-      </w:pPr>
-      <w:r>
-        <w:rPr>
-          <w:rFonts w:ascii="Courier New" w:eastAsia="Times New Roman" w:hAnsi="Courier New" w:cs="Courier New"/>
-          <w:kern w:val="0"/>
-          <w:sz w:val="20"/>
-          <w:szCs w:val="20"/>
-          <w14:ligatures w14:val="none"/>
-        </w:rPr>
-        <w:t>dotnet nuget locals all --clear</w:t>
+        <w:ind w:firstLine="720"/>
+        <w:outlineLvl w:val="1"/>
+        <w:rPr>
+          <w:rFonts w:ascii="Courier New" w:eastAsia="Times New Roman" w:hAnsi="Courier New" w:cs="Courier New"/>
+          <w:kern w:val="0"/>
+          <w:sz w:val="20"/>
+          <w:szCs w:val="20"/>
+          <w14:ligatures w14:val="none"/>
+        </w:rPr>
+      </w:pPr>
+      <w:r>
+        <w:rPr>
+          <w:rFonts w:ascii="Courier New" w:eastAsia="Times New Roman" w:hAnsi="Courier New" w:cs="Courier New"/>
+          <w:kern w:val="0"/>
+          <w:sz w:val="20"/>
+          <w:szCs w:val="20"/>
+          <w14:ligatures w14:val="none"/>
+        </w:rPr>
+        <w:t xml:space="preserve">dotnet </w:t>
+      </w:r>
+      <w:proofErr w:type="spellStart"/>
+      <w:r>
+        <w:rPr>
+          <w:rFonts w:ascii="Courier New" w:eastAsia="Times New Roman" w:hAnsi="Courier New" w:cs="Courier New"/>
+          <w:kern w:val="0"/>
+          <w:sz w:val="20"/>
+          <w:szCs w:val="20"/>
+          <w14:ligatures w14:val="none"/>
+        </w:rPr>
+        <w:t>nuget</w:t>
+      </w:r>
+      <w:proofErr w:type="spellEnd"/>
+      <w:r>
+        <w:rPr>
+          <w:rFonts w:ascii="Courier New" w:eastAsia="Times New Roman" w:hAnsi="Courier New" w:cs="Courier New"/>
+          <w:kern w:val="0"/>
+          <w:sz w:val="20"/>
+          <w:szCs w:val="20"/>
+          <w14:ligatures w14:val="none"/>
+        </w:rPr>
+        <w:t xml:space="preserve"> locals all --clear</w:t>
       </w:r>
     </w:p>
     <w:p>
@@ -3219,47 +6328,137 @@
         </w:rPr>
         <w:t>dotnet build</w:t>
       </w:r>
-    </w:p>
-    <w:p>
-      <w:pPr>
-        <w:spacing w:before="100" w:beforeAutospacing="1" w:after="100" w:afterAutospacing="1" w:line="240" w:lineRule="auto"/>
-        <w:outlineLvl w:val="1"/>
-        <w:rPr>
-          <w:rFonts w:ascii="Times New Roman" w:eastAsia="Times New Roman" w:hAnsi="Times New Roman" w:cs="Times New Roman"/>
-          <w:kern w:val="0"/>
-          <w14:ligatures w14:val="none"/>
-        </w:rPr>
-      </w:pPr>
-      <w:r>
-        <w:rPr>
-          <w:rFonts w:ascii="Times New Roman" w:eastAsia="Times New Roman" w:hAnsi="Times New Roman" w:cs="Times New Roman"/>
-          <w:kern w:val="0"/>
-          <w14:ligatures w14:val="none"/>
-        </w:rPr>
-        <w:t>Phải build OK.</w:t>
-      </w:r>
-    </w:p>
-    <w:p>
-      <w:pPr>
-        <w:spacing w:before="100" w:beforeAutospacing="1" w:after="100" w:afterAutospacing="1" w:line="240" w:lineRule="auto"/>
-        <w:outlineLvl w:val="1"/>
-        <w:rPr>
-          <w:rFonts w:ascii="Times New Roman" w:eastAsia="Times New Roman" w:hAnsi="Times New Roman" w:cs="Times New Roman"/>
-          <w:b/>
-          <w:bCs/>
-          <w:kern w:val="0"/>
-          <w14:ligatures w14:val="none"/>
-        </w:rPr>
-      </w:pPr>
-      <w:r>
-        <w:rPr>
-          <w:rFonts w:ascii="Times New Roman" w:eastAsia="Times New Roman" w:hAnsi="Times New Roman" w:cs="Times New Roman"/>
-          <w:b/>
-          <w:bCs/>
-          <w:kern w:val="0"/>
-          <w14:ligatures w14:val="none"/>
-        </w:rPr>
-        <w:t>Bước G2) Cài dotnet-aspnet-codegenerator 8.0.23</w:t>
+      <w:bookmarkStart w:id="0" w:name="_GoBack"/>
+      <w:bookmarkEnd w:id="0"/>
+    </w:p>
+    <w:p>
+      <w:pPr>
+        <w:spacing w:before="100" w:beforeAutospacing="1" w:after="100" w:afterAutospacing="1" w:line="240" w:lineRule="auto"/>
+        <w:outlineLvl w:val="1"/>
+        <w:rPr>
+          <w:rFonts w:ascii="Times New Roman" w:eastAsia="Times New Roman" w:hAnsi="Times New Roman" w:cs="Times New Roman"/>
+          <w:kern w:val="0"/>
+          <w14:ligatures w14:val="none"/>
+        </w:rPr>
+      </w:pPr>
+      <w:proofErr w:type="spellStart"/>
+      <w:r>
+        <w:rPr>
+          <w:rFonts w:ascii="Times New Roman" w:eastAsia="Times New Roman" w:hAnsi="Times New Roman" w:cs="Times New Roman"/>
+          <w:kern w:val="0"/>
+          <w14:ligatures w14:val="none"/>
+        </w:rPr>
+        <w:t>Phải</w:t>
+      </w:r>
+      <w:proofErr w:type="spellEnd"/>
+      <w:r>
+        <w:rPr>
+          <w:rFonts w:ascii="Times New Roman" w:eastAsia="Times New Roman" w:hAnsi="Times New Roman" w:cs="Times New Roman"/>
+          <w:kern w:val="0"/>
+          <w14:ligatures w14:val="none"/>
+        </w:rPr>
+        <w:t xml:space="preserve"> build OK.</w:t>
+      </w:r>
+    </w:p>
+    <w:p>
+      <w:pPr>
+        <w:spacing w:before="100" w:beforeAutospacing="1" w:after="100" w:afterAutospacing="1" w:line="240" w:lineRule="auto"/>
+        <w:outlineLvl w:val="1"/>
+        <w:rPr>
+          <w:rFonts w:ascii="Times New Roman" w:eastAsia="Times New Roman" w:hAnsi="Times New Roman" w:cs="Times New Roman"/>
+          <w:b/>
+          <w:bCs/>
+          <w:kern w:val="0"/>
+          <w14:ligatures w14:val="none"/>
+        </w:rPr>
+      </w:pPr>
+      <w:proofErr w:type="spellStart"/>
+      <w:r>
+        <w:rPr>
+          <w:rFonts w:ascii="Times New Roman" w:eastAsia="Times New Roman" w:hAnsi="Times New Roman" w:cs="Times New Roman"/>
+          <w:b/>
+          <w:bCs/>
+          <w:kern w:val="0"/>
+          <w14:ligatures w14:val="none"/>
+        </w:rPr>
+        <w:t>Bước</w:t>
+      </w:r>
+      <w:proofErr w:type="spellEnd"/>
+      <w:r>
+        <w:rPr>
+          <w:rFonts w:ascii="Times New Roman" w:eastAsia="Times New Roman" w:hAnsi="Times New Roman" w:cs="Times New Roman"/>
+          <w:b/>
+          <w:bCs/>
+          <w:kern w:val="0"/>
+          <w14:ligatures w14:val="none"/>
+        </w:rPr>
+        <w:t xml:space="preserve"> G2) </w:t>
+      </w:r>
+      <w:proofErr w:type="spellStart"/>
+      <w:r>
+        <w:rPr>
+          <w:rFonts w:ascii="Times New Roman" w:eastAsia="Times New Roman" w:hAnsi="Times New Roman" w:cs="Times New Roman"/>
+          <w:b/>
+          <w:bCs/>
+          <w:kern w:val="0"/>
+          <w14:ligatures w14:val="none"/>
+        </w:rPr>
+        <w:t>Cài</w:t>
+      </w:r>
+      <w:proofErr w:type="spellEnd"/>
+      <w:r>
+        <w:rPr>
+          <w:rFonts w:ascii="Times New Roman" w:eastAsia="Times New Roman" w:hAnsi="Times New Roman" w:cs="Times New Roman"/>
+          <w:b/>
+          <w:bCs/>
+          <w:kern w:val="0"/>
+          <w14:ligatures w14:val="none"/>
+        </w:rPr>
+        <w:t xml:space="preserve"> dotnet-</w:t>
+      </w:r>
+      <w:proofErr w:type="spellStart"/>
+      <w:r>
+        <w:rPr>
+          <w:rFonts w:ascii="Times New Roman" w:eastAsia="Times New Roman" w:hAnsi="Times New Roman" w:cs="Times New Roman"/>
+          <w:b/>
+          <w:bCs/>
+          <w:kern w:val="0"/>
+          <w14:ligatures w14:val="none"/>
+        </w:rPr>
+        <w:t>aspnet</w:t>
+      </w:r>
+      <w:proofErr w:type="spellEnd"/>
+      <w:r>
+        <w:rPr>
+          <w:rFonts w:ascii="Times New Roman" w:eastAsia="Times New Roman" w:hAnsi="Times New Roman" w:cs="Times New Roman"/>
+          <w:b/>
+          <w:bCs/>
+          <w:kern w:val="0"/>
+          <w14:ligatures w14:val="none"/>
+        </w:rPr>
+        <w:t>-</w:t>
+      </w:r>
+      <w:proofErr w:type="spellStart"/>
+      <w:r>
+        <w:rPr>
+          <w:rFonts w:ascii="Times New Roman" w:eastAsia="Times New Roman" w:hAnsi="Times New Roman" w:cs="Times New Roman"/>
+          <w:b/>
+          <w:bCs/>
+          <w:kern w:val="0"/>
+          <w14:ligatures w14:val="none"/>
+        </w:rPr>
+        <w:t>codegenerator</w:t>
+      </w:r>
+      <w:proofErr w:type="spellEnd"/>
+      <w:r>
+        <w:rPr>
+          <w:rFonts w:ascii="Times New Roman" w:eastAsia="Times New Roman" w:hAnsi="Times New Roman" w:cs="Times New Roman"/>
+          <w:b/>
+          <w:bCs/>
+          <w:kern w:val="0"/>
+          <w14:ligatures w14:val="none"/>
+        </w:rPr>
+        <w:t xml:space="preserve"> 8.0.23</w:t>
       </w:r>
     </w:p>
     <w:p>
@@ -3288,8 +6487,42 @@
           <w:szCs w:val="20"/>
           <w14:ligatures w14:val="none"/>
         </w:rPr>
-        <w:t>dotnet tool uninstall -g dotnet-aspnet-codegenerator</w:t>
-      </w:r>
+        <w:t>dotnet tool uninstall -g dotnet-</w:t>
+      </w:r>
+      <w:proofErr w:type="spellStart"/>
+      <w:r>
+        <w:rPr>
+          <w:rFonts w:ascii="Courier New" w:eastAsia="Times New Roman" w:hAnsi="Courier New" w:cs="Courier New"/>
+          <w:kern w:val="0"/>
+          <w:sz w:val="20"/>
+          <w:szCs w:val="20"/>
+          <w14:ligatures w14:val="none"/>
+        </w:rPr>
+        <w:t>aspnet</w:t>
+      </w:r>
+      <w:proofErr w:type="spellEnd"/>
+      <w:r>
+        <w:rPr>
+          <w:rFonts w:ascii="Courier New" w:eastAsia="Times New Roman" w:hAnsi="Courier New" w:cs="Courier New"/>
+          <w:kern w:val="0"/>
+          <w:sz w:val="20"/>
+          <w:szCs w:val="20"/>
+          <w14:ligatures w14:val="none"/>
+        </w:rPr>
+        <w:t>-</w:t>
+      </w:r>
+      <w:proofErr w:type="spellStart"/>
+      <w:r>
+        <w:rPr>
+          <w:rFonts w:ascii="Courier New" w:eastAsia="Times New Roman" w:hAnsi="Courier New" w:cs="Courier New"/>
+          <w:kern w:val="0"/>
+          <w:sz w:val="20"/>
+          <w:szCs w:val="20"/>
+          <w14:ligatures w14:val="none"/>
+        </w:rPr>
+        <w:t>codegenerator</w:t>
+      </w:r>
+      <w:proofErr w:type="spellEnd"/>
     </w:p>
     <w:p>
       <w:pPr>
@@ -3317,7 +6550,51 @@
           <w:szCs w:val="20"/>
           <w14:ligatures w14:val="none"/>
         </w:rPr>
-        <w:t>dotnet tool install -g dotnet-aspnet-codegenerator --version 8.0.23</w:t>
+        <w:t>dotnet tool install -g dotnet-</w:t>
+      </w:r>
+      <w:proofErr w:type="spellStart"/>
+      <w:r>
+        <w:rPr>
+          <w:rFonts w:ascii="Courier New" w:eastAsia="Times New Roman" w:hAnsi="Courier New" w:cs="Courier New"/>
+          <w:kern w:val="0"/>
+          <w:sz w:val="20"/>
+          <w:szCs w:val="20"/>
+          <w14:ligatures w14:val="none"/>
+        </w:rPr>
+        <w:t>aspnet</w:t>
+      </w:r>
+      <w:proofErr w:type="spellEnd"/>
+      <w:r>
+        <w:rPr>
+          <w:rFonts w:ascii="Courier New" w:eastAsia="Times New Roman" w:hAnsi="Courier New" w:cs="Courier New"/>
+          <w:kern w:val="0"/>
+          <w:sz w:val="20"/>
+          <w:szCs w:val="20"/>
+          <w14:ligatures w14:val="none"/>
+        </w:rPr>
+        <w:t>-</w:t>
+      </w:r>
+      <w:proofErr w:type="spellStart"/>
+      <w:r>
+        <w:rPr>
+          <w:rFonts w:ascii="Courier New" w:eastAsia="Times New Roman" w:hAnsi="Courier New" w:cs="Courier New"/>
+          <w:kern w:val="0"/>
+          <w:sz w:val="20"/>
+          <w:szCs w:val="20"/>
+          <w14:ligatures w14:val="none"/>
+        </w:rPr>
+        <w:t>codegenerator</w:t>
+      </w:r>
+      <w:proofErr w:type="spellEnd"/>
+      <w:r>
+        <w:rPr>
+          <w:rFonts w:ascii="Courier New" w:eastAsia="Times New Roman" w:hAnsi="Courier New" w:cs="Courier New"/>
+          <w:kern w:val="0"/>
+          <w:sz w:val="20"/>
+          <w:szCs w:val="20"/>
+          <w14:ligatures w14:val="none"/>
+        </w:rPr>
+        <w:t xml:space="preserve"> --version 8.0.23</w:t>
       </w:r>
     </w:p>
     <w:p>
@@ -3338,7 +6615,7 @@
         </w:rPr>
         <w:lastRenderedPageBreak/>
         <w:pict w14:anchorId="014958AD">
-          <v:rect id="_x0000_i1115" style="width:0;height:1.5pt" o:hralign="center" o:hrstd="t" o:hr="t" fillcolor="#a0a0a0" stroked="f"/>
+          <v:rect id="_x0000_i1031" style="width:0;height:1.5pt" o:hralign="center" o:hrstd="t" o:hr="t" fillcolor="#a0a0a0" stroked="f"/>
         </w:pict>
       </w:r>
     </w:p>
@@ -3362,60 +6639,204 @@
           <w:kern w:val="0"/>
           <w14:ligatures w14:val="none"/>
         </w:rPr>
-        <w:t>PHẦN H — Scaffold Controller + Views (CRUD) cho Product</w:t>
-      </w:r>
-    </w:p>
-    <w:p>
-      <w:pPr>
-        <w:spacing w:before="100" w:beforeAutospacing="1" w:after="100" w:afterAutospacing="1" w:line="240" w:lineRule="auto"/>
-        <w:outlineLvl w:val="1"/>
-        <w:rPr>
-          <w:rFonts w:ascii="Times New Roman" w:eastAsia="Times New Roman" w:hAnsi="Times New Roman" w:cs="Times New Roman"/>
-          <w:b/>
-          <w:bCs/>
-          <w:kern w:val="0"/>
-          <w14:ligatures w14:val="none"/>
-        </w:rPr>
-      </w:pPr>
-      <w:r>
-        <w:rPr>
-          <w:rFonts w:ascii="Times New Roman" w:eastAsia="Times New Roman" w:hAnsi="Times New Roman" w:cs="Times New Roman"/>
-          <w:b/>
-          <w:bCs/>
-          <w:kern w:val="0"/>
-          <w14:ligatures w14:val="none"/>
-        </w:rPr>
-        <w:t>Cách H1 (khuyến nghị) — CLI tạo luôn Controller + Views</w:t>
-      </w:r>
-    </w:p>
-    <w:p>
-      <w:pPr>
-        <w:spacing w:before="100" w:beforeAutospacing="1" w:after="100" w:afterAutospacing="1" w:line="240" w:lineRule="auto"/>
-        <w:outlineLvl w:val="1"/>
-        <w:rPr>
-          <w:rFonts w:ascii="Times New Roman" w:eastAsia="Times New Roman" w:hAnsi="Times New Roman" w:cs="Times New Roman"/>
-          <w:kern w:val="0"/>
-          <w14:ligatures w14:val="none"/>
-        </w:rPr>
-      </w:pPr>
-      <w:r>
-        <w:rPr>
-          <w:rFonts w:ascii="Times New Roman" w:eastAsia="Times New Roman" w:hAnsi="Times New Roman" w:cs="Times New Roman"/>
-          <w:kern w:val="0"/>
-          <w14:ligatures w14:val="none"/>
-        </w:rPr>
-        <w:t xml:space="preserve">Chạy </w:t>
-      </w:r>
-      <w:r>
-        <w:rPr>
-          <w:rFonts w:ascii="Times New Roman" w:eastAsia="Times New Roman" w:hAnsi="Times New Roman" w:cs="Times New Roman"/>
-          <w:b/>
-          <w:bCs/>
-          <w:kern w:val="0"/>
-          <w14:ligatures w14:val="none"/>
-        </w:rPr>
-        <w:t>1 dòng</w:t>
-      </w:r>
+        <w:t xml:space="preserve">PHẦN H — Scaffold Controller + Views (CRUD) </w:t>
+      </w:r>
+      <w:proofErr w:type="spellStart"/>
+      <w:r>
+        <w:rPr>
+          <w:rFonts w:ascii="Times New Roman" w:eastAsia="Times New Roman" w:hAnsi="Times New Roman" w:cs="Times New Roman"/>
+          <w:b/>
+          <w:bCs/>
+          <w:kern w:val="0"/>
+          <w14:ligatures w14:val="none"/>
+        </w:rPr>
+        <w:t>cho</w:t>
+      </w:r>
+      <w:proofErr w:type="spellEnd"/>
+      <w:r>
+        <w:rPr>
+          <w:rFonts w:ascii="Times New Roman" w:eastAsia="Times New Roman" w:hAnsi="Times New Roman" w:cs="Times New Roman"/>
+          <w:b/>
+          <w:bCs/>
+          <w:kern w:val="0"/>
+          <w14:ligatures w14:val="none"/>
+        </w:rPr>
+        <w:t xml:space="preserve"> Product</w:t>
+      </w:r>
+    </w:p>
+    <w:p>
+      <w:pPr>
+        <w:spacing w:before="100" w:beforeAutospacing="1" w:after="100" w:afterAutospacing="1" w:line="240" w:lineRule="auto"/>
+        <w:outlineLvl w:val="1"/>
+        <w:rPr>
+          <w:rFonts w:ascii="Times New Roman" w:eastAsia="Times New Roman" w:hAnsi="Times New Roman" w:cs="Times New Roman"/>
+          <w:b/>
+          <w:bCs/>
+          <w:kern w:val="0"/>
+          <w14:ligatures w14:val="none"/>
+        </w:rPr>
+      </w:pPr>
+      <w:proofErr w:type="spellStart"/>
+      <w:r>
+        <w:rPr>
+          <w:rFonts w:ascii="Times New Roman" w:eastAsia="Times New Roman" w:hAnsi="Times New Roman" w:cs="Times New Roman"/>
+          <w:b/>
+          <w:bCs/>
+          <w:kern w:val="0"/>
+          <w14:ligatures w14:val="none"/>
+        </w:rPr>
+        <w:t>Cách</w:t>
+      </w:r>
+      <w:proofErr w:type="spellEnd"/>
+      <w:r>
+        <w:rPr>
+          <w:rFonts w:ascii="Times New Roman" w:eastAsia="Times New Roman" w:hAnsi="Times New Roman" w:cs="Times New Roman"/>
+          <w:b/>
+          <w:bCs/>
+          <w:kern w:val="0"/>
+          <w14:ligatures w14:val="none"/>
+        </w:rPr>
+        <w:t xml:space="preserve"> H1 (</w:t>
+      </w:r>
+      <w:proofErr w:type="spellStart"/>
+      <w:r>
+        <w:rPr>
+          <w:rFonts w:ascii="Times New Roman" w:eastAsia="Times New Roman" w:hAnsi="Times New Roman" w:cs="Times New Roman"/>
+          <w:b/>
+          <w:bCs/>
+          <w:kern w:val="0"/>
+          <w14:ligatures w14:val="none"/>
+        </w:rPr>
+        <w:t>khuyến</w:t>
+      </w:r>
+      <w:proofErr w:type="spellEnd"/>
+      <w:r>
+        <w:rPr>
+          <w:rFonts w:ascii="Times New Roman" w:eastAsia="Times New Roman" w:hAnsi="Times New Roman" w:cs="Times New Roman"/>
+          <w:b/>
+          <w:bCs/>
+          <w:kern w:val="0"/>
+          <w14:ligatures w14:val="none"/>
+        </w:rPr>
+        <w:t xml:space="preserve"> </w:t>
+      </w:r>
+      <w:proofErr w:type="spellStart"/>
+      <w:r>
+        <w:rPr>
+          <w:rFonts w:ascii="Times New Roman" w:eastAsia="Times New Roman" w:hAnsi="Times New Roman" w:cs="Times New Roman"/>
+          <w:b/>
+          <w:bCs/>
+          <w:kern w:val="0"/>
+          <w14:ligatures w14:val="none"/>
+        </w:rPr>
+        <w:t>nghị</w:t>
+      </w:r>
+      <w:proofErr w:type="spellEnd"/>
+      <w:r>
+        <w:rPr>
+          <w:rFonts w:ascii="Times New Roman" w:eastAsia="Times New Roman" w:hAnsi="Times New Roman" w:cs="Times New Roman"/>
+          <w:b/>
+          <w:bCs/>
+          <w:kern w:val="0"/>
+          <w14:ligatures w14:val="none"/>
+        </w:rPr>
+        <w:t xml:space="preserve">) — CLI </w:t>
+      </w:r>
+      <w:proofErr w:type="spellStart"/>
+      <w:r>
+        <w:rPr>
+          <w:rFonts w:ascii="Times New Roman" w:eastAsia="Times New Roman" w:hAnsi="Times New Roman" w:cs="Times New Roman"/>
+          <w:b/>
+          <w:bCs/>
+          <w:kern w:val="0"/>
+          <w14:ligatures w14:val="none"/>
+        </w:rPr>
+        <w:t>tạo</w:t>
+      </w:r>
+      <w:proofErr w:type="spellEnd"/>
+      <w:r>
+        <w:rPr>
+          <w:rFonts w:ascii="Times New Roman" w:eastAsia="Times New Roman" w:hAnsi="Times New Roman" w:cs="Times New Roman"/>
+          <w:b/>
+          <w:bCs/>
+          <w:kern w:val="0"/>
+          <w14:ligatures w14:val="none"/>
+        </w:rPr>
+        <w:t xml:space="preserve"> </w:t>
+      </w:r>
+      <w:proofErr w:type="spellStart"/>
+      <w:r>
+        <w:rPr>
+          <w:rFonts w:ascii="Times New Roman" w:eastAsia="Times New Roman" w:hAnsi="Times New Roman" w:cs="Times New Roman"/>
+          <w:b/>
+          <w:bCs/>
+          <w:kern w:val="0"/>
+          <w14:ligatures w14:val="none"/>
+        </w:rPr>
+        <w:t>luôn</w:t>
+      </w:r>
+      <w:proofErr w:type="spellEnd"/>
+      <w:r>
+        <w:rPr>
+          <w:rFonts w:ascii="Times New Roman" w:eastAsia="Times New Roman" w:hAnsi="Times New Roman" w:cs="Times New Roman"/>
+          <w:b/>
+          <w:bCs/>
+          <w:kern w:val="0"/>
+          <w14:ligatures w14:val="none"/>
+        </w:rPr>
+        <w:t xml:space="preserve"> Controller + Views</w:t>
+      </w:r>
+    </w:p>
+    <w:p>
+      <w:pPr>
+        <w:spacing w:before="100" w:beforeAutospacing="1" w:after="100" w:afterAutospacing="1" w:line="240" w:lineRule="auto"/>
+        <w:outlineLvl w:val="1"/>
+        <w:rPr>
+          <w:rFonts w:ascii="Times New Roman" w:eastAsia="Times New Roman" w:hAnsi="Times New Roman" w:cs="Times New Roman"/>
+          <w:kern w:val="0"/>
+          <w14:ligatures w14:val="none"/>
+        </w:rPr>
+      </w:pPr>
+      <w:proofErr w:type="spellStart"/>
+      <w:r>
+        <w:rPr>
+          <w:rFonts w:ascii="Times New Roman" w:eastAsia="Times New Roman" w:hAnsi="Times New Roman" w:cs="Times New Roman"/>
+          <w:kern w:val="0"/>
+          <w14:ligatures w14:val="none"/>
+        </w:rPr>
+        <w:t>Chạy</w:t>
+      </w:r>
+      <w:proofErr w:type="spellEnd"/>
+      <w:r>
+        <w:rPr>
+          <w:rFonts w:ascii="Times New Roman" w:eastAsia="Times New Roman" w:hAnsi="Times New Roman" w:cs="Times New Roman"/>
+          <w:kern w:val="0"/>
+          <w14:ligatures w14:val="none"/>
+        </w:rPr>
+        <w:t xml:space="preserve"> </w:t>
+      </w:r>
+      <w:r>
+        <w:rPr>
+          <w:rFonts w:ascii="Times New Roman" w:eastAsia="Times New Roman" w:hAnsi="Times New Roman" w:cs="Times New Roman"/>
+          <w:b/>
+          <w:bCs/>
+          <w:kern w:val="0"/>
+          <w14:ligatures w14:val="none"/>
+        </w:rPr>
+        <w:t xml:space="preserve">1 </w:t>
+      </w:r>
+      <w:proofErr w:type="spellStart"/>
+      <w:r>
+        <w:rPr>
+          <w:rFonts w:ascii="Times New Roman" w:eastAsia="Times New Roman" w:hAnsi="Times New Roman" w:cs="Times New Roman"/>
+          <w:b/>
+          <w:bCs/>
+          <w:kern w:val="0"/>
+          <w14:ligatures w14:val="none"/>
+        </w:rPr>
+        <w:t>dòng</w:t>
+      </w:r>
+      <w:proofErr w:type="spellEnd"/>
       <w:r>
         <w:rPr>
           <w:rFonts w:ascii="Times New Roman" w:eastAsia="Times New Roman" w:hAnsi="Times New Roman" w:cs="Times New Roman"/>
@@ -3451,26 +6872,194 @@
           <w:szCs w:val="20"/>
           <w14:ligatures w14:val="none"/>
         </w:rPr>
-        <w:t>dotnet aspnet-codegenerator controller -name ProductsController -m Product -dc MyStockContext --relativeFolderPath Controllers --useDefaultLayout --referenceScriptLibraries</w:t>
-      </w:r>
-    </w:p>
-    <w:p>
-      <w:pPr>
-        <w:spacing w:before="100" w:beforeAutospacing="1" w:after="100" w:afterAutospacing="1" w:line="240" w:lineRule="auto"/>
-        <w:outlineLvl w:val="1"/>
-        <w:rPr>
-          <w:rFonts w:ascii="Times New Roman" w:eastAsia="Times New Roman" w:hAnsi="Times New Roman" w:cs="Times New Roman"/>
-          <w:kern w:val="0"/>
-          <w14:ligatures w14:val="none"/>
-        </w:rPr>
-      </w:pPr>
-      <w:r>
-        <w:rPr>
-          <w:rFonts w:ascii="Times New Roman" w:eastAsia="Times New Roman" w:hAnsi="Times New Roman" w:cs="Times New Roman"/>
-          <w:kern w:val="0"/>
-          <w14:ligatures w14:val="none"/>
-        </w:rPr>
-        <w:t>Nó sẽ tạo:</w:t>
+        <w:t xml:space="preserve">dotnet </w:t>
+      </w:r>
+      <w:proofErr w:type="spellStart"/>
+      <w:r>
+        <w:rPr>
+          <w:rFonts w:ascii="Courier New" w:eastAsia="Times New Roman" w:hAnsi="Courier New" w:cs="Courier New"/>
+          <w:kern w:val="0"/>
+          <w:sz w:val="20"/>
+          <w:szCs w:val="20"/>
+          <w14:ligatures w14:val="none"/>
+        </w:rPr>
+        <w:t>aspnet-codegenerator</w:t>
+      </w:r>
+      <w:proofErr w:type="spellEnd"/>
+      <w:r>
+        <w:rPr>
+          <w:rFonts w:ascii="Courier New" w:eastAsia="Times New Roman" w:hAnsi="Courier New" w:cs="Courier New"/>
+          <w:kern w:val="0"/>
+          <w:sz w:val="20"/>
+          <w:szCs w:val="20"/>
+          <w14:ligatures w14:val="none"/>
+        </w:rPr>
+        <w:t xml:space="preserve"> controller -name </w:t>
+      </w:r>
+      <w:proofErr w:type="spellStart"/>
+      <w:r>
+        <w:rPr>
+          <w:rFonts w:ascii="Courier New" w:eastAsia="Times New Roman" w:hAnsi="Courier New" w:cs="Courier New"/>
+          <w:kern w:val="0"/>
+          <w:sz w:val="20"/>
+          <w:szCs w:val="20"/>
+          <w14:ligatures w14:val="none"/>
+        </w:rPr>
+        <w:t>ProductsController</w:t>
+      </w:r>
+      <w:proofErr w:type="spellEnd"/>
+      <w:r>
+        <w:rPr>
+          <w:rFonts w:ascii="Courier New" w:eastAsia="Times New Roman" w:hAnsi="Courier New" w:cs="Courier New"/>
+          <w:kern w:val="0"/>
+          <w:sz w:val="20"/>
+          <w:szCs w:val="20"/>
+          <w14:ligatures w14:val="none"/>
+        </w:rPr>
+        <w:t xml:space="preserve"> -m Product -dc </w:t>
+      </w:r>
+      <w:proofErr w:type="spellStart"/>
+      <w:r>
+        <w:rPr>
+          <w:rFonts w:ascii="Courier New" w:eastAsia="Times New Roman" w:hAnsi="Courier New" w:cs="Courier New"/>
+          <w:kern w:val="0"/>
+          <w:sz w:val="20"/>
+          <w:szCs w:val="20"/>
+          <w14:ligatures w14:val="none"/>
+        </w:rPr>
+        <w:t>MyStockContext</w:t>
+      </w:r>
+      <w:proofErr w:type="spellEnd"/>
+      <w:r>
+        <w:rPr>
+          <w:rFonts w:ascii="Courier New" w:eastAsia="Times New Roman" w:hAnsi="Courier New" w:cs="Courier New"/>
+          <w:kern w:val="0"/>
+          <w:sz w:val="20"/>
+          <w:szCs w:val="20"/>
+          <w14:ligatures w14:val="none"/>
+        </w:rPr>
+        <w:t xml:space="preserve"> --</w:t>
+      </w:r>
+      <w:proofErr w:type="spellStart"/>
+      <w:r>
+        <w:rPr>
+          <w:rFonts w:ascii="Courier New" w:eastAsia="Times New Roman" w:hAnsi="Courier New" w:cs="Courier New"/>
+          <w:kern w:val="0"/>
+          <w:sz w:val="20"/>
+          <w:szCs w:val="20"/>
+          <w14:ligatures w14:val="none"/>
+        </w:rPr>
+        <w:t>relativeFolderPath</w:t>
+      </w:r>
+      <w:proofErr w:type="spellEnd"/>
+      <w:r>
+        <w:rPr>
+          <w:rFonts w:ascii="Courier New" w:eastAsia="Times New Roman" w:hAnsi="Courier New" w:cs="Courier New"/>
+          <w:kern w:val="0"/>
+          <w:sz w:val="20"/>
+          <w:szCs w:val="20"/>
+          <w14:ligatures w14:val="none"/>
+        </w:rPr>
+        <w:t xml:space="preserve"> Controllers --</w:t>
+      </w:r>
+      <w:proofErr w:type="spellStart"/>
+      <w:r>
+        <w:rPr>
+          <w:rFonts w:ascii="Courier New" w:eastAsia="Times New Roman" w:hAnsi="Courier New" w:cs="Courier New"/>
+          <w:kern w:val="0"/>
+          <w:sz w:val="20"/>
+          <w:szCs w:val="20"/>
+          <w14:ligatures w14:val="none"/>
+        </w:rPr>
+        <w:t>useDefaultLayout</w:t>
+      </w:r>
+      <w:proofErr w:type="spellEnd"/>
+      <w:r>
+        <w:rPr>
+          <w:rFonts w:ascii="Courier New" w:eastAsia="Times New Roman" w:hAnsi="Courier New" w:cs="Courier New"/>
+          <w:kern w:val="0"/>
+          <w:sz w:val="20"/>
+          <w:szCs w:val="20"/>
+          <w14:ligatures w14:val="none"/>
+        </w:rPr>
+        <w:t xml:space="preserve"> --</w:t>
+      </w:r>
+      <w:proofErr w:type="spellStart"/>
+      <w:r>
+        <w:rPr>
+          <w:rFonts w:ascii="Courier New" w:eastAsia="Times New Roman" w:hAnsi="Courier New" w:cs="Courier New"/>
+          <w:kern w:val="0"/>
+          <w:sz w:val="20"/>
+          <w:szCs w:val="20"/>
+          <w14:ligatures w14:val="none"/>
+        </w:rPr>
+        <w:t>referenceScriptLibraries</w:t>
+      </w:r>
+      <w:proofErr w:type="spellEnd"/>
+    </w:p>
+    <w:p>
+      <w:pPr>
+        <w:spacing w:before="100" w:beforeAutospacing="1" w:after="100" w:afterAutospacing="1" w:line="240" w:lineRule="auto"/>
+        <w:outlineLvl w:val="1"/>
+        <w:rPr>
+          <w:rFonts w:ascii="Times New Roman" w:eastAsia="Times New Roman" w:hAnsi="Times New Roman" w:cs="Times New Roman"/>
+          <w:kern w:val="0"/>
+          <w14:ligatures w14:val="none"/>
+        </w:rPr>
+      </w:pPr>
+      <w:proofErr w:type="spellStart"/>
+      <w:r>
+        <w:rPr>
+          <w:rFonts w:ascii="Times New Roman" w:eastAsia="Times New Roman" w:hAnsi="Times New Roman" w:cs="Times New Roman"/>
+          <w:kern w:val="0"/>
+          <w14:ligatures w14:val="none"/>
+        </w:rPr>
+        <w:t>Nó</w:t>
+      </w:r>
+      <w:proofErr w:type="spellEnd"/>
+      <w:r>
+        <w:rPr>
+          <w:rFonts w:ascii="Times New Roman" w:eastAsia="Times New Roman" w:hAnsi="Times New Roman" w:cs="Times New Roman"/>
+          <w:kern w:val="0"/>
+          <w14:ligatures w14:val="none"/>
+        </w:rPr>
+        <w:t xml:space="preserve"> </w:t>
+      </w:r>
+      <w:proofErr w:type="spellStart"/>
+      <w:r>
+        <w:rPr>
+          <w:rFonts w:ascii="Times New Roman" w:eastAsia="Times New Roman" w:hAnsi="Times New Roman" w:cs="Times New Roman"/>
+          <w:kern w:val="0"/>
+          <w14:ligatures w14:val="none"/>
+        </w:rPr>
+        <w:t>sẽ</w:t>
+      </w:r>
+      <w:proofErr w:type="spellEnd"/>
+      <w:r>
+        <w:rPr>
+          <w:rFonts w:ascii="Times New Roman" w:eastAsia="Times New Roman" w:hAnsi="Times New Roman" w:cs="Times New Roman"/>
+          <w:kern w:val="0"/>
+          <w14:ligatures w14:val="none"/>
+        </w:rPr>
+        <w:t xml:space="preserve"> </w:t>
+      </w:r>
+      <w:proofErr w:type="spellStart"/>
+      <w:r>
+        <w:rPr>
+          <w:rFonts w:ascii="Times New Roman" w:eastAsia="Times New Roman" w:hAnsi="Times New Roman" w:cs="Times New Roman"/>
+          <w:kern w:val="0"/>
+          <w14:ligatures w14:val="none"/>
+        </w:rPr>
+        <w:t>tạo</w:t>
+      </w:r>
+      <w:proofErr w:type="spellEnd"/>
+      <w:r>
+        <w:rPr>
+          <w:rFonts w:ascii="Times New Roman" w:eastAsia="Times New Roman" w:hAnsi="Times New Roman" w:cs="Times New Roman"/>
+          <w:kern w:val="0"/>
+          <w14:ligatures w14:val="none"/>
+        </w:rPr>
+        <w:t>:</w:t>
       </w:r>
     </w:p>
     <w:p>
@@ -3493,8 +7082,18 @@
           <w:kern w:val="0"/>
           <w14:ligatures w14:val="none"/>
         </w:rPr>
-        <w:t>Controllers/ProductsController.cs</w:t>
-      </w:r>
+        <w:t>Controllers/</w:t>
+      </w:r>
+      <w:proofErr w:type="spellStart"/>
+      <w:r>
+        <w:rPr>
+          <w:rFonts w:ascii="Times New Roman" w:eastAsia="Times New Roman" w:hAnsi="Times New Roman" w:cs="Times New Roman"/>
+          <w:kern w:val="0"/>
+          <w14:ligatures w14:val="none"/>
+        </w:rPr>
+        <w:t>ProductsController.cs</w:t>
+      </w:r>
+      <w:proofErr w:type="spellEnd"/>
     </w:p>
     <w:p>
       <w:pPr>
@@ -3516,8 +7115,18 @@
           <w:kern w:val="0"/>
           <w14:ligatures w14:val="none"/>
         </w:rPr>
-        <w:t>Views/Products/Index.cshtml</w:t>
-      </w:r>
+        <w:t>Views/Products/</w:t>
+      </w:r>
+      <w:proofErr w:type="spellStart"/>
+      <w:r>
+        <w:rPr>
+          <w:rFonts w:ascii="Times New Roman" w:eastAsia="Times New Roman" w:hAnsi="Times New Roman" w:cs="Times New Roman"/>
+          <w:kern w:val="0"/>
+          <w14:ligatures w14:val="none"/>
+        </w:rPr>
+        <w:t>Index.cshtml</w:t>
+      </w:r>
+      <w:proofErr w:type="spellEnd"/>
     </w:p>
     <w:p>
       <w:pPr>
@@ -3539,8 +7148,18 @@
           <w:kern w:val="0"/>
           <w14:ligatures w14:val="none"/>
         </w:rPr>
-        <w:t>Views/Products/Create.cshtml</w:t>
-      </w:r>
+        <w:t>Views/Products/</w:t>
+      </w:r>
+      <w:proofErr w:type="spellStart"/>
+      <w:r>
+        <w:rPr>
+          <w:rFonts w:ascii="Times New Roman" w:eastAsia="Times New Roman" w:hAnsi="Times New Roman" w:cs="Times New Roman"/>
+          <w:kern w:val="0"/>
+          <w14:ligatures w14:val="none"/>
+        </w:rPr>
+        <w:t>Create.cshtml</w:t>
+      </w:r>
+      <w:proofErr w:type="spellEnd"/>
     </w:p>
     <w:p>
       <w:pPr>
@@ -3562,8 +7181,18 @@
           <w:kern w:val="0"/>
           <w14:ligatures w14:val="none"/>
         </w:rPr>
-        <w:t>Views/Products/Edit.cshtml</w:t>
-      </w:r>
+        <w:t>Views/Products/</w:t>
+      </w:r>
+      <w:proofErr w:type="spellStart"/>
+      <w:r>
+        <w:rPr>
+          <w:rFonts w:ascii="Times New Roman" w:eastAsia="Times New Roman" w:hAnsi="Times New Roman" w:cs="Times New Roman"/>
+          <w:kern w:val="0"/>
+          <w14:ligatures w14:val="none"/>
+        </w:rPr>
+        <w:t>Edit.cshtml</w:t>
+      </w:r>
+      <w:proofErr w:type="spellEnd"/>
     </w:p>
     <w:p>
       <w:pPr>
@@ -3585,8 +7214,18 @@
           <w:kern w:val="0"/>
           <w14:ligatures w14:val="none"/>
         </w:rPr>
-        <w:t>Views/Products/Details.cshtml</w:t>
-      </w:r>
+        <w:t>Views/Products/</w:t>
+      </w:r>
+      <w:proofErr w:type="spellStart"/>
+      <w:r>
+        <w:rPr>
+          <w:rFonts w:ascii="Times New Roman" w:eastAsia="Times New Roman" w:hAnsi="Times New Roman" w:cs="Times New Roman"/>
+          <w:kern w:val="0"/>
+          <w14:ligatures w14:val="none"/>
+        </w:rPr>
+        <w:t>Details.cshtml</w:t>
+      </w:r>
+      <w:proofErr w:type="spellEnd"/>
     </w:p>
     <w:p>
       <w:pPr>
@@ -3608,30 +7247,118 @@
           <w:kern w:val="0"/>
           <w14:ligatures w14:val="none"/>
         </w:rPr>
-        <w:t>Views/Products/Delete.cshtml</w:t>
-      </w:r>
-    </w:p>
-    <w:p>
-      <w:pPr>
-        <w:spacing w:before="100" w:beforeAutospacing="1" w:after="100" w:afterAutospacing="1" w:line="240" w:lineRule="auto"/>
-        <w:outlineLvl w:val="1"/>
-        <w:rPr>
-          <w:rFonts w:ascii="Times New Roman" w:eastAsia="Times New Roman" w:hAnsi="Times New Roman" w:cs="Times New Roman"/>
-          <w:b/>
-          <w:bCs/>
-          <w:kern w:val="0"/>
-          <w14:ligatures w14:val="none"/>
-        </w:rPr>
-      </w:pPr>
-      <w:r>
-        <w:rPr>
-          <w:rFonts w:ascii="Times New Roman" w:eastAsia="Times New Roman" w:hAnsi="Times New Roman" w:cs="Times New Roman"/>
-          <w:b/>
-          <w:bCs/>
-          <w:kern w:val="0"/>
-          <w14:ligatures w14:val="none"/>
-        </w:rPr>
-        <w:t>Cách H2 — CLI tạo riêng 1 View (Index/List) trong Views/Product</w:t>
+        <w:t>Views/Products/</w:t>
+      </w:r>
+      <w:proofErr w:type="spellStart"/>
+      <w:r>
+        <w:rPr>
+          <w:rFonts w:ascii="Times New Roman" w:eastAsia="Times New Roman" w:hAnsi="Times New Roman" w:cs="Times New Roman"/>
+          <w:kern w:val="0"/>
+          <w14:ligatures w14:val="none"/>
+        </w:rPr>
+        <w:t>Delete.cshtml</w:t>
+      </w:r>
+      <w:proofErr w:type="spellEnd"/>
+    </w:p>
+    <w:p>
+      <w:pPr>
+        <w:spacing w:before="100" w:beforeAutospacing="1" w:after="100" w:afterAutospacing="1" w:line="240" w:lineRule="auto"/>
+        <w:outlineLvl w:val="1"/>
+        <w:rPr>
+          <w:rFonts w:ascii="Times New Roman" w:eastAsia="Times New Roman" w:hAnsi="Times New Roman" w:cs="Times New Roman"/>
+          <w:b/>
+          <w:bCs/>
+          <w:kern w:val="0"/>
+          <w14:ligatures w14:val="none"/>
+        </w:rPr>
+      </w:pPr>
+      <w:proofErr w:type="spellStart"/>
+      <w:r>
+        <w:rPr>
+          <w:rFonts w:ascii="Times New Roman" w:eastAsia="Times New Roman" w:hAnsi="Times New Roman" w:cs="Times New Roman"/>
+          <w:b/>
+          <w:bCs/>
+          <w:kern w:val="0"/>
+          <w14:ligatures w14:val="none"/>
+        </w:rPr>
+        <w:t>Cách</w:t>
+      </w:r>
+      <w:proofErr w:type="spellEnd"/>
+      <w:r>
+        <w:rPr>
+          <w:rFonts w:ascii="Times New Roman" w:eastAsia="Times New Roman" w:hAnsi="Times New Roman" w:cs="Times New Roman"/>
+          <w:b/>
+          <w:bCs/>
+          <w:kern w:val="0"/>
+          <w14:ligatures w14:val="none"/>
+        </w:rPr>
+        <w:t xml:space="preserve"> H2 — CLI </w:t>
+      </w:r>
+      <w:proofErr w:type="spellStart"/>
+      <w:r>
+        <w:rPr>
+          <w:rFonts w:ascii="Times New Roman" w:eastAsia="Times New Roman" w:hAnsi="Times New Roman" w:cs="Times New Roman"/>
+          <w:b/>
+          <w:bCs/>
+          <w:kern w:val="0"/>
+          <w14:ligatures w14:val="none"/>
+        </w:rPr>
+        <w:t>tạo</w:t>
+      </w:r>
+      <w:proofErr w:type="spellEnd"/>
+      <w:r>
+        <w:rPr>
+          <w:rFonts w:ascii="Times New Roman" w:eastAsia="Times New Roman" w:hAnsi="Times New Roman" w:cs="Times New Roman"/>
+          <w:b/>
+          <w:bCs/>
+          <w:kern w:val="0"/>
+          <w14:ligatures w14:val="none"/>
+        </w:rPr>
+        <w:t xml:space="preserve"> </w:t>
+      </w:r>
+      <w:proofErr w:type="spellStart"/>
+      <w:r>
+        <w:rPr>
+          <w:rFonts w:ascii="Times New Roman" w:eastAsia="Times New Roman" w:hAnsi="Times New Roman" w:cs="Times New Roman"/>
+          <w:b/>
+          <w:bCs/>
+          <w:kern w:val="0"/>
+          <w14:ligatures w14:val="none"/>
+        </w:rPr>
+        <w:t>riêng</w:t>
+      </w:r>
+      <w:proofErr w:type="spellEnd"/>
+      <w:r>
+        <w:rPr>
+          <w:rFonts w:ascii="Times New Roman" w:eastAsia="Times New Roman" w:hAnsi="Times New Roman" w:cs="Times New Roman"/>
+          <w:b/>
+          <w:bCs/>
+          <w:kern w:val="0"/>
+          <w14:ligatures w14:val="none"/>
+        </w:rPr>
+        <w:t xml:space="preserve"> 1 View (Index/List) </w:t>
+      </w:r>
+      <w:proofErr w:type="spellStart"/>
+      <w:r>
+        <w:rPr>
+          <w:rFonts w:ascii="Times New Roman" w:eastAsia="Times New Roman" w:hAnsi="Times New Roman" w:cs="Times New Roman"/>
+          <w:b/>
+          <w:bCs/>
+          <w:kern w:val="0"/>
+          <w14:ligatures w14:val="none"/>
+        </w:rPr>
+        <w:t>trong</w:t>
+      </w:r>
+      <w:proofErr w:type="spellEnd"/>
+      <w:r>
+        <w:rPr>
+          <w:rFonts w:ascii="Times New Roman" w:eastAsia="Times New Roman" w:hAnsi="Times New Roman" w:cs="Times New Roman"/>
+          <w:b/>
+          <w:bCs/>
+          <w:kern w:val="0"/>
+          <w14:ligatures w14:val="none"/>
+        </w:rPr>
+        <w:t xml:space="preserve"> Views/Product</w:t>
       </w:r>
     </w:p>
     <w:p>
@@ -3660,8 +7387,86 @@
           <w:szCs w:val="20"/>
           <w14:ligatures w14:val="none"/>
         </w:rPr>
-        <w:t>dotnet aspnet-codegenerator view Index List -m Product -dc MyStockContext -outDir Views/Product --referenceScriptLibraries</w:t>
-      </w:r>
+        <w:t xml:space="preserve">dotnet </w:t>
+      </w:r>
+      <w:proofErr w:type="spellStart"/>
+      <w:r>
+        <w:rPr>
+          <w:rFonts w:ascii="Courier New" w:eastAsia="Times New Roman" w:hAnsi="Courier New" w:cs="Courier New"/>
+          <w:kern w:val="0"/>
+          <w:sz w:val="20"/>
+          <w:szCs w:val="20"/>
+          <w14:ligatures w14:val="none"/>
+        </w:rPr>
+        <w:t>aspnet-codegenerator</w:t>
+      </w:r>
+      <w:proofErr w:type="spellEnd"/>
+      <w:r>
+        <w:rPr>
+          <w:rFonts w:ascii="Courier New" w:eastAsia="Times New Roman" w:hAnsi="Courier New" w:cs="Courier New"/>
+          <w:kern w:val="0"/>
+          <w:sz w:val="20"/>
+          <w:szCs w:val="20"/>
+          <w14:ligatures w14:val="none"/>
+        </w:rPr>
+        <w:t xml:space="preserve"> view Index List -m Product -dc </w:t>
+      </w:r>
+      <w:proofErr w:type="spellStart"/>
+      <w:r>
+        <w:rPr>
+          <w:rFonts w:ascii="Courier New" w:eastAsia="Times New Roman" w:hAnsi="Courier New" w:cs="Courier New"/>
+          <w:kern w:val="0"/>
+          <w:sz w:val="20"/>
+          <w:szCs w:val="20"/>
+          <w14:ligatures w14:val="none"/>
+        </w:rPr>
+        <w:t>MyStockContext</w:t>
+      </w:r>
+      <w:proofErr w:type="spellEnd"/>
+      <w:r>
+        <w:rPr>
+          <w:rFonts w:ascii="Courier New" w:eastAsia="Times New Roman" w:hAnsi="Courier New" w:cs="Courier New"/>
+          <w:kern w:val="0"/>
+          <w:sz w:val="20"/>
+          <w:szCs w:val="20"/>
+          <w14:ligatures w14:val="none"/>
+        </w:rPr>
+        <w:t xml:space="preserve"> -</w:t>
+      </w:r>
+      <w:proofErr w:type="spellStart"/>
+      <w:r>
+        <w:rPr>
+          <w:rFonts w:ascii="Courier New" w:eastAsia="Times New Roman" w:hAnsi="Courier New" w:cs="Courier New"/>
+          <w:kern w:val="0"/>
+          <w:sz w:val="20"/>
+          <w:szCs w:val="20"/>
+          <w14:ligatures w14:val="none"/>
+        </w:rPr>
+        <w:t>outDir</w:t>
+      </w:r>
+      <w:proofErr w:type="spellEnd"/>
+      <w:r>
+        <w:rPr>
+          <w:rFonts w:ascii="Courier New" w:eastAsia="Times New Roman" w:hAnsi="Courier New" w:cs="Courier New"/>
+          <w:kern w:val="0"/>
+          <w:sz w:val="20"/>
+          <w:szCs w:val="20"/>
+          <w14:ligatures w14:val="none"/>
+        </w:rPr>
+        <w:t xml:space="preserve"> Views/Product --</w:t>
+      </w:r>
+      <w:proofErr w:type="spellStart"/>
+      <w:r>
+        <w:rPr>
+          <w:rFonts w:ascii="Courier New" w:eastAsia="Times New Roman" w:hAnsi="Courier New" w:cs="Courier New"/>
+          <w:kern w:val="0"/>
+          <w:sz w:val="20"/>
+          <w:szCs w:val="20"/>
+          <w14:ligatures w14:val="none"/>
+        </w:rPr>
+        <w:t>referenceScriptLibraries</w:t>
+      </w:r>
+      <w:proofErr w:type="spellEnd"/>
     </w:p>
     <w:p>
       <w:pPr>
@@ -3680,7 +7485,7 @@
           <w14:ligatures w14:val="none"/>
         </w:rPr>
         <w:pict w14:anchorId="75DB9E9D">
-          <v:rect id="_x0000_i1116" style="width:0;height:1.5pt" o:hralign="center" o:hrstd="t" o:hr="t" fillcolor="#a0a0a0" stroked="f"/>
+          <v:rect id="_x0000_i1032" style="width:0;height:1.5pt" o:hralign="center" o:hrstd="t" o:hr="t" fillcolor="#a0a0a0" stroked="f"/>
         </w:pict>
       </w:r>
     </w:p>
@@ -3704,8 +7509,42 @@
           <w:kern w:val="0"/>
           <w14:ligatures w14:val="none"/>
         </w:rPr>
-        <w:t>PHẦN I — Run kiểm tra</w:t>
-      </w:r>
+        <w:t xml:space="preserve">PHẦN I — Run </w:t>
+      </w:r>
+      <w:proofErr w:type="spellStart"/>
+      <w:r>
+        <w:rPr>
+          <w:rFonts w:ascii="Times New Roman" w:eastAsia="Times New Roman" w:hAnsi="Times New Roman" w:cs="Times New Roman"/>
+          <w:b/>
+          <w:bCs/>
+          <w:kern w:val="0"/>
+          <w14:ligatures w14:val="none"/>
+        </w:rPr>
+        <w:t>kiểm</w:t>
+      </w:r>
+      <w:proofErr w:type="spellEnd"/>
+      <w:r>
+        <w:rPr>
+          <w:rFonts w:ascii="Times New Roman" w:eastAsia="Times New Roman" w:hAnsi="Times New Roman" w:cs="Times New Roman"/>
+          <w:b/>
+          <w:bCs/>
+          <w:kern w:val="0"/>
+          <w14:ligatures w14:val="none"/>
+        </w:rPr>
+        <w:t xml:space="preserve"> </w:t>
+      </w:r>
+      <w:proofErr w:type="spellStart"/>
+      <w:r>
+        <w:rPr>
+          <w:rFonts w:ascii="Times New Roman" w:eastAsia="Times New Roman" w:hAnsi="Times New Roman" w:cs="Times New Roman"/>
+          <w:b/>
+          <w:bCs/>
+          <w:kern w:val="0"/>
+          <w14:ligatures w14:val="none"/>
+        </w:rPr>
+        <w:t>tra</w:t>
+      </w:r>
+      <w:proofErr w:type="spellEnd"/>
     </w:p>
     <w:p>
       <w:pPr>
@@ -3721,13 +7560,23 @@
           <w14:ligatures w14:val="none"/>
         </w:rPr>
       </w:pPr>
-      <w:r>
-        <w:rPr>
-          <w:rFonts w:ascii="Times New Roman" w:eastAsia="Times New Roman" w:hAnsi="Times New Roman" w:cs="Times New Roman"/>
-          <w:kern w:val="0"/>
-          <w14:ligatures w14:val="none"/>
-        </w:rPr>
-        <w:t>Chạy project (F5)</w:t>
+      <w:proofErr w:type="spellStart"/>
+      <w:r>
+        <w:rPr>
+          <w:rFonts w:ascii="Times New Roman" w:eastAsia="Times New Roman" w:hAnsi="Times New Roman" w:cs="Times New Roman"/>
+          <w:kern w:val="0"/>
+          <w14:ligatures w14:val="none"/>
+        </w:rPr>
+        <w:t>Chạy</w:t>
+      </w:r>
+      <w:proofErr w:type="spellEnd"/>
+      <w:r>
+        <w:rPr>
+          <w:rFonts w:ascii="Times New Roman" w:eastAsia="Times New Roman" w:hAnsi="Times New Roman" w:cs="Times New Roman"/>
+          <w:kern w:val="0"/>
+          <w14:ligatures w14:val="none"/>
+        </w:rPr>
+        <w:t xml:space="preserve"> project (F5)</w:t>
       </w:r>
     </w:p>
     <w:p>
@@ -3744,13 +7593,23 @@
           <w14:ligatures w14:val="none"/>
         </w:rPr>
       </w:pPr>
-      <w:r>
-        <w:rPr>
-          <w:rFonts w:ascii="Times New Roman" w:eastAsia="Times New Roman" w:hAnsi="Times New Roman" w:cs="Times New Roman"/>
-          <w:kern w:val="0"/>
-          <w14:ligatures w14:val="none"/>
-        </w:rPr>
-        <w:t>Mở URL:</w:t>
+      <w:proofErr w:type="spellStart"/>
+      <w:r>
+        <w:rPr>
+          <w:rFonts w:ascii="Times New Roman" w:eastAsia="Times New Roman" w:hAnsi="Times New Roman" w:cs="Times New Roman"/>
+          <w:kern w:val="0"/>
+          <w14:ligatures w14:val="none"/>
+        </w:rPr>
+        <w:t>Mở</w:t>
+      </w:r>
+      <w:proofErr w:type="spellEnd"/>
+      <w:r>
+        <w:rPr>
+          <w:rFonts w:ascii="Times New Roman" w:eastAsia="Times New Roman" w:hAnsi="Times New Roman" w:cs="Times New Roman"/>
+          <w:kern w:val="0"/>
+          <w14:ligatures w14:val="none"/>
+        </w:rPr>
+        <w:t xml:space="preserve"> URL:</w:t>
       </w:r>
     </w:p>
     <w:p>
@@ -3773,7 +7632,25 @@
           <w:kern w:val="0"/>
           <w14:ligatures w14:val="none"/>
         </w:rPr>
-        <w:t>/Products (nếu scaffold controller)</w:t>
+        <w:t>/Products (</w:t>
+      </w:r>
+      <w:proofErr w:type="spellStart"/>
+      <w:r>
+        <w:rPr>
+          <w:rFonts w:ascii="Times New Roman" w:eastAsia="Times New Roman" w:hAnsi="Times New Roman" w:cs="Times New Roman"/>
+          <w:kern w:val="0"/>
+          <w14:ligatures w14:val="none"/>
+        </w:rPr>
+        <w:t>nếu</w:t>
+      </w:r>
+      <w:proofErr w:type="spellEnd"/>
+      <w:r>
+        <w:rPr>
+          <w:rFonts w:ascii="Times New Roman" w:eastAsia="Times New Roman" w:hAnsi="Times New Roman" w:cs="Times New Roman"/>
+          <w:kern w:val="0"/>
+          <w14:ligatures w14:val="none"/>
+        </w:rPr>
+        <w:t xml:space="preserve"> scaffold controller)</w:t>
       </w:r>
     </w:p>
     <w:p>
@@ -3790,28 +7667,67 @@
           <w14:ligatures w14:val="none"/>
         </w:rPr>
       </w:pPr>
-      <w:r>
-        <w:rPr>
-          <w:rFonts w:ascii="Times New Roman" w:eastAsia="Times New Roman" w:hAnsi="Times New Roman" w:cs="Times New Roman"/>
-          <w:kern w:val="0"/>
-          <w14:ligatures w14:val="none"/>
-        </w:rPr>
-        <w:t>Hoặc action/controller bạn tạo</w:t>
-      </w:r>
-    </w:p>
-    <w:p>
-      <w:pPr>
-        <w:spacing w:before="100" w:beforeAutospacing="1" w:after="100" w:afterAutospacing="1" w:line="240" w:lineRule="auto"/>
-        <w:outlineLvl w:val="1"/>
-        <w:rPr>
-          <w:rFonts w:ascii="Times New Roman" w:eastAsia="Times New Roman" w:hAnsi="Times New Roman" w:cs="Times New Roman"/>
-          <w:kern w:val="0"/>
-          <w14:ligatures w14:val="none"/>
-        </w:rPr>
-      </w:pPr>
-      <w:r>
-        <w:rPr>
-          <w:rFonts w:ascii="Times New Roman" w:eastAsia="Times New Roman" w:hAnsi="Times New Roman" w:cs="Times New Roman"/>
+      <w:proofErr w:type="spellStart"/>
+      <w:r>
+        <w:rPr>
+          <w:rFonts w:ascii="Times New Roman" w:eastAsia="Times New Roman" w:hAnsi="Times New Roman" w:cs="Times New Roman"/>
+          <w:kern w:val="0"/>
+          <w14:ligatures w14:val="none"/>
+        </w:rPr>
+        <w:t>Hoặc</w:t>
+      </w:r>
+      <w:proofErr w:type="spellEnd"/>
+      <w:r>
+        <w:rPr>
+          <w:rFonts w:ascii="Times New Roman" w:eastAsia="Times New Roman" w:hAnsi="Times New Roman" w:cs="Times New Roman"/>
+          <w:kern w:val="0"/>
+          <w14:ligatures w14:val="none"/>
+        </w:rPr>
+        <w:t xml:space="preserve"> action/controller </w:t>
+      </w:r>
+      <w:proofErr w:type="spellStart"/>
+      <w:r>
+        <w:rPr>
+          <w:rFonts w:ascii="Times New Roman" w:eastAsia="Times New Roman" w:hAnsi="Times New Roman" w:cs="Times New Roman"/>
+          <w:kern w:val="0"/>
+          <w14:ligatures w14:val="none"/>
+        </w:rPr>
+        <w:t>bạn</w:t>
+      </w:r>
+      <w:proofErr w:type="spellEnd"/>
+      <w:r>
+        <w:rPr>
+          <w:rFonts w:ascii="Times New Roman" w:eastAsia="Times New Roman" w:hAnsi="Times New Roman" w:cs="Times New Roman"/>
+          <w:kern w:val="0"/>
+          <w14:ligatures w14:val="none"/>
+        </w:rPr>
+        <w:t xml:space="preserve"> </w:t>
+      </w:r>
+      <w:proofErr w:type="spellStart"/>
+      <w:r>
+        <w:rPr>
+          <w:rFonts w:ascii="Times New Roman" w:eastAsia="Times New Roman" w:hAnsi="Times New Roman" w:cs="Times New Roman"/>
+          <w:kern w:val="0"/>
+          <w14:ligatures w14:val="none"/>
+        </w:rPr>
+        <w:t>tạo</w:t>
+      </w:r>
+      <w:proofErr w:type="spellEnd"/>
+    </w:p>
+    <w:p>
+      <w:pPr>
+        <w:spacing w:before="100" w:beforeAutospacing="1" w:after="100" w:afterAutospacing="1" w:line="240" w:lineRule="auto"/>
+        <w:outlineLvl w:val="1"/>
+        <w:rPr>
+          <w:rFonts w:ascii="Times New Roman" w:eastAsia="Times New Roman" w:hAnsi="Times New Roman" w:cs="Times New Roman"/>
+          <w:kern w:val="0"/>
+          <w14:ligatures w14:val="none"/>
+        </w:rPr>
+      </w:pPr>
+      <w:r>
+        <w:rPr>
+          <w:rFonts w:ascii="Times New Roman" w:eastAsia="Times New Roman" w:hAnsi="Times New Roman" w:cs="Times New Roman"/>
+          <w:noProof/>
           <w:kern w:val="0"/>
           <w14:ligatures w14:val="none"/>
         </w:rPr>
@@ -3874,7 +7790,7 @@
 </file>
 
 <file path=word/numbering.xml><?xml version="1.0" encoding="utf-8"?>
-<w:numbering xmlns:wpc="http://schemas.microsoft.com/office/word/2010/wordprocessingCanvas" xmlns:cx="http://schemas.microsoft.com/office/drawing/2014/chartex" xmlns:cx1="http://schemas.microsoft.com/office/drawing/2015/9/8/chartex" xmlns:cx2="http://schemas.microsoft.com/office/drawing/2015/10/21/chartex" xmlns:cx3="http://schemas.microsoft.com/office/drawing/2016/5/9/chartex" xmlns:cx4="http://schemas.microsoft.com/office/drawing/2016/5/10/chartex" xmlns:cx5="http://schemas.microsoft.com/office/drawing/2016/5/11/chartex" xmlns:cx6="http://schemas.microsoft.com/office/drawing/2016/5/12/chartex" xmlns:cx7="http://schemas.microsoft.com/office/drawing/2016/5/13/chartex" xmlns:cx8="http://schemas.microsoft.com/office/drawing/2016/5/14/chartex" xmlns:mc="http://schemas.openxmlformats.org/markup-compatibility/2006" xmlns:aink="http://schemas.microsoft.com/office/drawing/2016/ink" xmlns:am3d="http://schemas.microsoft.com/office/drawing/2017/model3d" xmlns:o="urn:schemas-microsoft-com:office:office" xmlns:oel="http://schemas.microsoft.com/office/2019/extlst" xmlns:r="http://schemas.openxmlformats.org/officeDocument/2006/relationships" xmlns:m="http://schemas.openxmlformats.org/officeDocument/2006/math" xmlns:v="urn:schemas-microsoft-com:vml" xmlns:wp14="http://schemas.microsoft.com/office/word/2010/wordprocessingDrawing" xmlns:wp="http://schemas.openxmlformats.org/drawingml/2006/wordprocessingDrawing" xmlns:w10="urn:schemas-microsoft-com:office:word" xmlns:w="http://schemas.openxmlformats.org/wordprocessingml/2006/main" xmlns:w14="http://schemas.microsoft.com/office/word/2010/wordml" xmlns:w15="http://schemas.microsoft.com/office/word/2012/wordml" xmlns:w16cex="http://schemas.microsoft.com/office/word/2018/wordml/cex" xmlns:w16cid="http://schemas.microsoft.com/office/word/2016/wordml/cid" xmlns:w16="http://schemas.microsoft.com/office/word/2018/wordml" xmlns:w16sdtdh="http://schemas.microsoft.com/office/word/2020/wordml/sdtdatahash" xmlns:w16se="http://schemas.microsoft.com/office/word/2015/wordml/symex" xmlns:wpg="http://schemas.microsoft.com/office/word/2010/wordprocessingGroup" xmlns:wpi="http://schemas.microsoft.com/office/word/2010/wordprocessingInk" xmlns:wne="http://schemas.microsoft.com/office/word/2006/wordml" xmlns:wps="http://schemas.microsoft.com/office/word/2010/wordprocessingShape" mc:Ignorable="w14 w15 w16se w16cid w16 w16cex w16sdtdh wp14">
+<w:numbering xmlns:wpc="http://schemas.microsoft.com/office/word/2010/wordprocessingCanvas" xmlns:cx="http://schemas.microsoft.com/office/drawing/2014/chartex" xmlns:cx1="http://schemas.microsoft.com/office/drawing/2015/9/8/chartex" xmlns:cx2="http://schemas.microsoft.com/office/drawing/2015/10/21/chartex" xmlns:cx3="http://schemas.microsoft.com/office/drawing/2016/5/9/chartex" xmlns:cx4="http://schemas.microsoft.com/office/drawing/2016/5/10/chartex" xmlns:cx5="http://schemas.microsoft.com/office/drawing/2016/5/11/chartex" xmlns:cx6="http://schemas.microsoft.com/office/drawing/2016/5/12/chartex" xmlns:cx7="http://schemas.microsoft.com/office/drawing/2016/5/13/chartex" xmlns:cx8="http://schemas.microsoft.com/office/drawing/2016/5/14/chartex" xmlns:mc="http://schemas.openxmlformats.org/markup-compatibility/2006" xmlns:aink="http://schemas.microsoft.com/office/drawing/2016/ink" xmlns:am3d="http://schemas.microsoft.com/office/drawing/2017/model3d" xmlns:o="urn:schemas-microsoft-com:office:office" xmlns:r="http://schemas.openxmlformats.org/officeDocument/2006/relationships" xmlns:m="http://schemas.openxmlformats.org/officeDocument/2006/math" xmlns:v="urn:schemas-microsoft-com:vml" xmlns:wp14="http://schemas.microsoft.com/office/word/2010/wordprocessingDrawing" xmlns:wp="http://schemas.openxmlformats.org/drawingml/2006/wordprocessingDrawing" xmlns:w10="urn:schemas-microsoft-com:office:word" xmlns:w="http://schemas.openxmlformats.org/wordprocessingml/2006/main" xmlns:w14="http://schemas.microsoft.com/office/word/2010/wordml" xmlns:w15="http://schemas.microsoft.com/office/word/2012/wordml" xmlns:w16cid="http://schemas.microsoft.com/office/word/2016/wordml/cid" xmlns:w16se="http://schemas.microsoft.com/office/word/2015/wordml/symex" xmlns:wpg="http://schemas.microsoft.com/office/word/2010/wordprocessingGroup" xmlns:wpi="http://schemas.microsoft.com/office/word/2010/wordprocessingInk" xmlns:wne="http://schemas.microsoft.com/office/word/2006/wordml" xmlns:wps="http://schemas.microsoft.com/office/word/2010/wordprocessingShape" mc:Ignorable="w14 w15 w16se w16cid wp14">
   <w:abstractNum w:abstractNumId="0" w15:restartNumberingAfterBreak="0">
     <w:nsid w:val="009A478E"/>
     <w:multiLevelType w:val="multilevel"/>
@@ -6535,71 +10451,71 @@
       </w:rPr>
     </w:lvl>
   </w:abstractNum>
-  <w:num w:numId="1" w16cid:durableId="402996222">
+  <w:num w:numId="1">
     <w:abstractNumId w:val="6"/>
   </w:num>
-  <w:num w:numId="2" w16cid:durableId="2039699299">
+  <w:num w:numId="2">
     <w:abstractNumId w:val="12"/>
   </w:num>
-  <w:num w:numId="3" w16cid:durableId="1720476922">
+  <w:num w:numId="3">
     <w:abstractNumId w:val="0"/>
   </w:num>
-  <w:num w:numId="4" w16cid:durableId="1055589678">
+  <w:num w:numId="4">
     <w:abstractNumId w:val="7"/>
   </w:num>
-  <w:num w:numId="5" w16cid:durableId="424545865">
+  <w:num w:numId="5">
     <w:abstractNumId w:val="10"/>
   </w:num>
-  <w:num w:numId="6" w16cid:durableId="1251815464">
+  <w:num w:numId="6">
     <w:abstractNumId w:val="5"/>
   </w:num>
-  <w:num w:numId="7" w16cid:durableId="1657688283">
+  <w:num w:numId="7">
     <w:abstractNumId w:val="11"/>
   </w:num>
-  <w:num w:numId="8" w16cid:durableId="2044358701">
+  <w:num w:numId="8">
     <w:abstractNumId w:val="4"/>
   </w:num>
-  <w:num w:numId="9" w16cid:durableId="563494666">
+  <w:num w:numId="9">
     <w:abstractNumId w:val="9"/>
   </w:num>
-  <w:num w:numId="10" w16cid:durableId="673647291">
+  <w:num w:numId="10">
     <w:abstractNumId w:val="18"/>
   </w:num>
-  <w:num w:numId="11" w16cid:durableId="284433105">
+  <w:num w:numId="11">
     <w:abstractNumId w:val="13"/>
   </w:num>
-  <w:num w:numId="12" w16cid:durableId="810025606">
+  <w:num w:numId="12">
     <w:abstractNumId w:val="17"/>
   </w:num>
-  <w:num w:numId="13" w16cid:durableId="1099717567">
+  <w:num w:numId="13">
     <w:abstractNumId w:val="19"/>
   </w:num>
-  <w:num w:numId="14" w16cid:durableId="178475223">
+  <w:num w:numId="14">
     <w:abstractNumId w:val="15"/>
   </w:num>
-  <w:num w:numId="15" w16cid:durableId="1013186882">
+  <w:num w:numId="15">
     <w:abstractNumId w:val="1"/>
   </w:num>
-  <w:num w:numId="16" w16cid:durableId="197163939">
+  <w:num w:numId="16">
     <w:abstractNumId w:val="16"/>
   </w:num>
-  <w:num w:numId="17" w16cid:durableId="1694498852">
+  <w:num w:numId="17">
     <w:abstractNumId w:val="3"/>
   </w:num>
-  <w:num w:numId="18" w16cid:durableId="1150488567">
+  <w:num w:numId="18">
     <w:abstractNumId w:val="2"/>
   </w:num>
-  <w:num w:numId="19" w16cid:durableId="898711760">
+  <w:num w:numId="19">
     <w:abstractNumId w:val="14"/>
   </w:num>
-  <w:num w:numId="20" w16cid:durableId="504436984">
+  <w:num w:numId="20">
     <w:abstractNumId w:val="8"/>
   </w:num>
 </w:numbering>
 </file>
 
 <file path=word/styles.xml><?xml version="1.0" encoding="utf-8"?>
-<w:styles xmlns:mc="http://schemas.openxmlformats.org/markup-compatibility/2006" xmlns:r="http://schemas.openxmlformats.org/officeDocument/2006/relationships" xmlns:w="http://schemas.openxmlformats.org/wordprocessingml/2006/main" xmlns:w14="http://schemas.microsoft.com/office/word/2010/wordml" xmlns:w15="http://schemas.microsoft.com/office/word/2012/wordml" xmlns:w16cex="http://schemas.microsoft.com/office/word/2018/wordml/cex" xmlns:w16cid="http://schemas.microsoft.com/office/word/2016/wordml/cid" xmlns:w16="http://schemas.microsoft.com/office/word/2018/wordml" xmlns:w16sdtdh="http://schemas.microsoft.com/office/word/2020/wordml/sdtdatahash" xmlns:w16se="http://schemas.microsoft.com/office/word/2015/wordml/symex" mc:Ignorable="w14 w15 w16se w16cid w16 w16cex w16sdtdh">
+<w:styles xmlns:mc="http://schemas.openxmlformats.org/markup-compatibility/2006" xmlns:r="http://schemas.openxmlformats.org/officeDocument/2006/relationships" xmlns:w="http://schemas.openxmlformats.org/wordprocessingml/2006/main" xmlns:w14="http://schemas.microsoft.com/office/word/2010/wordml" xmlns:w15="http://schemas.microsoft.com/office/word/2012/wordml" xmlns:w16cid="http://schemas.microsoft.com/office/word/2016/wordml/cid" xmlns:w16se="http://schemas.microsoft.com/office/word/2015/wordml/symex" mc:Ignorable="w14 w15 w16se w16cid">
   <w:docDefaults>
     <w:rPrDefault>
       <w:rPr>
@@ -6617,7 +10533,7 @@
       </w:pPr>
     </w:pPrDefault>
   </w:docDefaults>
-  <w:latentStyles w:defLockedState="0" w:defUIPriority="99" w:defSemiHidden="0" w:defUnhideWhenUsed="0" w:defQFormat="0" w:count="376">
+  <w:latentStyles w:defLockedState="0" w:defUIPriority="99" w:defSemiHidden="0" w:defUnhideWhenUsed="0" w:defQFormat="0" w:count="375">
     <w:lsdException w:name="Normal" w:uiPriority="0" w:qFormat="1"/>
     <w:lsdException w:name="heading 1" w:uiPriority="9" w:qFormat="1"/>
     <w:lsdException w:name="heading 2" w:semiHidden="1" w:uiPriority="9" w:unhideWhenUsed="1" w:qFormat="1"/>
@@ -6993,18 +10909,17 @@
     <w:lsdException w:name="Smart Hyperlink" w:semiHidden="1" w:unhideWhenUsed="1"/>
     <w:lsdException w:name="Hashtag" w:semiHidden="1" w:unhideWhenUsed="1"/>
     <w:lsdException w:name="Unresolved Mention" w:semiHidden="1" w:unhideWhenUsed="1"/>
-    <w:lsdException w:name="Smart Link" w:semiHidden="1" w:unhideWhenUsed="1"/>
   </w:latentStyles>
-  <w:style w:type="paragraph" w:default="1" w:styleId="Normal">
+  <w:style w:type="paragraph" w:default="1" w:styleId="Binhthng">
     <w:name w:val="Normal"/>
     <w:qFormat/>
     <w:rsid w:val="00AD6C3A"/>
   </w:style>
-  <w:style w:type="paragraph" w:styleId="Heading1">
+  <w:style w:type="paragraph" w:styleId="u1">
     <w:name w:val="heading 1"/>
-    <w:basedOn w:val="Normal"/>
-    <w:next w:val="Normal"/>
-    <w:link w:val="Heading1Char"/>
+    <w:basedOn w:val="Binhthng"/>
+    <w:next w:val="Binhthng"/>
+    <w:link w:val="u1Char"/>
     <w:uiPriority w:val="9"/>
     <w:qFormat/>
     <w:rsid w:val="000C5E77"/>
@@ -7021,11 +10936,11 @@
       <w:szCs w:val="40"/>
     </w:rPr>
   </w:style>
-  <w:style w:type="paragraph" w:styleId="Heading2">
+  <w:style w:type="paragraph" w:styleId="u2">
     <w:name w:val="heading 2"/>
-    <w:basedOn w:val="Normal"/>
-    <w:next w:val="Normal"/>
-    <w:link w:val="Heading2Char"/>
+    <w:basedOn w:val="Binhthng"/>
+    <w:next w:val="Binhthng"/>
+    <w:link w:val="u2Char"/>
     <w:uiPriority w:val="9"/>
     <w:semiHidden/>
     <w:unhideWhenUsed/>
@@ -7044,11 +10959,11 @@
       <w:szCs w:val="32"/>
     </w:rPr>
   </w:style>
-  <w:style w:type="paragraph" w:styleId="Heading3">
+  <w:style w:type="paragraph" w:styleId="u3">
     <w:name w:val="heading 3"/>
-    <w:basedOn w:val="Normal"/>
-    <w:next w:val="Normal"/>
-    <w:link w:val="Heading3Char"/>
+    <w:basedOn w:val="Binhthng"/>
+    <w:next w:val="Binhthng"/>
+    <w:link w:val="u3Char"/>
     <w:uiPriority w:val="9"/>
     <w:semiHidden/>
     <w:unhideWhenUsed/>
@@ -7067,11 +10982,11 @@
       <w:szCs w:val="28"/>
     </w:rPr>
   </w:style>
-  <w:style w:type="paragraph" w:styleId="Heading4">
+  <w:style w:type="paragraph" w:styleId="u4">
     <w:name w:val="heading 4"/>
-    <w:basedOn w:val="Normal"/>
-    <w:next w:val="Normal"/>
-    <w:link w:val="Heading4Char"/>
+    <w:basedOn w:val="Binhthng"/>
+    <w:next w:val="Binhthng"/>
+    <w:link w:val="u4Char"/>
     <w:uiPriority w:val="9"/>
     <w:semiHidden/>
     <w:unhideWhenUsed/>
@@ -7090,11 +11005,11 @@
       <w:color w:val="0F4761" w:themeColor="accent1" w:themeShade="BF"/>
     </w:rPr>
   </w:style>
-  <w:style w:type="paragraph" w:styleId="Heading5">
+  <w:style w:type="paragraph" w:styleId="u5">
     <w:name w:val="heading 5"/>
-    <w:basedOn w:val="Normal"/>
-    <w:next w:val="Normal"/>
-    <w:link w:val="Heading5Char"/>
+    <w:basedOn w:val="Binhthng"/>
+    <w:next w:val="Binhthng"/>
+    <w:link w:val="u5Char"/>
     <w:uiPriority w:val="9"/>
     <w:semiHidden/>
     <w:unhideWhenUsed/>
@@ -7111,11 +11026,11 @@
       <w:color w:val="0F4761" w:themeColor="accent1" w:themeShade="BF"/>
     </w:rPr>
   </w:style>
-  <w:style w:type="paragraph" w:styleId="Heading6">
+  <w:style w:type="paragraph" w:styleId="u6">
     <w:name w:val="heading 6"/>
-    <w:basedOn w:val="Normal"/>
-    <w:next w:val="Normal"/>
-    <w:link w:val="Heading6Char"/>
+    <w:basedOn w:val="Binhthng"/>
+    <w:next w:val="Binhthng"/>
+    <w:link w:val="u6Char"/>
     <w:uiPriority w:val="9"/>
     <w:semiHidden/>
     <w:unhideWhenUsed/>
@@ -7134,11 +11049,11 @@
       <w:color w:val="595959" w:themeColor="text1" w:themeTint="A6"/>
     </w:rPr>
   </w:style>
-  <w:style w:type="paragraph" w:styleId="Heading7">
+  <w:style w:type="paragraph" w:styleId="u7">
     <w:name w:val="heading 7"/>
-    <w:basedOn w:val="Normal"/>
-    <w:next w:val="Normal"/>
-    <w:link w:val="Heading7Char"/>
+    <w:basedOn w:val="Binhthng"/>
+    <w:next w:val="Binhthng"/>
+    <w:link w:val="u7Char"/>
     <w:uiPriority w:val="9"/>
     <w:semiHidden/>
     <w:unhideWhenUsed/>
@@ -7155,11 +11070,11 @@
       <w:color w:val="595959" w:themeColor="text1" w:themeTint="A6"/>
     </w:rPr>
   </w:style>
-  <w:style w:type="paragraph" w:styleId="Heading8">
+  <w:style w:type="paragraph" w:styleId="u8">
     <w:name w:val="heading 8"/>
-    <w:basedOn w:val="Normal"/>
-    <w:next w:val="Normal"/>
-    <w:link w:val="Heading8Char"/>
+    <w:basedOn w:val="Binhthng"/>
+    <w:next w:val="Binhthng"/>
+    <w:link w:val="u8Char"/>
     <w:uiPriority w:val="9"/>
     <w:semiHidden/>
     <w:unhideWhenUsed/>
@@ -7178,11 +11093,11 @@
       <w:color w:val="272727" w:themeColor="text1" w:themeTint="D8"/>
     </w:rPr>
   </w:style>
-  <w:style w:type="paragraph" w:styleId="Heading9">
+  <w:style w:type="paragraph" w:styleId="u9">
     <w:name w:val="heading 9"/>
-    <w:basedOn w:val="Normal"/>
-    <w:next w:val="Normal"/>
-    <w:link w:val="Heading9Char"/>
+    <w:basedOn w:val="Binhthng"/>
+    <w:next w:val="Binhthng"/>
+    <w:link w:val="u9Char"/>
     <w:uiPriority w:val="9"/>
     <w:semiHidden/>
     <w:unhideWhenUsed/>
@@ -7199,12 +11114,13 @@
       <w:color w:val="272727" w:themeColor="text1" w:themeTint="D8"/>
     </w:rPr>
   </w:style>
-  <w:style w:type="character" w:default="1" w:styleId="DefaultParagraphFont">
+  <w:style w:type="character" w:default="1" w:styleId="Phngmcinhcuaoanvn">
     <w:name w:val="Default Paragraph Font"/>
     <w:uiPriority w:val="1"/>
+    <w:semiHidden/>
     <w:unhideWhenUsed/>
   </w:style>
-  <w:style w:type="table" w:default="1" w:styleId="TableNormal">
+  <w:style w:type="table" w:default="1" w:styleId="BangThngthng">
     <w:name w:val="Normal Table"/>
     <w:uiPriority w:val="99"/>
     <w:semiHidden/>
@@ -7219,16 +11135,16 @@
       </w:tblCellMar>
     </w:tblPr>
   </w:style>
-  <w:style w:type="numbering" w:default="1" w:styleId="NoList">
+  <w:style w:type="numbering" w:default="1" w:styleId="Khngco">
     <w:name w:val="No List"/>
     <w:uiPriority w:val="99"/>
     <w:semiHidden/>
     <w:unhideWhenUsed/>
   </w:style>
-  <w:style w:type="character" w:customStyle="1" w:styleId="Heading1Char">
-    <w:name w:val="Heading 1 Char"/>
-    <w:basedOn w:val="DefaultParagraphFont"/>
-    <w:link w:val="Heading1"/>
+  <w:style w:type="character" w:customStyle="1" w:styleId="u1Char">
+    <w:name w:val="Đầu đề 1 Char"/>
+    <w:basedOn w:val="Phngmcinhcuaoanvn"/>
+    <w:link w:val="u1"/>
     <w:uiPriority w:val="9"/>
     <w:rsid w:val="000C5E77"/>
     <w:rPr>
@@ -7238,10 +11154,10 @@
       <w:szCs w:val="40"/>
     </w:rPr>
   </w:style>
-  <w:style w:type="character" w:customStyle="1" w:styleId="Heading2Char">
-    <w:name w:val="Heading 2 Char"/>
-    <w:basedOn w:val="DefaultParagraphFont"/>
-    <w:link w:val="Heading2"/>
+  <w:style w:type="character" w:customStyle="1" w:styleId="u2Char">
+    <w:name w:val="Đầu đề 2 Char"/>
+    <w:basedOn w:val="Phngmcinhcuaoanvn"/>
+    <w:link w:val="u2"/>
     <w:uiPriority w:val="9"/>
     <w:semiHidden/>
     <w:rsid w:val="000C5E77"/>
@@ -7252,10 +11168,10 @@
       <w:szCs w:val="32"/>
     </w:rPr>
   </w:style>
-  <w:style w:type="character" w:customStyle="1" w:styleId="Heading3Char">
-    <w:name w:val="Heading 3 Char"/>
-    <w:basedOn w:val="DefaultParagraphFont"/>
-    <w:link w:val="Heading3"/>
+  <w:style w:type="character" w:customStyle="1" w:styleId="u3Char">
+    <w:name w:val="Đầu đề 3 Char"/>
+    <w:basedOn w:val="Phngmcinhcuaoanvn"/>
+    <w:link w:val="u3"/>
     <w:uiPriority w:val="9"/>
     <w:semiHidden/>
     <w:rsid w:val="000C5E77"/>
@@ -7266,10 +11182,10 @@
       <w:szCs w:val="28"/>
     </w:rPr>
   </w:style>
-  <w:style w:type="character" w:customStyle="1" w:styleId="Heading4Char">
-    <w:name w:val="Heading 4 Char"/>
-    <w:basedOn w:val="DefaultParagraphFont"/>
-    <w:link w:val="Heading4"/>
+  <w:style w:type="character" w:customStyle="1" w:styleId="u4Char">
+    <w:name w:val="Đầu đề 4 Char"/>
+    <w:basedOn w:val="Phngmcinhcuaoanvn"/>
+    <w:link w:val="u4"/>
     <w:uiPriority w:val="9"/>
     <w:semiHidden/>
     <w:rsid w:val="000C5E77"/>
@@ -7280,10 +11196,10 @@
       <w:color w:val="0F4761" w:themeColor="accent1" w:themeShade="BF"/>
     </w:rPr>
   </w:style>
-  <w:style w:type="character" w:customStyle="1" w:styleId="Heading5Char">
-    <w:name w:val="Heading 5 Char"/>
-    <w:basedOn w:val="DefaultParagraphFont"/>
-    <w:link w:val="Heading5"/>
+  <w:style w:type="character" w:customStyle="1" w:styleId="u5Char">
+    <w:name w:val="Đầu đề 5 Char"/>
+    <w:basedOn w:val="Phngmcinhcuaoanvn"/>
+    <w:link w:val="u5"/>
     <w:uiPriority w:val="9"/>
     <w:semiHidden/>
     <w:rsid w:val="000C5E77"/>
@@ -7292,10 +11208,10 @@
       <w:color w:val="0F4761" w:themeColor="accent1" w:themeShade="BF"/>
     </w:rPr>
   </w:style>
-  <w:style w:type="character" w:customStyle="1" w:styleId="Heading6Char">
-    <w:name w:val="Heading 6 Char"/>
-    <w:basedOn w:val="DefaultParagraphFont"/>
-    <w:link w:val="Heading6"/>
+  <w:style w:type="character" w:customStyle="1" w:styleId="u6Char">
+    <w:name w:val="Đầu đề 6 Char"/>
+    <w:basedOn w:val="Phngmcinhcuaoanvn"/>
+    <w:link w:val="u6"/>
     <w:uiPriority w:val="9"/>
     <w:semiHidden/>
     <w:rsid w:val="000C5E77"/>
@@ -7306,10 +11222,10 @@
       <w:color w:val="595959" w:themeColor="text1" w:themeTint="A6"/>
     </w:rPr>
   </w:style>
-  <w:style w:type="character" w:customStyle="1" w:styleId="Heading7Char">
-    <w:name w:val="Heading 7 Char"/>
-    <w:basedOn w:val="DefaultParagraphFont"/>
-    <w:link w:val="Heading7"/>
+  <w:style w:type="character" w:customStyle="1" w:styleId="u7Char">
+    <w:name w:val="Đầu đề 7 Char"/>
+    <w:basedOn w:val="Phngmcinhcuaoanvn"/>
+    <w:link w:val="u7"/>
     <w:uiPriority w:val="9"/>
     <w:semiHidden/>
     <w:rsid w:val="000C5E77"/>
@@ -7318,10 +11234,10 @@
       <w:color w:val="595959" w:themeColor="text1" w:themeTint="A6"/>
     </w:rPr>
   </w:style>
-  <w:style w:type="character" w:customStyle="1" w:styleId="Heading8Char">
-    <w:name w:val="Heading 8 Char"/>
-    <w:basedOn w:val="DefaultParagraphFont"/>
-    <w:link w:val="Heading8"/>
+  <w:style w:type="character" w:customStyle="1" w:styleId="u8Char">
+    <w:name w:val="Đầu đề 8 Char"/>
+    <w:basedOn w:val="Phngmcinhcuaoanvn"/>
+    <w:link w:val="u8"/>
     <w:uiPriority w:val="9"/>
     <w:semiHidden/>
     <w:rsid w:val="000C5E77"/>
@@ -7332,10 +11248,10 @@
       <w:color w:val="272727" w:themeColor="text1" w:themeTint="D8"/>
     </w:rPr>
   </w:style>
-  <w:style w:type="character" w:customStyle="1" w:styleId="Heading9Char">
-    <w:name w:val="Heading 9 Char"/>
-    <w:basedOn w:val="DefaultParagraphFont"/>
-    <w:link w:val="Heading9"/>
+  <w:style w:type="character" w:customStyle="1" w:styleId="u9Char">
+    <w:name w:val="Đầu đề 9 Char"/>
+    <w:basedOn w:val="Phngmcinhcuaoanvn"/>
+    <w:link w:val="u9"/>
     <w:uiPriority w:val="9"/>
     <w:semiHidden/>
     <w:rsid w:val="000C5E77"/>
@@ -7344,11 +11260,11 @@
       <w:color w:val="272727" w:themeColor="text1" w:themeTint="D8"/>
     </w:rPr>
   </w:style>
-  <w:style w:type="paragraph" w:styleId="Title">
+  <w:style w:type="paragraph" w:styleId="Tiu">
     <w:name w:val="Title"/>
-    <w:basedOn w:val="Normal"/>
-    <w:next w:val="Normal"/>
-    <w:link w:val="TitleChar"/>
+    <w:basedOn w:val="Binhthng"/>
+    <w:next w:val="Binhthng"/>
+    <w:link w:val="TiuChar"/>
     <w:uiPriority w:val="10"/>
     <w:qFormat/>
     <w:rsid w:val="000C5E77"/>
@@ -7364,10 +11280,10 @@
       <w:szCs w:val="56"/>
     </w:rPr>
   </w:style>
-  <w:style w:type="character" w:customStyle="1" w:styleId="TitleChar">
-    <w:name w:val="Title Char"/>
-    <w:basedOn w:val="DefaultParagraphFont"/>
-    <w:link w:val="Title"/>
+  <w:style w:type="character" w:customStyle="1" w:styleId="TiuChar">
+    <w:name w:val="Tiêu đề Char"/>
+    <w:basedOn w:val="Phngmcinhcuaoanvn"/>
+    <w:link w:val="Tiu"/>
     <w:uiPriority w:val="10"/>
     <w:rsid w:val="000C5E77"/>
     <w:rPr>
@@ -7378,11 +11294,11 @@
       <w:szCs w:val="56"/>
     </w:rPr>
   </w:style>
-  <w:style w:type="paragraph" w:styleId="Subtitle">
+  <w:style w:type="paragraph" w:styleId="Tiuphu">
     <w:name w:val="Subtitle"/>
-    <w:basedOn w:val="Normal"/>
-    <w:next w:val="Normal"/>
-    <w:link w:val="SubtitleChar"/>
+    <w:basedOn w:val="Binhthng"/>
+    <w:next w:val="Binhthng"/>
+    <w:link w:val="TiuphuChar"/>
     <w:uiPriority w:val="11"/>
     <w:qFormat/>
     <w:rsid w:val="000C5E77"/>
@@ -7399,10 +11315,10 @@
       <w:szCs w:val="28"/>
     </w:rPr>
   </w:style>
-  <w:style w:type="character" w:customStyle="1" w:styleId="SubtitleChar">
-    <w:name w:val="Subtitle Char"/>
-    <w:basedOn w:val="DefaultParagraphFont"/>
-    <w:link w:val="Subtitle"/>
+  <w:style w:type="character" w:customStyle="1" w:styleId="TiuphuChar">
+    <w:name w:val="Tiêu đề phụ Char"/>
+    <w:basedOn w:val="Phngmcinhcuaoanvn"/>
+    <w:link w:val="Tiuphu"/>
     <w:uiPriority w:val="11"/>
     <w:rsid w:val="000C5E77"/>
     <w:rPr>
@@ -7413,11 +11329,11 @@
       <w:szCs w:val="28"/>
     </w:rPr>
   </w:style>
-  <w:style w:type="paragraph" w:styleId="Quote">
+  <w:style w:type="paragraph" w:styleId="Litrichdn">
     <w:name w:val="Quote"/>
-    <w:basedOn w:val="Normal"/>
-    <w:next w:val="Normal"/>
-    <w:link w:val="QuoteChar"/>
+    <w:basedOn w:val="Binhthng"/>
+    <w:next w:val="Binhthng"/>
+    <w:link w:val="LitrichdnChar"/>
     <w:uiPriority w:val="29"/>
     <w:qFormat/>
     <w:rsid w:val="000C5E77"/>
@@ -7431,10 +11347,10 @@
       <w:color w:val="404040" w:themeColor="text1" w:themeTint="BF"/>
     </w:rPr>
   </w:style>
-  <w:style w:type="character" w:customStyle="1" w:styleId="QuoteChar">
-    <w:name w:val="Quote Char"/>
-    <w:basedOn w:val="DefaultParagraphFont"/>
-    <w:link w:val="Quote"/>
+  <w:style w:type="character" w:customStyle="1" w:styleId="LitrichdnChar">
+    <w:name w:val="Lời trích dẫn Char"/>
+    <w:basedOn w:val="Phngmcinhcuaoanvn"/>
+    <w:link w:val="Litrichdn"/>
     <w:uiPriority w:val="29"/>
     <w:rsid w:val="000C5E77"/>
     <w:rPr>
@@ -7443,9 +11359,9 @@
       <w:color w:val="404040" w:themeColor="text1" w:themeTint="BF"/>
     </w:rPr>
   </w:style>
-  <w:style w:type="paragraph" w:styleId="ListParagraph">
+  <w:style w:type="paragraph" w:styleId="oancuaDanhsach">
     <w:name w:val="List Paragraph"/>
-    <w:basedOn w:val="Normal"/>
+    <w:basedOn w:val="Binhthng"/>
     <w:uiPriority w:val="34"/>
     <w:qFormat/>
     <w:rsid w:val="000C5E77"/>
@@ -7454,9 +11370,9 @@
       <w:contextualSpacing/>
     </w:pPr>
   </w:style>
-  <w:style w:type="character" w:styleId="IntenseEmphasis">
+  <w:style w:type="character" w:styleId="NhnmnhThm">
     <w:name w:val="Intense Emphasis"/>
-    <w:basedOn w:val="DefaultParagraphFont"/>
+    <w:basedOn w:val="Phngmcinhcuaoanvn"/>
     <w:uiPriority w:val="21"/>
     <w:qFormat/>
     <w:rsid w:val="000C5E77"/>
@@ -7466,11 +11382,11 @@
       <w:color w:val="0F4761" w:themeColor="accent1" w:themeShade="BF"/>
     </w:rPr>
   </w:style>
-  <w:style w:type="paragraph" w:styleId="IntenseQuote">
+  <w:style w:type="paragraph" w:styleId="Nhaykepm">
     <w:name w:val="Intense Quote"/>
-    <w:basedOn w:val="Normal"/>
-    <w:next w:val="Normal"/>
-    <w:link w:val="IntenseQuoteChar"/>
+    <w:basedOn w:val="Binhthng"/>
+    <w:next w:val="Binhthng"/>
+    <w:link w:val="NhaykepmChar"/>
     <w:uiPriority w:val="30"/>
     <w:qFormat/>
     <w:rsid w:val="000C5E77"/>
@@ -7489,10 +11405,10 @@
       <w:color w:val="0F4761" w:themeColor="accent1" w:themeShade="BF"/>
     </w:rPr>
   </w:style>
-  <w:style w:type="character" w:customStyle="1" w:styleId="IntenseQuoteChar">
-    <w:name w:val="Intense Quote Char"/>
-    <w:basedOn w:val="DefaultParagraphFont"/>
-    <w:link w:val="IntenseQuote"/>
+  <w:style w:type="character" w:customStyle="1" w:styleId="NhaykepmChar">
+    <w:name w:val="Nháy kép Đậm Char"/>
+    <w:basedOn w:val="Phngmcinhcuaoanvn"/>
+    <w:link w:val="Nhaykepm"/>
     <w:uiPriority w:val="30"/>
     <w:rsid w:val="000C5E77"/>
     <w:rPr>
@@ -7501,9 +11417,9 @@
       <w:color w:val="0F4761" w:themeColor="accent1" w:themeShade="BF"/>
     </w:rPr>
   </w:style>
-  <w:style w:type="character" w:styleId="IntenseReference">
+  <w:style w:type="character" w:styleId="ThamchiuNhnmnh">
     <w:name w:val="Intense Reference"/>
-    <w:basedOn w:val="DefaultParagraphFont"/>
+    <w:basedOn w:val="Phngmcinhcuaoanvn"/>
     <w:uiPriority w:val="32"/>
     <w:qFormat/>
     <w:rsid w:val="000C5E77"/>
